--- a/arb/docx/48.content.docx
+++ b/arb/docx/48.content.docx
@@ -147,13 +147,6 @@
         <w:rPr>
           <w:lang w:val="ar_AE" w:bidi="ar_AE"/>
         </w:rPr>
-      </w:r>
-      <w:r>
-        <w:rPr>
-          <w:i/>
-          <w:lang w:val="ar_AE" w:bidi="ar_AE"/>
-        </w:rPr>
-        <w:t>غلاطية 1:1, غلاطية 1: 4, غلاطية 1: 6, غلاطية 1: 7, غلاطية 1: 8–9, غلاطية 1: 10, غلاطية 1: 12, غلاطية ١: ١٣–١٤, غلاطية 1: 15, غلاطية 1: 16, غلاطية ١: ١٨–١٩, غلاطية 1: 22–23, غلاطية ٢: ١–٢, غلاطية ٢: ٣, غلاطية ٢: ٤, غلاطية 2: 6, غلاطية ٢: ٧–٨, غلاطية ٢: ٧–٨ (#٢), غلاطية 2: 9, غلاطية 2: 11–12, غلاطية 2: 14, غلاطية 2: 16, غلاطية 2: 16 (#2), غلاطية 2: 18, غلاطية 2: 20, غلاطية 2: 20 (#2), غلاطية 3: 6, غلاطية 3: 7, غلاطية ٣: ٨, غلاطية 3: 10, غلاطية 3: 11, غلاطية 3 : 13–14, غلاطية 3: 16, غلاطية 3: 17, غلاطية 3: 19, غلاطية 3: 22, غلاطية 3: 23–26, غلاطية 3: 27, غلاطية 3: 28, غلاطية 4: 1–2, غلاطية 4: 4–5, غلاطية 4: 5, غلاطية 4: 6, غلاطية 4: 8, غلاطية 4: 9, غلاطية 4: 9–11, غلاطية 4: 13, غلاطية 4: 14, غلاطية 4: 17, غلاطية ٤: ٢٠–٢١, غلاطية 4: 22, غلاطية 4: 26, غلاطية 4: 28, غلاطية 4: 29, غلاطية 4: 30, غلاطية 4: 31, غلاطية 5: 1, غلاطية 5: 2, غلاطية 5: 4, غلاطية 5: 6, غلاطية 5: 10, غلاطية 5: 11, غلاطية 5: 13, غلاطية 5: 13 (#2), غلاطية 5: 14, غلاطية 5: 16, غلاطية 5: 17, غلاطية 5: 20–21, غلاطية 5: 21, غلاطية 5: 22–23, غلاطية 5: 24, غلاطية 6: 1, غلاطية 6: 1 (#2), غلاطية 6: 2, غلاطية 6: 4, غلاطية 6:6, غلاطية 6: 7, غلاطية 6: 8, غلاطية 6: 8 (#2), غلاطية 6: 9, غلاطية 6: 10, غلاطية 6: 12, غلاطية 6: 14, غلاطية 6: 15, غلاطية 6: 16, غلاطية 6: 17</w:t>
       </w:r>
       <w:r>
         <w:rPr>

--- a/arb/docx/48.content.docx
+++ b/arb/docx/48.content.docx
@@ -132,21 +132,6 @@
           <w:lang w:val="ar_AE" w:bidi="ar_AE"/>
         </w:rPr>
         <w:t>GAL</w:t>
-      </w:r>
-      <w:r>
-        <w:rPr>
-          <w:lang w:val="ar_AE" w:bidi="ar_AE"/>
-        </w:rPr>
-      </w:r>
-    </w:p>
-    <w:p>
-      <w:pPr>
-        <w:bidi/>
-      </w:pPr>
-      <w:r>
-        <w:rPr>
-          <w:lang w:val="ar_AE" w:bidi="ar_AE"/>
-        </w:rPr>
       </w:r>
       <w:r>
         <w:rPr>

--- a/arb/docx/48.content.docx
+++ b/arb/docx/48.content.docx
@@ -22,7 +22,7 @@
         <w:rPr>
           <w:lang w:val="ar_AE" w:bidi="ar_AE"/>
         </w:rPr>
-        <w:t>Resource: أسئلة الترجمة (unfoldingWord)</w:t>
+        <w:t>Resource: unfoldingWord® Translation Questions</w:t>
       </w:r>
       <w:r>
         <w:rPr>
@@ -91,7 +91,7 @@
         <w:rPr>
           <w:lang w:val="ar_AE" w:bidi="ar_AE"/>
         </w:rPr>
-        <w:t>أسئلة الترجمة (unfoldingWord)</w:t>
+        <w:t>unfoldingWord® Translation Questions</w:t>
       </w:r>
     </w:p>
     <w:p>

--- a/arb/docx/48.content.docx
+++ b/arb/docx/48.content.docx
@@ -9,6 +9,8 @@
       </w:pPr>
       <w:r>
         <w:rPr>
+          <w:rtl/>
+          <w:cs/>
           <w:lang w:val="ar_AE" w:bidi="ar_AE"/>
         </w:rPr>
       </w:r>
@@ -20,64 +22,84 @@
       </w:pPr>
       <w:r>
         <w:rPr>
+          <w:rtl/>
+          <w:cs/>
           <w:lang w:val="ar_AE" w:bidi="ar_AE"/>
         </w:rPr>
         <w:t>Resource: unfoldingWord® Translation Questions</w:t>
       </w:r>
       <w:r>
         <w:rPr>
-          <w:lang w:val="ar_AE" w:bidi="ar_AE"/>
-        </w:rPr>
-      </w:r>
-    </w:p>
-    <w:p>
-      <w:pPr>
-        <w:bidi/>
-      </w:pPr>
-      <w:r>
-        <w:rPr>
+          <w:rtl/>
+          <w:cs/>
+          <w:lang w:val="ar_AE" w:bidi="ar_AE"/>
+        </w:rPr>
+      </w:r>
+    </w:p>
+    <w:p>
+      <w:pPr>
+        <w:bidi/>
+      </w:pPr>
+      <w:r>
+        <w:rPr>
+          <w:rtl/>
+          <w:cs/>
           <w:lang w:val="ar_AE" w:bidi="ar_AE"/>
         </w:rPr>
       </w:r>
       <w:r>
         <w:rPr>
           <w:b/>
+          <w:rtl/>
+          <w:cs/>
           <w:lang w:val="ar_AE" w:bidi="ar_AE"/>
         </w:rPr>
         <w:t>unfoldingWord® Translation Questions</w:t>
       </w:r>
       <w:r>
         <w:rPr>
+          <w:rtl/>
+          <w:cs/>
           <w:lang w:val="ar_AE" w:bidi="ar_AE"/>
         </w:rPr>
         <w:t xml:space="preserve"> © 2022 unfoldingWord. Released under CC BY-SA 4.0 license. </w:t>
       </w:r>
       <w:r>
         <w:rPr>
+          <w:rtl/>
+          <w:cs/>
           <w:lang w:val="ar_AE" w:bidi="ar_AE"/>
         </w:rPr>
         <w:t>unfoldingWord® Translation Questions</w:t>
       </w:r>
       <w:r>
         <w:rPr>
+          <w:rtl/>
+          <w:cs/>
           <w:lang w:val="ar_AE" w:bidi="ar_AE"/>
         </w:rPr>
         <w:t xml:space="preserve"> has been adapted in the following languages: Tok Pisin, Arabic (عربي), French (Français), Hindi (हिंदी), Indonesian (Bahasa Indonesia), Portuguese (Português), Russian (Русский), Spanish (Español), Swahili (Kiswahili), and Simplified Chinese (简体中文) from </w:t>
       </w:r>
       <w:r>
         <w:rPr>
+          <w:rtl/>
+          <w:cs/>
           <w:lang w:val="ar_AE" w:bidi="ar_AE"/>
         </w:rPr>
         <w:t>unfoldingWord® Translation Questions</w:t>
       </w:r>
       <w:r>
         <w:rPr>
+          <w:rtl/>
+          <w:cs/>
           <w:lang w:val="ar_AE" w:bidi="ar_AE"/>
         </w:rPr>
         <w:t xml:space="preserve"> © 2022 unfoldingWord. Released under CC BY-SA 4.0 license by Mission Mutual</w:t>
       </w:r>
       <w:r>
         <w:rPr>
+          <w:rtl/>
+          <w:cs/>
           <w:lang w:val="ar_AE" w:bidi="ar_AE"/>
         </w:rPr>
       </w:r>
@@ -89,6 +111,8 @@
       </w:pPr>
       <w:r>
         <w:rPr>
+          <w:rtl/>
+          <w:cs/>
           <w:lang w:val="ar_AE" w:bidi="ar_AE"/>
         </w:rPr>
         <w:t>unfoldingWord® Translation Questions</w:t>
@@ -118,6 +142,8 @@
       </w:pPr>
       <w:r>
         <w:rPr>
+          <w:rtl/>
+          <w:cs/>
           <w:lang w:val="ar_AE" w:bidi="ar_AE"/>
         </w:rPr>
       </w:r>
@@ -129,38 +155,50 @@
       </w:pPr>
       <w:r>
         <w:rPr>
+          <w:rtl/>
+          <w:cs/>
           <w:lang w:val="ar_AE" w:bidi="ar_AE"/>
         </w:rPr>
         <w:t>GAL</w:t>
       </w:r>
       <w:r>
         <w:rPr>
-          <w:lang w:val="ar_AE" w:bidi="ar_AE"/>
-        </w:rPr>
-      </w:r>
-    </w:p>
-    <w:p>
-      <w:pPr>
-        <w:bidi/>
-      </w:pPr>
-      <w:r>
-        <w:rPr>
-          <w:lang w:val="ar_AE" w:bidi="ar_AE"/>
-        </w:rPr>
-      </w:r>
-      <w:r>
-        <w:rPr>
+          <w:rtl/>
+          <w:cs/>
+          <w:lang w:val="ar_AE" w:bidi="ar_AE"/>
+        </w:rPr>
+      </w:r>
+    </w:p>
+    <w:p>
+      <w:pPr>
+        <w:bidi/>
+      </w:pPr>
+      <w:r>
+        <w:rPr>
+          <w:rtl/>
+          <w:cs/>
+          <w:lang w:val="ar_AE" w:bidi="ar_AE"/>
+        </w:rPr>
+      </w:r>
+      <w:r>
+        <w:rPr>
+          <w:rtl/>
+          <w:cs/>
           <w:lang w:val="ar_AE" w:bidi="ar_AE"/>
         </w:rPr>
         <w:t xml:space="preserve"> </w:t>
       </w:r>
       <w:r>
         <w:rPr>
-          <w:lang w:val="ar_AE" w:bidi="ar_AE"/>
-        </w:rPr>
-      </w:r>
-      <w:r>
-        <w:rPr>
+          <w:rtl/>
+          <w:cs/>
+          <w:lang w:val="ar_AE" w:bidi="ar_AE"/>
+        </w:rPr>
+      </w:r>
+      <w:r>
+        <w:rPr>
+          <w:rtl/>
+          <w:cs/>
           <w:lang w:val="ar_AE" w:bidi="ar_AE"/>
         </w:rPr>
       </w:r>
@@ -186,6 +224,8 @@
       </w:pPr>
       <w:r>
         <w:rPr>
+          <w:rtl/>
+          <w:cs/>
           <w:lang w:val="ar_AE" w:bidi="ar_AE"/>
         </w:rPr>
       </w:r>
@@ -197,28 +237,36 @@
       </w:pPr>
       <w:r>
         <w:rPr>
+          <w:rtl/>
+          <w:cs/>
           <w:lang w:val="ar_AE" w:bidi="ar_AE"/>
         </w:rPr>
         <w:t>غلاطية 1:1</w:t>
       </w:r>
       <w:r>
         <w:rPr>
-          <w:lang w:val="ar_AE" w:bidi="ar_AE"/>
-        </w:rPr>
-      </w:r>
-    </w:p>
-    <w:p>
-      <w:pPr>
-        <w:bidi/>
-      </w:pPr>
-      <w:r>
-        <w:rPr>
+          <w:rtl/>
+          <w:cs/>
+          <w:lang w:val="ar_AE" w:bidi="ar_AE"/>
+        </w:rPr>
+      </w:r>
+    </w:p>
+    <w:p>
+      <w:pPr>
+        <w:bidi/>
+      </w:pPr>
+      <w:r>
+        <w:rPr>
+          <w:rtl/>
+          <w:cs/>
           <w:lang w:val="ar_AE" w:bidi="ar_AE"/>
         </w:rPr>
       </w:r>
       <w:r>
         <w:rPr>
           <w:b/>
+          <w:rtl/>
+          <w:cs/>
           <w:lang w:val="ar_AE" w:bidi="ar_AE"/>
         </w:rPr>
         <w:t>كيف أصبح بولس رسولًا؟</w:t>
@@ -230,32 +278,42 @@
       </w:pPr>
       <w:r>
         <w:rPr>
-          <w:lang w:val="ar_AE" w:bidi="ar_AE"/>
-        </w:rPr>
-      </w:r>
-      <w:r>
-        <w:rPr>
+          <w:rtl/>
+          <w:cs/>
+          <w:lang w:val="ar_AE" w:bidi="ar_AE"/>
+        </w:rPr>
+      </w:r>
+      <w:r>
+        <w:rPr>
+          <w:rtl/>
+          <w:cs/>
           <w:lang w:val="ar_AE" w:bidi="ar_AE"/>
         </w:rPr>
         <w:t>أصبح بولسَ رسولًا بواسطة يَسوع ٱلْمَسِيحِ وٱللهِ ٱلْآبِ.</w:t>
       </w:r>
       <w:r>
         <w:rPr>
-          <w:lang w:val="ar_AE" w:bidi="ar_AE"/>
-        </w:rPr>
-      </w:r>
-      <w:r>
-        <w:rPr>
-          <w:lang w:val="ar_AE" w:bidi="ar_AE"/>
-        </w:rPr>
-      </w:r>
-    </w:p>
-    <w:p>
-      <w:pPr>
-        <w:bidi/>
-      </w:pPr>
-      <w:r>
-        <w:rPr>
+          <w:rtl/>
+          <w:cs/>
+          <w:lang w:val="ar_AE" w:bidi="ar_AE"/>
+        </w:rPr>
+      </w:r>
+      <w:r>
+        <w:rPr>
+          <w:rtl/>
+          <w:cs/>
+          <w:lang w:val="ar_AE" w:bidi="ar_AE"/>
+        </w:rPr>
+      </w:r>
+    </w:p>
+    <w:p>
+      <w:pPr>
+        <w:bidi/>
+      </w:pPr>
+      <w:r>
+        <w:rPr>
+          <w:rtl/>
+          <w:cs/>
           <w:lang w:val="ar_AE" w:bidi="ar_AE"/>
         </w:rPr>
       </w:r>
@@ -267,28 +325,36 @@
       </w:pPr>
       <w:r>
         <w:rPr>
+          <w:rtl/>
+          <w:cs/>
           <w:lang w:val="ar_AE" w:bidi="ar_AE"/>
         </w:rPr>
         <w:t>غلاطية 1: 4</w:t>
       </w:r>
       <w:r>
         <w:rPr>
-          <w:lang w:val="ar_AE" w:bidi="ar_AE"/>
-        </w:rPr>
-      </w:r>
-    </w:p>
-    <w:p>
-      <w:pPr>
-        <w:bidi/>
-      </w:pPr>
-      <w:r>
-        <w:rPr>
+          <w:rtl/>
+          <w:cs/>
+          <w:lang w:val="ar_AE" w:bidi="ar_AE"/>
+        </w:rPr>
+      </w:r>
+    </w:p>
+    <w:p>
+      <w:pPr>
+        <w:bidi/>
+      </w:pPr>
+      <w:r>
+        <w:rPr>
+          <w:rtl/>
+          <w:cs/>
           <w:lang w:val="ar_AE" w:bidi="ar_AE"/>
         </w:rPr>
       </w:r>
       <w:r>
         <w:rPr>
           <w:b/>
+          <w:rtl/>
+          <w:cs/>
           <w:lang w:val="ar_AE" w:bidi="ar_AE"/>
         </w:rPr>
         <w:t>ممَ أُنقذَ المؤمنين بيسوع المسيح؟</w:t>
@@ -300,32 +366,42 @@
       </w:pPr>
       <w:r>
         <w:rPr>
-          <w:lang w:val="ar_AE" w:bidi="ar_AE"/>
-        </w:rPr>
-      </w:r>
-      <w:r>
-        <w:rPr>
+          <w:rtl/>
+          <w:cs/>
+          <w:lang w:val="ar_AE" w:bidi="ar_AE"/>
+        </w:rPr>
+      </w:r>
+      <w:r>
+        <w:rPr>
+          <w:rtl/>
+          <w:cs/>
           <w:lang w:val="ar_AE" w:bidi="ar_AE"/>
         </w:rPr>
         <w:t>أُنقِذَ المؤمنين بيسوع المسيح من هذا العصر الشرير الحالي.</w:t>
       </w:r>
       <w:r>
         <w:rPr>
-          <w:lang w:val="ar_AE" w:bidi="ar_AE"/>
-        </w:rPr>
-      </w:r>
-      <w:r>
-        <w:rPr>
-          <w:lang w:val="ar_AE" w:bidi="ar_AE"/>
-        </w:rPr>
-      </w:r>
-    </w:p>
-    <w:p>
-      <w:pPr>
-        <w:bidi/>
-      </w:pPr>
-      <w:r>
-        <w:rPr>
+          <w:rtl/>
+          <w:cs/>
+          <w:lang w:val="ar_AE" w:bidi="ar_AE"/>
+        </w:rPr>
+      </w:r>
+      <w:r>
+        <w:rPr>
+          <w:rtl/>
+          <w:cs/>
+          <w:lang w:val="ar_AE" w:bidi="ar_AE"/>
+        </w:rPr>
+      </w:r>
+    </w:p>
+    <w:p>
+      <w:pPr>
+        <w:bidi/>
+      </w:pPr>
+      <w:r>
+        <w:rPr>
+          <w:rtl/>
+          <w:cs/>
           <w:lang w:val="ar_AE" w:bidi="ar_AE"/>
         </w:rPr>
       </w:r>
@@ -337,28 +413,36 @@
       </w:pPr>
       <w:r>
         <w:rPr>
+          <w:rtl/>
+          <w:cs/>
           <w:lang w:val="ar_AE" w:bidi="ar_AE"/>
         </w:rPr>
         <w:t>غلاطية 1: 6</w:t>
       </w:r>
       <w:r>
         <w:rPr>
-          <w:lang w:val="ar_AE" w:bidi="ar_AE"/>
-        </w:rPr>
-      </w:r>
-    </w:p>
-    <w:p>
-      <w:pPr>
-        <w:bidi/>
-      </w:pPr>
-      <w:r>
-        <w:rPr>
+          <w:rtl/>
+          <w:cs/>
+          <w:lang w:val="ar_AE" w:bidi="ar_AE"/>
+        </w:rPr>
+      </w:r>
+    </w:p>
+    <w:p>
+      <w:pPr>
+        <w:bidi/>
+      </w:pPr>
+      <w:r>
+        <w:rPr>
+          <w:rtl/>
+          <w:cs/>
           <w:lang w:val="ar_AE" w:bidi="ar_AE"/>
         </w:rPr>
       </w:r>
       <w:r>
         <w:rPr>
           <w:b/>
+          <w:rtl/>
+          <w:cs/>
           <w:lang w:val="ar_AE" w:bidi="ar_AE"/>
         </w:rPr>
         <w:t>ماذا يُدهش بولس من جهة كنيسة غَلَاطِيَّةَ؟</w:t>
@@ -370,32 +454,42 @@
       </w:pPr>
       <w:r>
         <w:rPr>
-          <w:lang w:val="ar_AE" w:bidi="ar_AE"/>
-        </w:rPr>
-      </w:r>
-      <w:r>
-        <w:rPr>
+          <w:rtl/>
+          <w:cs/>
+          <w:lang w:val="ar_AE" w:bidi="ar_AE"/>
+        </w:rPr>
+      </w:r>
+      <w:r>
+        <w:rPr>
+          <w:rtl/>
+          <w:cs/>
           <w:lang w:val="ar_AE" w:bidi="ar_AE"/>
         </w:rPr>
         <w:t>يندهش بولس من أنهم يتحوَّلون بسرعة إلى إنجيل مختلف.</w:t>
       </w:r>
       <w:r>
         <w:rPr>
-          <w:lang w:val="ar_AE" w:bidi="ar_AE"/>
-        </w:rPr>
-      </w:r>
-      <w:r>
-        <w:rPr>
-          <w:lang w:val="ar_AE" w:bidi="ar_AE"/>
-        </w:rPr>
-      </w:r>
-    </w:p>
-    <w:p>
-      <w:pPr>
-        <w:bidi/>
-      </w:pPr>
-      <w:r>
-        <w:rPr>
+          <w:rtl/>
+          <w:cs/>
+          <w:lang w:val="ar_AE" w:bidi="ar_AE"/>
+        </w:rPr>
+      </w:r>
+      <w:r>
+        <w:rPr>
+          <w:rtl/>
+          <w:cs/>
+          <w:lang w:val="ar_AE" w:bidi="ar_AE"/>
+        </w:rPr>
+      </w:r>
+    </w:p>
+    <w:p>
+      <w:pPr>
+        <w:bidi/>
+      </w:pPr>
+      <w:r>
+        <w:rPr>
+          <w:rtl/>
+          <w:cs/>
           <w:lang w:val="ar_AE" w:bidi="ar_AE"/>
         </w:rPr>
       </w:r>
@@ -407,28 +501,36 @@
       </w:pPr>
       <w:r>
         <w:rPr>
+          <w:rtl/>
+          <w:cs/>
           <w:lang w:val="ar_AE" w:bidi="ar_AE"/>
         </w:rPr>
         <w:t>غلاطية 1: 7</w:t>
       </w:r>
       <w:r>
         <w:rPr>
-          <w:lang w:val="ar_AE" w:bidi="ar_AE"/>
-        </w:rPr>
-      </w:r>
-    </w:p>
-    <w:p>
-      <w:pPr>
-        <w:bidi/>
-      </w:pPr>
-      <w:r>
-        <w:rPr>
+          <w:rtl/>
+          <w:cs/>
+          <w:lang w:val="ar_AE" w:bidi="ar_AE"/>
+        </w:rPr>
+      </w:r>
+    </w:p>
+    <w:p>
+      <w:pPr>
+        <w:bidi/>
+      </w:pPr>
+      <w:r>
+        <w:rPr>
+          <w:rtl/>
+          <w:cs/>
           <w:lang w:val="ar_AE" w:bidi="ar_AE"/>
         </w:rPr>
       </w:r>
       <w:r>
         <w:rPr>
           <w:b/>
+          <w:rtl/>
+          <w:cs/>
           <w:lang w:val="ar_AE" w:bidi="ar_AE"/>
         </w:rPr>
         <w:t>ما عدد الأناجيل الحقيقية الموجودة؟</w:t>
@@ -440,32 +542,42 @@
       </w:pPr>
       <w:r>
         <w:rPr>
-          <w:lang w:val="ar_AE" w:bidi="ar_AE"/>
-        </w:rPr>
-      </w:r>
-      <w:r>
-        <w:rPr>
+          <w:rtl/>
+          <w:cs/>
+          <w:lang w:val="ar_AE" w:bidi="ar_AE"/>
+        </w:rPr>
+      </w:r>
+      <w:r>
+        <w:rPr>
+          <w:rtl/>
+          <w:cs/>
           <w:lang w:val="ar_AE" w:bidi="ar_AE"/>
         </w:rPr>
         <w:t>ثمة إنجيل واحد حقيقي، إنجيل ٱلْمَسِيحِ.</w:t>
       </w:r>
       <w:r>
         <w:rPr>
-          <w:lang w:val="ar_AE" w:bidi="ar_AE"/>
-        </w:rPr>
-      </w:r>
-      <w:r>
-        <w:rPr>
-          <w:lang w:val="ar_AE" w:bidi="ar_AE"/>
-        </w:rPr>
-      </w:r>
-    </w:p>
-    <w:p>
-      <w:pPr>
-        <w:bidi/>
-      </w:pPr>
-      <w:r>
-        <w:rPr>
+          <w:rtl/>
+          <w:cs/>
+          <w:lang w:val="ar_AE" w:bidi="ar_AE"/>
+        </w:rPr>
+      </w:r>
+      <w:r>
+        <w:rPr>
+          <w:rtl/>
+          <w:cs/>
+          <w:lang w:val="ar_AE" w:bidi="ar_AE"/>
+        </w:rPr>
+      </w:r>
+    </w:p>
+    <w:p>
+      <w:pPr>
+        <w:bidi/>
+      </w:pPr>
+      <w:r>
+        <w:rPr>
+          <w:rtl/>
+          <w:cs/>
           <w:lang w:val="ar_AE" w:bidi="ar_AE"/>
         </w:rPr>
       </w:r>
@@ -477,28 +589,36 @@
       </w:pPr>
       <w:r>
         <w:rPr>
+          <w:rtl/>
+          <w:cs/>
           <w:lang w:val="ar_AE" w:bidi="ar_AE"/>
         </w:rPr>
         <w:t>غلاطية 1: 8–9</w:t>
       </w:r>
       <w:r>
         <w:rPr>
-          <w:lang w:val="ar_AE" w:bidi="ar_AE"/>
-        </w:rPr>
-      </w:r>
-    </w:p>
-    <w:p>
-      <w:pPr>
-        <w:bidi/>
-      </w:pPr>
-      <w:r>
-        <w:rPr>
+          <w:rtl/>
+          <w:cs/>
+          <w:lang w:val="ar_AE" w:bidi="ar_AE"/>
+        </w:rPr>
+      </w:r>
+    </w:p>
+    <w:p>
+      <w:pPr>
+        <w:bidi/>
+      </w:pPr>
+      <w:r>
+        <w:rPr>
+          <w:rtl/>
+          <w:cs/>
           <w:lang w:val="ar_AE" w:bidi="ar_AE"/>
         </w:rPr>
       </w:r>
       <w:r>
         <w:rPr>
           <w:b/>
+          <w:rtl/>
+          <w:cs/>
           <w:lang w:val="ar_AE" w:bidi="ar_AE"/>
         </w:rPr>
         <w:t>ماذا يقول بولسَ عمَّا يجب حدوثه لأي شخص يُعلن إنجيلًا مختلفًا عن إنجيل ٱلْمَسِيحِ؟</w:t>
@@ -510,32 +630,42 @@
       </w:pPr>
       <w:r>
         <w:rPr>
-          <w:lang w:val="ar_AE" w:bidi="ar_AE"/>
-        </w:rPr>
-      </w:r>
-      <w:r>
-        <w:rPr>
+          <w:rtl/>
+          <w:cs/>
+          <w:lang w:val="ar_AE" w:bidi="ar_AE"/>
+        </w:rPr>
+      </w:r>
+      <w:r>
+        <w:rPr>
+          <w:rtl/>
+          <w:cs/>
           <w:lang w:val="ar_AE" w:bidi="ar_AE"/>
         </w:rPr>
         <w:t>يقول بولس إن أي شخص يعلن إنجيلًا مختلفًا يجب أن يكون ملعونًا.</w:t>
       </w:r>
       <w:r>
         <w:rPr>
-          <w:lang w:val="ar_AE" w:bidi="ar_AE"/>
-        </w:rPr>
-      </w:r>
-      <w:r>
-        <w:rPr>
-          <w:lang w:val="ar_AE" w:bidi="ar_AE"/>
-        </w:rPr>
-      </w:r>
-    </w:p>
-    <w:p>
-      <w:pPr>
-        <w:bidi/>
-      </w:pPr>
-      <w:r>
-        <w:rPr>
+          <w:rtl/>
+          <w:cs/>
+          <w:lang w:val="ar_AE" w:bidi="ar_AE"/>
+        </w:rPr>
+      </w:r>
+      <w:r>
+        <w:rPr>
+          <w:rtl/>
+          <w:cs/>
+          <w:lang w:val="ar_AE" w:bidi="ar_AE"/>
+        </w:rPr>
+      </w:r>
+    </w:p>
+    <w:p>
+      <w:pPr>
+        <w:bidi/>
+      </w:pPr>
+      <w:r>
+        <w:rPr>
+          <w:rtl/>
+          <w:cs/>
           <w:lang w:val="ar_AE" w:bidi="ar_AE"/>
         </w:rPr>
       </w:r>
@@ -547,28 +677,36 @@
       </w:pPr>
       <w:r>
         <w:rPr>
+          <w:rtl/>
+          <w:cs/>
           <w:lang w:val="ar_AE" w:bidi="ar_AE"/>
         </w:rPr>
         <w:t>غلاطية 1: 10</w:t>
       </w:r>
       <w:r>
         <w:rPr>
-          <w:lang w:val="ar_AE" w:bidi="ar_AE"/>
-        </w:rPr>
-      </w:r>
-    </w:p>
-    <w:p>
-      <w:pPr>
-        <w:bidi/>
-      </w:pPr>
-      <w:r>
-        <w:rPr>
+          <w:rtl/>
+          <w:cs/>
+          <w:lang w:val="ar_AE" w:bidi="ar_AE"/>
+        </w:rPr>
+      </w:r>
+    </w:p>
+    <w:p>
+      <w:pPr>
+        <w:bidi/>
+      </w:pPr>
+      <w:r>
+        <w:rPr>
+          <w:rtl/>
+          <w:cs/>
           <w:lang w:val="ar_AE" w:bidi="ar_AE"/>
         </w:rPr>
       </w:r>
       <w:r>
         <w:rPr>
           <w:b/>
+          <w:rtl/>
+          <w:cs/>
           <w:lang w:val="ar_AE" w:bidi="ar_AE"/>
         </w:rPr>
         <w:t>يجب أنْ يسعى خدام ٱلْمَسِيحِ نحو إرضاء مَن أولًا؟</w:t>
@@ -580,32 +718,42 @@
       </w:pPr>
       <w:r>
         <w:rPr>
-          <w:lang w:val="ar_AE" w:bidi="ar_AE"/>
-        </w:rPr>
-      </w:r>
-      <w:r>
-        <w:rPr>
+          <w:rtl/>
+          <w:cs/>
+          <w:lang w:val="ar_AE" w:bidi="ar_AE"/>
+        </w:rPr>
+      </w:r>
+      <w:r>
+        <w:rPr>
+          <w:rtl/>
+          <w:cs/>
           <w:lang w:val="ar_AE" w:bidi="ar_AE"/>
         </w:rPr>
         <w:t>يجب على خدام ٱلْمَسِيحِ السعي نحو إرضاء ٱللهِ أولًا.</w:t>
       </w:r>
       <w:r>
         <w:rPr>
-          <w:lang w:val="ar_AE" w:bidi="ar_AE"/>
-        </w:rPr>
-      </w:r>
-      <w:r>
-        <w:rPr>
-          <w:lang w:val="ar_AE" w:bidi="ar_AE"/>
-        </w:rPr>
-      </w:r>
-    </w:p>
-    <w:p>
-      <w:pPr>
-        <w:bidi/>
-      </w:pPr>
-      <w:r>
-        <w:rPr>
+          <w:rtl/>
+          <w:cs/>
+          <w:lang w:val="ar_AE" w:bidi="ar_AE"/>
+        </w:rPr>
+      </w:r>
+      <w:r>
+        <w:rPr>
+          <w:rtl/>
+          <w:cs/>
+          <w:lang w:val="ar_AE" w:bidi="ar_AE"/>
+        </w:rPr>
+      </w:r>
+    </w:p>
+    <w:p>
+      <w:pPr>
+        <w:bidi/>
+      </w:pPr>
+      <w:r>
+        <w:rPr>
+          <w:rtl/>
+          <w:cs/>
           <w:lang w:val="ar_AE" w:bidi="ar_AE"/>
         </w:rPr>
       </w:r>
@@ -617,28 +765,36 @@
       </w:pPr>
       <w:r>
         <w:rPr>
+          <w:rtl/>
+          <w:cs/>
           <w:lang w:val="ar_AE" w:bidi="ar_AE"/>
         </w:rPr>
         <w:t>غلاطية 1: 12</w:t>
       </w:r>
       <w:r>
         <w:rPr>
-          <w:lang w:val="ar_AE" w:bidi="ar_AE"/>
-        </w:rPr>
-      </w:r>
-    </w:p>
-    <w:p>
-      <w:pPr>
-        <w:bidi/>
-      </w:pPr>
-      <w:r>
-        <w:rPr>
+          <w:rtl/>
+          <w:cs/>
+          <w:lang w:val="ar_AE" w:bidi="ar_AE"/>
+        </w:rPr>
+      </w:r>
+    </w:p>
+    <w:p>
+      <w:pPr>
+        <w:bidi/>
+      </w:pPr>
+      <w:r>
+        <w:rPr>
+          <w:rtl/>
+          <w:cs/>
           <w:lang w:val="ar_AE" w:bidi="ar_AE"/>
         </w:rPr>
       </w:r>
       <w:r>
         <w:rPr>
           <w:b/>
+          <w:rtl/>
+          <w:cs/>
           <w:lang w:val="ar_AE" w:bidi="ar_AE"/>
         </w:rPr>
         <w:t>كيف قبِلَ بولسَ معرفة إنجيل ٱلْمَسِيحِ؟</w:t>
@@ -650,32 +806,42 @@
       </w:pPr>
       <w:r>
         <w:rPr>
-          <w:lang w:val="ar_AE" w:bidi="ar_AE"/>
-        </w:rPr>
-      </w:r>
-      <w:r>
-        <w:rPr>
+          <w:rtl/>
+          <w:cs/>
+          <w:lang w:val="ar_AE" w:bidi="ar_AE"/>
+        </w:rPr>
+      </w:r>
+      <w:r>
+        <w:rPr>
+          <w:rtl/>
+          <w:cs/>
           <w:lang w:val="ar_AE" w:bidi="ar_AE"/>
         </w:rPr>
         <w:t>قبِلَ بولسَ إنجيل ٱلْمَسِيحِ بإعلان من يَسوع ٱلْمَسِيحِ إليه مباشرةً.</w:t>
       </w:r>
       <w:r>
         <w:rPr>
-          <w:lang w:val="ar_AE" w:bidi="ar_AE"/>
-        </w:rPr>
-      </w:r>
-      <w:r>
-        <w:rPr>
-          <w:lang w:val="ar_AE" w:bidi="ar_AE"/>
-        </w:rPr>
-      </w:r>
-    </w:p>
-    <w:p>
-      <w:pPr>
-        <w:bidi/>
-      </w:pPr>
-      <w:r>
-        <w:rPr>
+          <w:rtl/>
+          <w:cs/>
+          <w:lang w:val="ar_AE" w:bidi="ar_AE"/>
+        </w:rPr>
+      </w:r>
+      <w:r>
+        <w:rPr>
+          <w:rtl/>
+          <w:cs/>
+          <w:lang w:val="ar_AE" w:bidi="ar_AE"/>
+        </w:rPr>
+      </w:r>
+    </w:p>
+    <w:p>
+      <w:pPr>
+        <w:bidi/>
+      </w:pPr>
+      <w:r>
+        <w:rPr>
+          <w:rtl/>
+          <w:cs/>
           <w:lang w:val="ar_AE" w:bidi="ar_AE"/>
         </w:rPr>
       </w:r>
@@ -687,28 +853,36 @@
       </w:pPr>
       <w:r>
         <w:rPr>
+          <w:rtl/>
+          <w:cs/>
           <w:lang w:val="ar_AE" w:bidi="ar_AE"/>
         </w:rPr>
         <w:t>غلاطية ١: ١٣–١٤</w:t>
       </w:r>
       <w:r>
         <w:rPr>
-          <w:lang w:val="ar_AE" w:bidi="ar_AE"/>
-        </w:rPr>
-      </w:r>
-    </w:p>
-    <w:p>
-      <w:pPr>
-        <w:bidi/>
-      </w:pPr>
-      <w:r>
-        <w:rPr>
+          <w:rtl/>
+          <w:cs/>
+          <w:lang w:val="ar_AE" w:bidi="ar_AE"/>
+        </w:rPr>
+      </w:r>
+    </w:p>
+    <w:p>
+      <w:pPr>
+        <w:bidi/>
+      </w:pPr>
+      <w:r>
+        <w:rPr>
+          <w:rtl/>
+          <w:cs/>
           <w:lang w:val="ar_AE" w:bidi="ar_AE"/>
         </w:rPr>
       </w:r>
       <w:r>
         <w:rPr>
           <w:b/>
+          <w:rtl/>
+          <w:cs/>
           <w:lang w:val="ar_AE" w:bidi="ar_AE"/>
         </w:rPr>
         <w:t>ماذا كان بولس يفعل في حياته قبل أنْ يقبل إعلان إنجيل ٱلْمَسِيحِ؟</w:t>
@@ -720,32 +894,42 @@
       </w:pPr>
       <w:r>
         <w:rPr>
-          <w:lang w:val="ar_AE" w:bidi="ar_AE"/>
-        </w:rPr>
-      </w:r>
-      <w:r>
-        <w:rPr>
+          <w:rtl/>
+          <w:cs/>
+          <w:lang w:val="ar_AE" w:bidi="ar_AE"/>
+        </w:rPr>
+      </w:r>
+      <w:r>
+        <w:rPr>
+          <w:rtl/>
+          <w:cs/>
           <w:lang w:val="ar_AE" w:bidi="ar_AE"/>
         </w:rPr>
         <w:t>كان بولسَ يتبع اليهودية بغيرة شديدة، يضطهد كنيسة ٱللهِ ويُدمِّرها.</w:t>
       </w:r>
       <w:r>
         <w:rPr>
-          <w:lang w:val="ar_AE" w:bidi="ar_AE"/>
-        </w:rPr>
-      </w:r>
-      <w:r>
-        <w:rPr>
-          <w:lang w:val="ar_AE" w:bidi="ar_AE"/>
-        </w:rPr>
-      </w:r>
-    </w:p>
-    <w:p>
-      <w:pPr>
-        <w:bidi/>
-      </w:pPr>
-      <w:r>
-        <w:rPr>
+          <w:rtl/>
+          <w:cs/>
+          <w:lang w:val="ar_AE" w:bidi="ar_AE"/>
+        </w:rPr>
+      </w:r>
+      <w:r>
+        <w:rPr>
+          <w:rtl/>
+          <w:cs/>
+          <w:lang w:val="ar_AE" w:bidi="ar_AE"/>
+        </w:rPr>
+      </w:r>
+    </w:p>
+    <w:p>
+      <w:pPr>
+        <w:bidi/>
+      </w:pPr>
+      <w:r>
+        <w:rPr>
+          <w:rtl/>
+          <w:cs/>
           <w:lang w:val="ar_AE" w:bidi="ar_AE"/>
         </w:rPr>
       </w:r>
@@ -757,28 +941,36 @@
       </w:pPr>
       <w:r>
         <w:rPr>
+          <w:rtl/>
+          <w:cs/>
           <w:lang w:val="ar_AE" w:bidi="ar_AE"/>
         </w:rPr>
         <w:t>غلاطية 1: 15</w:t>
       </w:r>
       <w:r>
         <w:rPr>
-          <w:lang w:val="ar_AE" w:bidi="ar_AE"/>
-        </w:rPr>
-      </w:r>
-    </w:p>
-    <w:p>
-      <w:pPr>
-        <w:bidi/>
-      </w:pPr>
-      <w:r>
-        <w:rPr>
+          <w:rtl/>
+          <w:cs/>
+          <w:lang w:val="ar_AE" w:bidi="ar_AE"/>
+        </w:rPr>
+      </w:r>
+    </w:p>
+    <w:p>
+      <w:pPr>
+        <w:bidi/>
+      </w:pPr>
+      <w:r>
+        <w:rPr>
+          <w:rtl/>
+          <w:cs/>
           <w:lang w:val="ar_AE" w:bidi="ar_AE"/>
         </w:rPr>
       </w:r>
       <w:r>
         <w:rPr>
           <w:b/>
+          <w:rtl/>
+          <w:cs/>
           <w:lang w:val="ar_AE" w:bidi="ar_AE"/>
         </w:rPr>
         <w:t>متى اختار ٱلله بولس ليكون رسوله؟</w:t>
@@ -790,32 +982,42 @@
       </w:pPr>
       <w:r>
         <w:rPr>
-          <w:lang w:val="ar_AE" w:bidi="ar_AE"/>
-        </w:rPr>
-      </w:r>
-      <w:r>
-        <w:rPr>
+          <w:rtl/>
+          <w:cs/>
+          <w:lang w:val="ar_AE" w:bidi="ar_AE"/>
+        </w:rPr>
+      </w:r>
+      <w:r>
+        <w:rPr>
+          <w:rtl/>
+          <w:cs/>
           <w:lang w:val="ar_AE" w:bidi="ar_AE"/>
         </w:rPr>
         <w:t>كان الله مسرورًا باختيار بولس رسولًا له منذ أنْ كان في رحِم أمه.</w:t>
       </w:r>
       <w:r>
         <w:rPr>
-          <w:lang w:val="ar_AE" w:bidi="ar_AE"/>
-        </w:rPr>
-      </w:r>
-      <w:r>
-        <w:rPr>
-          <w:lang w:val="ar_AE" w:bidi="ar_AE"/>
-        </w:rPr>
-      </w:r>
-    </w:p>
-    <w:p>
-      <w:pPr>
-        <w:bidi/>
-      </w:pPr>
-      <w:r>
-        <w:rPr>
+          <w:rtl/>
+          <w:cs/>
+          <w:lang w:val="ar_AE" w:bidi="ar_AE"/>
+        </w:rPr>
+      </w:r>
+      <w:r>
+        <w:rPr>
+          <w:rtl/>
+          <w:cs/>
+          <w:lang w:val="ar_AE" w:bidi="ar_AE"/>
+        </w:rPr>
+      </w:r>
+    </w:p>
+    <w:p>
+      <w:pPr>
+        <w:bidi/>
+      </w:pPr>
+      <w:r>
+        <w:rPr>
+          <w:rtl/>
+          <w:cs/>
           <w:lang w:val="ar_AE" w:bidi="ar_AE"/>
         </w:rPr>
       </w:r>
@@ -827,28 +1029,36 @@
       </w:pPr>
       <w:r>
         <w:rPr>
+          <w:rtl/>
+          <w:cs/>
           <w:lang w:val="ar_AE" w:bidi="ar_AE"/>
         </w:rPr>
         <w:t>غلاطية 1: 16</w:t>
       </w:r>
       <w:r>
         <w:rPr>
-          <w:lang w:val="ar_AE" w:bidi="ar_AE"/>
-        </w:rPr>
-      </w:r>
-    </w:p>
-    <w:p>
-      <w:pPr>
-        <w:bidi/>
-      </w:pPr>
-      <w:r>
-        <w:rPr>
+          <w:rtl/>
+          <w:cs/>
+          <w:lang w:val="ar_AE" w:bidi="ar_AE"/>
+        </w:rPr>
+      </w:r>
+    </w:p>
+    <w:p>
+      <w:pPr>
+        <w:bidi/>
+      </w:pPr>
+      <w:r>
+        <w:rPr>
+          <w:rtl/>
+          <w:cs/>
           <w:lang w:val="ar_AE" w:bidi="ar_AE"/>
         </w:rPr>
       </w:r>
       <w:r>
         <w:rPr>
           <w:b/>
+          <w:rtl/>
+          <w:cs/>
           <w:lang w:val="ar_AE" w:bidi="ar_AE"/>
         </w:rPr>
         <w:t>لأي غرض اختار ٱلله بولسَ رسولًا له؟</w:t>
@@ -860,32 +1070,42 @@
       </w:pPr>
       <w:r>
         <w:rPr>
-          <w:lang w:val="ar_AE" w:bidi="ar_AE"/>
-        </w:rPr>
-      </w:r>
-      <w:r>
-        <w:rPr>
+          <w:rtl/>
+          <w:cs/>
+          <w:lang w:val="ar_AE" w:bidi="ar_AE"/>
+        </w:rPr>
+      </w:r>
+      <w:r>
+        <w:rPr>
+          <w:rtl/>
+          <w:cs/>
           <w:lang w:val="ar_AE" w:bidi="ar_AE"/>
         </w:rPr>
         <w:t>اختار الله بولسَ رسولًا له لكي يُعلن المسيح بين الأمم.</w:t>
       </w:r>
       <w:r>
         <w:rPr>
-          <w:lang w:val="ar_AE" w:bidi="ar_AE"/>
-        </w:rPr>
-      </w:r>
-      <w:r>
-        <w:rPr>
-          <w:lang w:val="ar_AE" w:bidi="ar_AE"/>
-        </w:rPr>
-      </w:r>
-    </w:p>
-    <w:p>
-      <w:pPr>
-        <w:bidi/>
-      </w:pPr>
-      <w:r>
-        <w:rPr>
+          <w:rtl/>
+          <w:cs/>
+          <w:lang w:val="ar_AE" w:bidi="ar_AE"/>
+        </w:rPr>
+      </w:r>
+      <w:r>
+        <w:rPr>
+          <w:rtl/>
+          <w:cs/>
+          <w:lang w:val="ar_AE" w:bidi="ar_AE"/>
+        </w:rPr>
+      </w:r>
+    </w:p>
+    <w:p>
+      <w:pPr>
+        <w:bidi/>
+      </w:pPr>
+      <w:r>
+        <w:rPr>
+          <w:rtl/>
+          <w:cs/>
           <w:lang w:val="ar_AE" w:bidi="ar_AE"/>
         </w:rPr>
       </w:r>
@@ -897,28 +1117,36 @@
       </w:pPr>
       <w:r>
         <w:rPr>
+          <w:rtl/>
+          <w:cs/>
           <w:lang w:val="ar_AE" w:bidi="ar_AE"/>
         </w:rPr>
         <w:t>غلاطية ١: ١٨–١٩</w:t>
       </w:r>
       <w:r>
         <w:rPr>
-          <w:lang w:val="ar_AE" w:bidi="ar_AE"/>
-        </w:rPr>
-      </w:r>
-    </w:p>
-    <w:p>
-      <w:pPr>
-        <w:bidi/>
-      </w:pPr>
-      <w:r>
-        <w:rPr>
+          <w:rtl/>
+          <w:cs/>
+          <w:lang w:val="ar_AE" w:bidi="ar_AE"/>
+        </w:rPr>
+      </w:r>
+    </w:p>
+    <w:p>
+      <w:pPr>
+        <w:bidi/>
+      </w:pPr>
+      <w:r>
+        <w:rPr>
+          <w:rtl/>
+          <w:cs/>
           <w:lang w:val="ar_AE" w:bidi="ar_AE"/>
         </w:rPr>
       </w:r>
       <w:r>
         <w:rPr>
           <w:b/>
+          <w:rtl/>
+          <w:cs/>
           <w:lang w:val="ar_AE" w:bidi="ar_AE"/>
         </w:rPr>
         <w:t>أين التقى بولس أخيرًا ببعض الرسل الآخرين؟</w:t>
@@ -930,32 +1158,42 @@
       </w:pPr>
       <w:r>
         <w:rPr>
-          <w:lang w:val="ar_AE" w:bidi="ar_AE"/>
-        </w:rPr>
-      </w:r>
-      <w:r>
-        <w:rPr>
+          <w:rtl/>
+          <w:cs/>
+          <w:lang w:val="ar_AE" w:bidi="ar_AE"/>
+        </w:rPr>
+      </w:r>
+      <w:r>
+        <w:rPr>
+          <w:rtl/>
+          <w:cs/>
           <w:lang w:val="ar_AE" w:bidi="ar_AE"/>
         </w:rPr>
         <w:t>أخيرًا، ذهب بولسَ إلى أورشَلِيمَ والتقى بالرسولَيْن صَفَا ويَعْقوبَ.</w:t>
       </w:r>
       <w:r>
         <w:rPr>
-          <w:lang w:val="ar_AE" w:bidi="ar_AE"/>
-        </w:rPr>
-      </w:r>
-      <w:r>
-        <w:rPr>
-          <w:lang w:val="ar_AE" w:bidi="ar_AE"/>
-        </w:rPr>
-      </w:r>
-    </w:p>
-    <w:p>
-      <w:pPr>
-        <w:bidi/>
-      </w:pPr>
-      <w:r>
-        <w:rPr>
+          <w:rtl/>
+          <w:cs/>
+          <w:lang w:val="ar_AE" w:bidi="ar_AE"/>
+        </w:rPr>
+      </w:r>
+      <w:r>
+        <w:rPr>
+          <w:rtl/>
+          <w:cs/>
+          <w:lang w:val="ar_AE" w:bidi="ar_AE"/>
+        </w:rPr>
+      </w:r>
+    </w:p>
+    <w:p>
+      <w:pPr>
+        <w:bidi/>
+      </w:pPr>
+      <w:r>
+        <w:rPr>
+          <w:rtl/>
+          <w:cs/>
           <w:lang w:val="ar_AE" w:bidi="ar_AE"/>
         </w:rPr>
       </w:r>
@@ -967,28 +1205,36 @@
       </w:pPr>
       <w:r>
         <w:rPr>
+          <w:rtl/>
+          <w:cs/>
           <w:lang w:val="ar_AE" w:bidi="ar_AE"/>
         </w:rPr>
         <w:t>غلاطية 1: 22–23</w:t>
       </w:r>
       <w:r>
         <w:rPr>
-          <w:lang w:val="ar_AE" w:bidi="ar_AE"/>
-        </w:rPr>
-      </w:r>
-    </w:p>
-    <w:p>
-      <w:pPr>
-        <w:bidi/>
-      </w:pPr>
-      <w:r>
-        <w:rPr>
+          <w:rtl/>
+          <w:cs/>
+          <w:lang w:val="ar_AE" w:bidi="ar_AE"/>
+        </w:rPr>
+      </w:r>
+    </w:p>
+    <w:p>
+      <w:pPr>
+        <w:bidi/>
+      </w:pPr>
+      <w:r>
+        <w:rPr>
+          <w:rtl/>
+          <w:cs/>
           <w:lang w:val="ar_AE" w:bidi="ar_AE"/>
         </w:rPr>
       </w:r>
       <w:r>
         <w:rPr>
           <w:b/>
+          <w:rtl/>
+          <w:cs/>
           <w:lang w:val="ar_AE" w:bidi="ar_AE"/>
         </w:rPr>
         <w:t>ماذا كانت تسمع الكنائس في اليهودية عن بولس؟</w:t>
@@ -1000,32 +1246,42 @@
       </w:pPr>
       <w:r>
         <w:rPr>
-          <w:lang w:val="ar_AE" w:bidi="ar_AE"/>
-        </w:rPr>
-      </w:r>
-      <w:r>
-        <w:rPr>
+          <w:rtl/>
+          <w:cs/>
+          <w:lang w:val="ar_AE" w:bidi="ar_AE"/>
+        </w:rPr>
+      </w:r>
+      <w:r>
+        <w:rPr>
+          <w:rtl/>
+          <w:cs/>
           <w:lang w:val="ar_AE" w:bidi="ar_AE"/>
         </w:rPr>
         <w:t>كانت الكنائس في اليهودية تسمع أنَّ بولسَ، الذي كان يضطهد الكنيسة سابقًا، يُعلن الآن الإيمان.</w:t>
       </w:r>
       <w:r>
         <w:rPr>
-          <w:lang w:val="ar_AE" w:bidi="ar_AE"/>
-        </w:rPr>
-      </w:r>
-      <w:r>
-        <w:rPr>
-          <w:lang w:val="ar_AE" w:bidi="ar_AE"/>
-        </w:rPr>
-      </w:r>
-    </w:p>
-    <w:p>
-      <w:pPr>
-        <w:bidi/>
-      </w:pPr>
-      <w:r>
-        <w:rPr>
+          <w:rtl/>
+          <w:cs/>
+          <w:lang w:val="ar_AE" w:bidi="ar_AE"/>
+        </w:rPr>
+      </w:r>
+      <w:r>
+        <w:rPr>
+          <w:rtl/>
+          <w:cs/>
+          <w:lang w:val="ar_AE" w:bidi="ar_AE"/>
+        </w:rPr>
+      </w:r>
+    </w:p>
+    <w:p>
+      <w:pPr>
+        <w:bidi/>
+      </w:pPr>
+      <w:r>
+        <w:rPr>
+          <w:rtl/>
+          <w:cs/>
           <w:lang w:val="ar_AE" w:bidi="ar_AE"/>
         </w:rPr>
       </w:r>
@@ -1037,28 +1293,36 @@
       </w:pPr>
       <w:r>
         <w:rPr>
+          <w:rtl/>
+          <w:cs/>
           <w:lang w:val="ar_AE" w:bidi="ar_AE"/>
         </w:rPr>
         <w:t>غلاطية ٢: ١–٢</w:t>
       </w:r>
       <w:r>
         <w:rPr>
-          <w:lang w:val="ar_AE" w:bidi="ar_AE"/>
-        </w:rPr>
-      </w:r>
-    </w:p>
-    <w:p>
-      <w:pPr>
-        <w:bidi/>
-      </w:pPr>
-      <w:r>
-        <w:rPr>
+          <w:rtl/>
+          <w:cs/>
+          <w:lang w:val="ar_AE" w:bidi="ar_AE"/>
+        </w:rPr>
+      </w:r>
+    </w:p>
+    <w:p>
+      <w:pPr>
+        <w:bidi/>
+      </w:pPr>
+      <w:r>
+        <w:rPr>
+          <w:rtl/>
+          <w:cs/>
           <w:lang w:val="ar_AE" w:bidi="ar_AE"/>
         </w:rPr>
       </w:r>
       <w:r>
         <w:rPr>
           <w:b/>
+          <w:rtl/>
+          <w:cs/>
           <w:lang w:val="ar_AE" w:bidi="ar_AE"/>
         </w:rPr>
         <w:t>ماذا فعل بولس عندما صعد إلى أورشليم بعد 14 عامًا؟</w:t>
@@ -1070,32 +1334,42 @@
       </w:pPr>
       <w:r>
         <w:rPr>
-          <w:lang w:val="ar_AE" w:bidi="ar_AE"/>
-        </w:rPr>
-      </w:r>
-      <w:r>
-        <w:rPr>
+          <w:rtl/>
+          <w:cs/>
+          <w:lang w:val="ar_AE" w:bidi="ar_AE"/>
+        </w:rPr>
+      </w:r>
+      <w:r>
+        <w:rPr>
+          <w:rtl/>
+          <w:cs/>
           <w:lang w:val="ar_AE" w:bidi="ar_AE"/>
         </w:rPr>
         <w:t>تحدَّث بولس إلى قادة الكنيسة على انفراد، موضحًا لهم الإنجيل الذي كان يُعلنه.</w:t>
       </w:r>
       <w:r>
         <w:rPr>
-          <w:lang w:val="ar_AE" w:bidi="ar_AE"/>
-        </w:rPr>
-      </w:r>
-      <w:r>
-        <w:rPr>
-          <w:lang w:val="ar_AE" w:bidi="ar_AE"/>
-        </w:rPr>
-      </w:r>
-    </w:p>
-    <w:p>
-      <w:pPr>
-        <w:bidi/>
-      </w:pPr>
-      <w:r>
-        <w:rPr>
+          <w:rtl/>
+          <w:cs/>
+          <w:lang w:val="ar_AE" w:bidi="ar_AE"/>
+        </w:rPr>
+      </w:r>
+      <w:r>
+        <w:rPr>
+          <w:rtl/>
+          <w:cs/>
+          <w:lang w:val="ar_AE" w:bidi="ar_AE"/>
+        </w:rPr>
+      </w:r>
+    </w:p>
+    <w:p>
+      <w:pPr>
+        <w:bidi/>
+      </w:pPr>
+      <w:r>
+        <w:rPr>
+          <w:rtl/>
+          <w:cs/>
           <w:lang w:val="ar_AE" w:bidi="ar_AE"/>
         </w:rPr>
       </w:r>
@@ -1107,28 +1381,36 @@
       </w:pPr>
       <w:r>
         <w:rPr>
+          <w:rtl/>
+          <w:cs/>
           <w:lang w:val="ar_AE" w:bidi="ar_AE"/>
         </w:rPr>
         <w:t>غلاطية ٢: ٣</w:t>
       </w:r>
       <w:r>
         <w:rPr>
-          <w:lang w:val="ar_AE" w:bidi="ar_AE"/>
-        </w:rPr>
-      </w:r>
-    </w:p>
-    <w:p>
-      <w:pPr>
-        <w:bidi/>
-      </w:pPr>
-      <w:r>
-        <w:rPr>
+          <w:rtl/>
+          <w:cs/>
+          <w:lang w:val="ar_AE" w:bidi="ar_AE"/>
+        </w:rPr>
+      </w:r>
+    </w:p>
+    <w:p>
+      <w:pPr>
+        <w:bidi/>
+      </w:pPr>
+      <w:r>
+        <w:rPr>
+          <w:rtl/>
+          <w:cs/>
           <w:lang w:val="ar_AE" w:bidi="ar_AE"/>
         </w:rPr>
       </w:r>
       <w:r>
         <w:rPr>
           <w:b/>
+          <w:rtl/>
+          <w:cs/>
           <w:lang w:val="ar_AE" w:bidi="ar_AE"/>
         </w:rPr>
         <w:t>ما الذي لم يُطلَب من تِيطس، وهو أممي، أن يفعله؟</w:t>
@@ -1140,32 +1422,42 @@
       </w:pPr>
       <w:r>
         <w:rPr>
-          <w:lang w:val="ar_AE" w:bidi="ar_AE"/>
-        </w:rPr>
-      </w:r>
-      <w:r>
-        <w:rPr>
+          <w:rtl/>
+          <w:cs/>
+          <w:lang w:val="ar_AE" w:bidi="ar_AE"/>
+        </w:rPr>
+      </w:r>
+      <w:r>
+        <w:rPr>
+          <w:rtl/>
+          <w:cs/>
           <w:lang w:val="ar_AE" w:bidi="ar_AE"/>
         </w:rPr>
         <w:t>لم يكن مطلوبًا من تِيطس أنْ يَختَتِن.</w:t>
       </w:r>
       <w:r>
         <w:rPr>
-          <w:lang w:val="ar_AE" w:bidi="ar_AE"/>
-        </w:rPr>
-      </w:r>
-      <w:r>
-        <w:rPr>
-          <w:lang w:val="ar_AE" w:bidi="ar_AE"/>
-        </w:rPr>
-      </w:r>
-    </w:p>
-    <w:p>
-      <w:pPr>
-        <w:bidi/>
-      </w:pPr>
-      <w:r>
-        <w:rPr>
+          <w:rtl/>
+          <w:cs/>
+          <w:lang w:val="ar_AE" w:bidi="ar_AE"/>
+        </w:rPr>
+      </w:r>
+      <w:r>
+        <w:rPr>
+          <w:rtl/>
+          <w:cs/>
+          <w:lang w:val="ar_AE" w:bidi="ar_AE"/>
+        </w:rPr>
+      </w:r>
+    </w:p>
+    <w:p>
+      <w:pPr>
+        <w:bidi/>
+      </w:pPr>
+      <w:r>
+        <w:rPr>
+          <w:rtl/>
+          <w:cs/>
           <w:lang w:val="ar_AE" w:bidi="ar_AE"/>
         </w:rPr>
       </w:r>
@@ -1177,28 +1469,36 @@
       </w:pPr>
       <w:r>
         <w:rPr>
+          <w:rtl/>
+          <w:cs/>
           <w:lang w:val="ar_AE" w:bidi="ar_AE"/>
         </w:rPr>
         <w:t>غلاطية ٢: ٤</w:t>
       </w:r>
       <w:r>
         <w:rPr>
-          <w:lang w:val="ar_AE" w:bidi="ar_AE"/>
-        </w:rPr>
-      </w:r>
-    </w:p>
-    <w:p>
-      <w:pPr>
-        <w:bidi/>
-      </w:pPr>
-      <w:r>
-        <w:rPr>
+          <w:rtl/>
+          <w:cs/>
+          <w:lang w:val="ar_AE" w:bidi="ar_AE"/>
+        </w:rPr>
+      </w:r>
+    </w:p>
+    <w:p>
+      <w:pPr>
+        <w:bidi/>
+      </w:pPr>
+      <w:r>
+        <w:rPr>
+          <w:rtl/>
+          <w:cs/>
           <w:lang w:val="ar_AE" w:bidi="ar_AE"/>
         </w:rPr>
       </w:r>
       <w:r>
         <w:rPr>
           <w:b/>
+          <w:rtl/>
+          <w:cs/>
           <w:lang w:val="ar_AE" w:bidi="ar_AE"/>
         </w:rPr>
         <w:t>ماذا أراد الإخوة الكذبة أن يفعلوا؟</w:t>
@@ -1210,32 +1510,42 @@
       </w:pPr>
       <w:r>
         <w:rPr>
-          <w:lang w:val="ar_AE" w:bidi="ar_AE"/>
-        </w:rPr>
-      </w:r>
-      <w:r>
-        <w:rPr>
+          <w:rtl/>
+          <w:cs/>
+          <w:lang w:val="ar_AE" w:bidi="ar_AE"/>
+        </w:rPr>
+      </w:r>
+      <w:r>
+        <w:rPr>
+          <w:rtl/>
+          <w:cs/>
           <w:lang w:val="ar_AE" w:bidi="ar_AE"/>
         </w:rPr>
         <w:t>رغب الإخوة الكذبة في جعْل بولسَ ورفاقه عبيدًا للناموس.</w:t>
       </w:r>
       <w:r>
         <w:rPr>
-          <w:lang w:val="ar_AE" w:bidi="ar_AE"/>
-        </w:rPr>
-      </w:r>
-      <w:r>
-        <w:rPr>
-          <w:lang w:val="ar_AE" w:bidi="ar_AE"/>
-        </w:rPr>
-      </w:r>
-    </w:p>
-    <w:p>
-      <w:pPr>
-        <w:bidi/>
-      </w:pPr>
-      <w:r>
-        <w:rPr>
+          <w:rtl/>
+          <w:cs/>
+          <w:lang w:val="ar_AE" w:bidi="ar_AE"/>
+        </w:rPr>
+      </w:r>
+      <w:r>
+        <w:rPr>
+          <w:rtl/>
+          <w:cs/>
+          <w:lang w:val="ar_AE" w:bidi="ar_AE"/>
+        </w:rPr>
+      </w:r>
+    </w:p>
+    <w:p>
+      <w:pPr>
+        <w:bidi/>
+      </w:pPr>
+      <w:r>
+        <w:rPr>
+          <w:rtl/>
+          <w:cs/>
           <w:lang w:val="ar_AE" w:bidi="ar_AE"/>
         </w:rPr>
       </w:r>
@@ -1247,28 +1557,36 @@
       </w:pPr>
       <w:r>
         <w:rPr>
+          <w:rtl/>
+          <w:cs/>
           <w:lang w:val="ar_AE" w:bidi="ar_AE"/>
         </w:rPr>
         <w:t>غلاطية 2: 6</w:t>
       </w:r>
       <w:r>
         <w:rPr>
-          <w:lang w:val="ar_AE" w:bidi="ar_AE"/>
-        </w:rPr>
-      </w:r>
-    </w:p>
-    <w:p>
-      <w:pPr>
-        <w:bidi/>
-      </w:pPr>
-      <w:r>
-        <w:rPr>
+          <w:rtl/>
+          <w:cs/>
+          <w:lang w:val="ar_AE" w:bidi="ar_AE"/>
+        </w:rPr>
+      </w:r>
+    </w:p>
+    <w:p>
+      <w:pPr>
+        <w:bidi/>
+      </w:pPr>
+      <w:r>
+        <w:rPr>
+          <w:rtl/>
+          <w:cs/>
           <w:lang w:val="ar_AE" w:bidi="ar_AE"/>
         </w:rPr>
       </w:r>
       <w:r>
         <w:rPr>
           <w:b/>
+          <w:rtl/>
+          <w:cs/>
           <w:lang w:val="ar_AE" w:bidi="ar_AE"/>
         </w:rPr>
         <w:t>هل غيَّر قادة الكنيسة في أورشَلِيمَ رسالة بولسَ؟</w:t>
@@ -1280,32 +1598,42 @@
       </w:pPr>
       <w:r>
         <w:rPr>
-          <w:lang w:val="ar_AE" w:bidi="ar_AE"/>
-        </w:rPr>
-      </w:r>
-      <w:r>
-        <w:rPr>
+          <w:rtl/>
+          <w:cs/>
+          <w:lang w:val="ar_AE" w:bidi="ar_AE"/>
+        </w:rPr>
+      </w:r>
+      <w:r>
+        <w:rPr>
+          <w:rtl/>
+          <w:cs/>
           <w:lang w:val="ar_AE" w:bidi="ar_AE"/>
         </w:rPr>
         <w:t>لا، لم يضيفوا شيئًا إلى رسالة بولس.</w:t>
       </w:r>
       <w:r>
         <w:rPr>
-          <w:lang w:val="ar_AE" w:bidi="ar_AE"/>
-        </w:rPr>
-      </w:r>
-      <w:r>
-        <w:rPr>
-          <w:lang w:val="ar_AE" w:bidi="ar_AE"/>
-        </w:rPr>
-      </w:r>
-    </w:p>
-    <w:p>
-      <w:pPr>
-        <w:bidi/>
-      </w:pPr>
-      <w:r>
-        <w:rPr>
+          <w:rtl/>
+          <w:cs/>
+          <w:lang w:val="ar_AE" w:bidi="ar_AE"/>
+        </w:rPr>
+      </w:r>
+      <w:r>
+        <w:rPr>
+          <w:rtl/>
+          <w:cs/>
+          <w:lang w:val="ar_AE" w:bidi="ar_AE"/>
+        </w:rPr>
+      </w:r>
+    </w:p>
+    <w:p>
+      <w:pPr>
+        <w:bidi/>
+      </w:pPr>
+      <w:r>
+        <w:rPr>
+          <w:rtl/>
+          <w:cs/>
           <w:lang w:val="ar_AE" w:bidi="ar_AE"/>
         </w:rPr>
       </w:r>
@@ -1317,28 +1645,36 @@
       </w:pPr>
       <w:r>
         <w:rPr>
+          <w:rtl/>
+          <w:cs/>
           <w:lang w:val="ar_AE" w:bidi="ar_AE"/>
         </w:rPr>
         <w:t>غلاطية ٢: ٧–٨</w:t>
       </w:r>
       <w:r>
         <w:rPr>
-          <w:lang w:val="ar_AE" w:bidi="ar_AE"/>
-        </w:rPr>
-      </w:r>
-    </w:p>
-    <w:p>
-      <w:pPr>
-        <w:bidi/>
-      </w:pPr>
-      <w:r>
-        <w:rPr>
+          <w:rtl/>
+          <w:cs/>
+          <w:lang w:val="ar_AE" w:bidi="ar_AE"/>
+        </w:rPr>
+      </w:r>
+    </w:p>
+    <w:p>
+      <w:pPr>
+        <w:bidi/>
+      </w:pPr>
+      <w:r>
+        <w:rPr>
+          <w:rtl/>
+          <w:cs/>
           <w:lang w:val="ar_AE" w:bidi="ar_AE"/>
         </w:rPr>
       </w:r>
       <w:r>
         <w:rPr>
           <w:b/>
+          <w:rtl/>
+          <w:cs/>
           <w:lang w:val="ar_AE" w:bidi="ar_AE"/>
         </w:rPr>
         <w:t>إلى من أُرسل بولس بشكل رئيسي لإعلان الإنجيل؟</w:t>
@@ -1350,32 +1686,42 @@
       </w:pPr>
       <w:r>
         <w:rPr>
-          <w:lang w:val="ar_AE" w:bidi="ar_AE"/>
-        </w:rPr>
-      </w:r>
-      <w:r>
-        <w:rPr>
+          <w:rtl/>
+          <w:cs/>
+          <w:lang w:val="ar_AE" w:bidi="ar_AE"/>
+        </w:rPr>
+      </w:r>
+      <w:r>
+        <w:rPr>
+          <w:rtl/>
+          <w:cs/>
           <w:lang w:val="ar_AE" w:bidi="ar_AE"/>
         </w:rPr>
         <w:t>أُرسِلَ بولس أساسًا إلى غير المختونين، الأمم، لإعلان الإنجيل.</w:t>
       </w:r>
       <w:r>
         <w:rPr>
-          <w:lang w:val="ar_AE" w:bidi="ar_AE"/>
-        </w:rPr>
-      </w:r>
-      <w:r>
-        <w:rPr>
-          <w:lang w:val="ar_AE" w:bidi="ar_AE"/>
-        </w:rPr>
-      </w:r>
-    </w:p>
-    <w:p>
-      <w:pPr>
-        <w:bidi/>
-      </w:pPr>
-      <w:r>
-        <w:rPr>
+          <w:rtl/>
+          <w:cs/>
+          <w:lang w:val="ar_AE" w:bidi="ar_AE"/>
+        </w:rPr>
+      </w:r>
+      <w:r>
+        <w:rPr>
+          <w:rtl/>
+          <w:cs/>
+          <w:lang w:val="ar_AE" w:bidi="ar_AE"/>
+        </w:rPr>
+      </w:r>
+    </w:p>
+    <w:p>
+      <w:pPr>
+        <w:bidi/>
+      </w:pPr>
+      <w:r>
+        <w:rPr>
+          <w:rtl/>
+          <w:cs/>
           <w:lang w:val="ar_AE" w:bidi="ar_AE"/>
         </w:rPr>
       </w:r>
@@ -1387,28 +1733,36 @@
       </w:pPr>
       <w:r>
         <w:rPr>
+          <w:rtl/>
+          <w:cs/>
           <w:lang w:val="ar_AE" w:bidi="ar_AE"/>
         </w:rPr>
         <w:t>غلاطية ٢: ٧–٨ (#٢)</w:t>
       </w:r>
       <w:r>
         <w:rPr>
-          <w:lang w:val="ar_AE" w:bidi="ar_AE"/>
-        </w:rPr>
-      </w:r>
-    </w:p>
-    <w:p>
-      <w:pPr>
-        <w:bidi/>
-      </w:pPr>
-      <w:r>
-        <w:rPr>
+          <w:rtl/>
+          <w:cs/>
+          <w:lang w:val="ar_AE" w:bidi="ar_AE"/>
+        </w:rPr>
+      </w:r>
+    </w:p>
+    <w:p>
+      <w:pPr>
+        <w:bidi/>
+      </w:pPr>
+      <w:r>
+        <w:rPr>
+          <w:rtl/>
+          <w:cs/>
           <w:lang w:val="ar_AE" w:bidi="ar_AE"/>
         </w:rPr>
       </w:r>
       <w:r>
         <w:rPr>
           <w:b/>
+          <w:rtl/>
+          <w:cs/>
           <w:lang w:val="ar_AE" w:bidi="ar_AE"/>
         </w:rPr>
         <w:t>إلى مَن أُرسل بطْرس بشكل رئيسي لإعلان الإنجيل؟</w:t>
@@ -1420,32 +1774,42 @@
       </w:pPr>
       <w:r>
         <w:rPr>
-          <w:lang w:val="ar_AE" w:bidi="ar_AE"/>
-        </w:rPr>
-      </w:r>
-      <w:r>
-        <w:rPr>
+          <w:rtl/>
+          <w:cs/>
+          <w:lang w:val="ar_AE" w:bidi="ar_AE"/>
+        </w:rPr>
+      </w:r>
+      <w:r>
+        <w:rPr>
+          <w:rtl/>
+          <w:cs/>
           <w:lang w:val="ar_AE" w:bidi="ar_AE"/>
         </w:rPr>
         <w:t>كان بطرس مُرسلًا بشكل رئيسي إلى المختونين، اليهود، ليعلن الإنجيل.</w:t>
       </w:r>
       <w:r>
         <w:rPr>
-          <w:lang w:val="ar_AE" w:bidi="ar_AE"/>
-        </w:rPr>
-      </w:r>
-      <w:r>
-        <w:rPr>
-          <w:lang w:val="ar_AE" w:bidi="ar_AE"/>
-        </w:rPr>
-      </w:r>
-    </w:p>
-    <w:p>
-      <w:pPr>
-        <w:bidi/>
-      </w:pPr>
-      <w:r>
-        <w:rPr>
+          <w:rtl/>
+          <w:cs/>
+          <w:lang w:val="ar_AE" w:bidi="ar_AE"/>
+        </w:rPr>
+      </w:r>
+      <w:r>
+        <w:rPr>
+          <w:rtl/>
+          <w:cs/>
+          <w:lang w:val="ar_AE" w:bidi="ar_AE"/>
+        </w:rPr>
+      </w:r>
+    </w:p>
+    <w:p>
+      <w:pPr>
+        <w:bidi/>
+      </w:pPr>
+      <w:r>
+        <w:rPr>
+          <w:rtl/>
+          <w:cs/>
           <w:lang w:val="ar_AE" w:bidi="ar_AE"/>
         </w:rPr>
       </w:r>
@@ -1457,28 +1821,36 @@
       </w:pPr>
       <w:r>
         <w:rPr>
+          <w:rtl/>
+          <w:cs/>
           <w:lang w:val="ar_AE" w:bidi="ar_AE"/>
         </w:rPr>
         <w:t>غلاطية 2: 9</w:t>
       </w:r>
       <w:r>
         <w:rPr>
-          <w:lang w:val="ar_AE" w:bidi="ar_AE"/>
-        </w:rPr>
-      </w:r>
-    </w:p>
-    <w:p>
-      <w:pPr>
-        <w:bidi/>
-      </w:pPr>
-      <w:r>
-        <w:rPr>
+          <w:rtl/>
+          <w:cs/>
+          <w:lang w:val="ar_AE" w:bidi="ar_AE"/>
+        </w:rPr>
+      </w:r>
+    </w:p>
+    <w:p>
+      <w:pPr>
+        <w:bidi/>
+      </w:pPr>
+      <w:r>
+        <w:rPr>
+          <w:rtl/>
+          <w:cs/>
           <w:lang w:val="ar_AE" w:bidi="ar_AE"/>
         </w:rPr>
       </w:r>
       <w:r>
         <w:rPr>
           <w:b/>
+          <w:rtl/>
+          <w:cs/>
           <w:lang w:val="ar_AE" w:bidi="ar_AE"/>
         </w:rPr>
         <w:t>كيف أظهر القادة في أورشليم موافقتهم على خدمة بولس؟</w:t>
@@ -1490,32 +1862,42 @@
       </w:pPr>
       <w:r>
         <w:rPr>
-          <w:lang w:val="ar_AE" w:bidi="ar_AE"/>
-        </w:rPr>
-      </w:r>
-      <w:r>
-        <w:rPr>
+          <w:rtl/>
+          <w:cs/>
+          <w:lang w:val="ar_AE" w:bidi="ar_AE"/>
+        </w:rPr>
+      </w:r>
+      <w:r>
+        <w:rPr>
+          <w:rtl/>
+          <w:cs/>
           <w:lang w:val="ar_AE" w:bidi="ar_AE"/>
         </w:rPr>
         <w:t>أعطى القادة في أورشَلِيمَ بولسَ وبرنابا يمين الشرِكة لإظهار موافقتهم.</w:t>
       </w:r>
       <w:r>
         <w:rPr>
-          <w:lang w:val="ar_AE" w:bidi="ar_AE"/>
-        </w:rPr>
-      </w:r>
-      <w:r>
-        <w:rPr>
-          <w:lang w:val="ar_AE" w:bidi="ar_AE"/>
-        </w:rPr>
-      </w:r>
-    </w:p>
-    <w:p>
-      <w:pPr>
-        <w:bidi/>
-      </w:pPr>
-      <w:r>
-        <w:rPr>
+          <w:rtl/>
+          <w:cs/>
+          <w:lang w:val="ar_AE" w:bidi="ar_AE"/>
+        </w:rPr>
+      </w:r>
+      <w:r>
+        <w:rPr>
+          <w:rtl/>
+          <w:cs/>
+          <w:lang w:val="ar_AE" w:bidi="ar_AE"/>
+        </w:rPr>
+      </w:r>
+    </w:p>
+    <w:p>
+      <w:pPr>
+        <w:bidi/>
+      </w:pPr>
+      <w:r>
+        <w:rPr>
+          <w:rtl/>
+          <w:cs/>
           <w:lang w:val="ar_AE" w:bidi="ar_AE"/>
         </w:rPr>
       </w:r>
@@ -1527,28 +1909,36 @@
       </w:pPr>
       <w:r>
         <w:rPr>
+          <w:rtl/>
+          <w:cs/>
           <w:lang w:val="ar_AE" w:bidi="ar_AE"/>
         </w:rPr>
         <w:t>غلاطية 2: 11–12</w:t>
       </w:r>
       <w:r>
         <w:rPr>
-          <w:lang w:val="ar_AE" w:bidi="ar_AE"/>
-        </w:rPr>
-      </w:r>
-    </w:p>
-    <w:p>
-      <w:pPr>
-        <w:bidi/>
-      </w:pPr>
-      <w:r>
-        <w:rPr>
+          <w:rtl/>
+          <w:cs/>
+          <w:lang w:val="ar_AE" w:bidi="ar_AE"/>
+        </w:rPr>
+      </w:r>
+    </w:p>
+    <w:p>
+      <w:pPr>
+        <w:bidi/>
+      </w:pPr>
+      <w:r>
+        <w:rPr>
+          <w:rtl/>
+          <w:cs/>
           <w:lang w:val="ar_AE" w:bidi="ar_AE"/>
         </w:rPr>
       </w:r>
       <w:r>
         <w:rPr>
           <w:b/>
+          <w:rtl/>
+          <w:cs/>
           <w:lang w:val="ar_AE" w:bidi="ar_AE"/>
         </w:rPr>
         <w:t>ما الخطأ الذي ارتكبه بطْرس عندما جاء إلى أَنْطَاكِيَةِ؟</w:t>
@@ -1560,32 +1950,42 @@
       </w:pPr>
       <w:r>
         <w:rPr>
-          <w:lang w:val="ar_AE" w:bidi="ar_AE"/>
-        </w:rPr>
-      </w:r>
-      <w:r>
-        <w:rPr>
+          <w:rtl/>
+          <w:cs/>
+          <w:lang w:val="ar_AE" w:bidi="ar_AE"/>
+        </w:rPr>
+      </w:r>
+      <w:r>
+        <w:rPr>
+          <w:rtl/>
+          <w:cs/>
           <w:lang w:val="ar_AE" w:bidi="ar_AE"/>
         </w:rPr>
         <w:t>توقَّف بطْرس عن الأكل مع الأمم، لأنه خاف من الرجال، أهل الختان.</w:t>
       </w:r>
       <w:r>
         <w:rPr>
-          <w:lang w:val="ar_AE" w:bidi="ar_AE"/>
-        </w:rPr>
-      </w:r>
-      <w:r>
-        <w:rPr>
-          <w:lang w:val="ar_AE" w:bidi="ar_AE"/>
-        </w:rPr>
-      </w:r>
-    </w:p>
-    <w:p>
-      <w:pPr>
-        <w:bidi/>
-      </w:pPr>
-      <w:r>
-        <w:rPr>
+          <w:rtl/>
+          <w:cs/>
+          <w:lang w:val="ar_AE" w:bidi="ar_AE"/>
+        </w:rPr>
+      </w:r>
+      <w:r>
+        <w:rPr>
+          <w:rtl/>
+          <w:cs/>
+          <w:lang w:val="ar_AE" w:bidi="ar_AE"/>
+        </w:rPr>
+      </w:r>
+    </w:p>
+    <w:p>
+      <w:pPr>
+        <w:bidi/>
+      </w:pPr>
+      <w:r>
+        <w:rPr>
+          <w:rtl/>
+          <w:cs/>
           <w:lang w:val="ar_AE" w:bidi="ar_AE"/>
         </w:rPr>
       </w:r>
@@ -1597,28 +1997,36 @@
       </w:pPr>
       <w:r>
         <w:rPr>
+          <w:rtl/>
+          <w:cs/>
           <w:lang w:val="ar_AE" w:bidi="ar_AE"/>
         </w:rPr>
         <w:t>غلاطية 2: 14</w:t>
       </w:r>
       <w:r>
         <w:rPr>
-          <w:lang w:val="ar_AE" w:bidi="ar_AE"/>
-        </w:rPr>
-      </w:r>
-    </w:p>
-    <w:p>
-      <w:pPr>
-        <w:bidi/>
-      </w:pPr>
-      <w:r>
-        <w:rPr>
+          <w:rtl/>
+          <w:cs/>
+          <w:lang w:val="ar_AE" w:bidi="ar_AE"/>
+        </w:rPr>
+      </w:r>
+    </w:p>
+    <w:p>
+      <w:pPr>
+        <w:bidi/>
+      </w:pPr>
+      <w:r>
+        <w:rPr>
+          <w:rtl/>
+          <w:cs/>
           <w:lang w:val="ar_AE" w:bidi="ar_AE"/>
         </w:rPr>
       </w:r>
       <w:r>
         <w:rPr>
           <w:b/>
+          <w:rtl/>
+          <w:cs/>
           <w:lang w:val="ar_AE" w:bidi="ar_AE"/>
         </w:rPr>
         <w:t>ماذا سأل بولس صَفَا أمام الجميع؟</w:t>
@@ -1630,32 +2038,42 @@
       </w:pPr>
       <w:r>
         <w:rPr>
-          <w:lang w:val="ar_AE" w:bidi="ar_AE"/>
-        </w:rPr>
-      </w:r>
-      <w:r>
-        <w:rPr>
+          <w:rtl/>
+          <w:cs/>
+          <w:lang w:val="ar_AE" w:bidi="ar_AE"/>
+        </w:rPr>
+      </w:r>
+      <w:r>
+        <w:rPr>
+          <w:rtl/>
+          <w:cs/>
           <w:lang w:val="ar_AE" w:bidi="ar_AE"/>
         </w:rPr>
         <w:t>سأل بولسَ صَفَا كيف أمكنه إجبار الأمم على العيش مثل اليهود إنْ كان هو (صَفا) يعيش مثل الأمم.</w:t>
       </w:r>
       <w:r>
         <w:rPr>
-          <w:lang w:val="ar_AE" w:bidi="ar_AE"/>
-        </w:rPr>
-      </w:r>
-      <w:r>
-        <w:rPr>
-          <w:lang w:val="ar_AE" w:bidi="ar_AE"/>
-        </w:rPr>
-      </w:r>
-    </w:p>
-    <w:p>
-      <w:pPr>
-        <w:bidi/>
-      </w:pPr>
-      <w:r>
-        <w:rPr>
+          <w:rtl/>
+          <w:cs/>
+          <w:lang w:val="ar_AE" w:bidi="ar_AE"/>
+        </w:rPr>
+      </w:r>
+      <w:r>
+        <w:rPr>
+          <w:rtl/>
+          <w:cs/>
+          <w:lang w:val="ar_AE" w:bidi="ar_AE"/>
+        </w:rPr>
+      </w:r>
+    </w:p>
+    <w:p>
+      <w:pPr>
+        <w:bidi/>
+      </w:pPr>
+      <w:r>
+        <w:rPr>
+          <w:rtl/>
+          <w:cs/>
           <w:lang w:val="ar_AE" w:bidi="ar_AE"/>
         </w:rPr>
       </w:r>
@@ -1667,28 +2085,36 @@
       </w:pPr>
       <w:r>
         <w:rPr>
+          <w:rtl/>
+          <w:cs/>
           <w:lang w:val="ar_AE" w:bidi="ar_AE"/>
         </w:rPr>
         <w:t>غلاطية 2: 16</w:t>
       </w:r>
       <w:r>
         <w:rPr>
-          <w:lang w:val="ar_AE" w:bidi="ar_AE"/>
-        </w:rPr>
-      </w:r>
-    </w:p>
-    <w:p>
-      <w:pPr>
-        <w:bidi/>
-      </w:pPr>
-      <w:r>
-        <w:rPr>
+          <w:rtl/>
+          <w:cs/>
+          <w:lang w:val="ar_AE" w:bidi="ar_AE"/>
+        </w:rPr>
+      </w:r>
+    </w:p>
+    <w:p>
+      <w:pPr>
+        <w:bidi/>
+      </w:pPr>
+      <w:r>
+        <w:rPr>
+          <w:rtl/>
+          <w:cs/>
           <w:lang w:val="ar_AE" w:bidi="ar_AE"/>
         </w:rPr>
       </w:r>
       <w:r>
         <w:rPr>
           <w:b/>
+          <w:rtl/>
+          <w:cs/>
           <w:lang w:val="ar_AE" w:bidi="ar_AE"/>
         </w:rPr>
         <w:t>بمَ لا يتبرَّر أحد، كما قال بولس؟</w:t>
@@ -1700,32 +2126,42 @@
       </w:pPr>
       <w:r>
         <w:rPr>
-          <w:lang w:val="ar_AE" w:bidi="ar_AE"/>
-        </w:rPr>
-      </w:r>
-      <w:r>
-        <w:rPr>
+          <w:rtl/>
+          <w:cs/>
+          <w:lang w:val="ar_AE" w:bidi="ar_AE"/>
+        </w:rPr>
+      </w:r>
+      <w:r>
+        <w:rPr>
+          <w:rtl/>
+          <w:cs/>
           <w:lang w:val="ar_AE" w:bidi="ar_AE"/>
         </w:rPr>
         <w:t>قال بولسَ إنه ما مِن أحد يتبرر بأعمال الناموس.</w:t>
       </w:r>
       <w:r>
         <w:rPr>
-          <w:lang w:val="ar_AE" w:bidi="ar_AE"/>
-        </w:rPr>
-      </w:r>
-      <w:r>
-        <w:rPr>
-          <w:lang w:val="ar_AE" w:bidi="ar_AE"/>
-        </w:rPr>
-      </w:r>
-    </w:p>
-    <w:p>
-      <w:pPr>
-        <w:bidi/>
-      </w:pPr>
-      <w:r>
-        <w:rPr>
+          <w:rtl/>
+          <w:cs/>
+          <w:lang w:val="ar_AE" w:bidi="ar_AE"/>
+        </w:rPr>
+      </w:r>
+      <w:r>
+        <w:rPr>
+          <w:rtl/>
+          <w:cs/>
+          <w:lang w:val="ar_AE" w:bidi="ar_AE"/>
+        </w:rPr>
+      </w:r>
+    </w:p>
+    <w:p>
+      <w:pPr>
+        <w:bidi/>
+      </w:pPr>
+      <w:r>
+        <w:rPr>
+          <w:rtl/>
+          <w:cs/>
           <w:lang w:val="ar_AE" w:bidi="ar_AE"/>
         </w:rPr>
       </w:r>
@@ -1737,28 +2173,36 @@
       </w:pPr>
       <w:r>
         <w:rPr>
+          <w:rtl/>
+          <w:cs/>
           <w:lang w:val="ar_AE" w:bidi="ar_AE"/>
         </w:rPr>
         <w:t>غلاطية 2: 16 (#2)</w:t>
       </w:r>
       <w:r>
         <w:rPr>
-          <w:lang w:val="ar_AE" w:bidi="ar_AE"/>
-        </w:rPr>
-      </w:r>
-    </w:p>
-    <w:p>
-      <w:pPr>
-        <w:bidi/>
-      </w:pPr>
-      <w:r>
-        <w:rPr>
+          <w:rtl/>
+          <w:cs/>
+          <w:lang w:val="ar_AE" w:bidi="ar_AE"/>
+        </w:rPr>
+      </w:r>
+    </w:p>
+    <w:p>
+      <w:pPr>
+        <w:bidi/>
+      </w:pPr>
+      <w:r>
+        <w:rPr>
+          <w:rtl/>
+          <w:cs/>
           <w:lang w:val="ar_AE" w:bidi="ar_AE"/>
         </w:rPr>
       </w:r>
       <w:r>
         <w:rPr>
           <w:b/>
+          <w:rtl/>
+          <w:cs/>
           <w:lang w:val="ar_AE" w:bidi="ar_AE"/>
         </w:rPr>
         <w:t>كيف يتبرَّر الإنسان أمام ٱللهِ؟</w:t>
@@ -1770,32 +2214,42 @@
       </w:pPr>
       <w:r>
         <w:rPr>
-          <w:lang w:val="ar_AE" w:bidi="ar_AE"/>
-        </w:rPr>
-      </w:r>
-      <w:r>
-        <w:rPr>
+          <w:rtl/>
+          <w:cs/>
+          <w:lang w:val="ar_AE" w:bidi="ar_AE"/>
+        </w:rPr>
+      </w:r>
+      <w:r>
+        <w:rPr>
+          <w:rtl/>
+          <w:cs/>
           <w:lang w:val="ar_AE" w:bidi="ar_AE"/>
         </w:rPr>
         <w:t>يتبرَّر الإنسان أمام ٱللهِ بالإيمان بٱلْمَسِيحِ يَسوع.</w:t>
       </w:r>
       <w:r>
         <w:rPr>
-          <w:lang w:val="ar_AE" w:bidi="ar_AE"/>
-        </w:rPr>
-      </w:r>
-      <w:r>
-        <w:rPr>
-          <w:lang w:val="ar_AE" w:bidi="ar_AE"/>
-        </w:rPr>
-      </w:r>
-    </w:p>
-    <w:p>
-      <w:pPr>
-        <w:bidi/>
-      </w:pPr>
-      <w:r>
-        <w:rPr>
+          <w:rtl/>
+          <w:cs/>
+          <w:lang w:val="ar_AE" w:bidi="ar_AE"/>
+        </w:rPr>
+      </w:r>
+      <w:r>
+        <w:rPr>
+          <w:rtl/>
+          <w:cs/>
+          <w:lang w:val="ar_AE" w:bidi="ar_AE"/>
+        </w:rPr>
+      </w:r>
+    </w:p>
+    <w:p>
+      <w:pPr>
+        <w:bidi/>
+      </w:pPr>
+      <w:r>
+        <w:rPr>
+          <w:rtl/>
+          <w:cs/>
           <w:lang w:val="ar_AE" w:bidi="ar_AE"/>
         </w:rPr>
       </w:r>
@@ -1807,28 +2261,36 @@
       </w:pPr>
       <w:r>
         <w:rPr>
+          <w:rtl/>
+          <w:cs/>
           <w:lang w:val="ar_AE" w:bidi="ar_AE"/>
         </w:rPr>
         <w:t>غلاطية 2: 18</w:t>
       </w:r>
       <w:r>
         <w:rPr>
-          <w:lang w:val="ar_AE" w:bidi="ar_AE"/>
-        </w:rPr>
-      </w:r>
-    </w:p>
-    <w:p>
-      <w:pPr>
-        <w:bidi/>
-      </w:pPr>
-      <w:r>
-        <w:rPr>
+          <w:rtl/>
+          <w:cs/>
+          <w:lang w:val="ar_AE" w:bidi="ar_AE"/>
+        </w:rPr>
+      </w:r>
+    </w:p>
+    <w:p>
+      <w:pPr>
+        <w:bidi/>
+      </w:pPr>
+      <w:r>
+        <w:rPr>
+          <w:rtl/>
+          <w:cs/>
           <w:lang w:val="ar_AE" w:bidi="ar_AE"/>
         </w:rPr>
       </w:r>
       <w:r>
         <w:rPr>
           <w:b/>
+          <w:rtl/>
+          <w:cs/>
           <w:lang w:val="ar_AE" w:bidi="ar_AE"/>
         </w:rPr>
         <w:t>إذا عاد شخص ما لمحاولة اتِّباع الناموس بعد أن آمن بالمسيح، ماذا أصبح في الواقع، على حد قول بولس؟</w:t>
@@ -1840,32 +2302,42 @@
       </w:pPr>
       <w:r>
         <w:rPr>
-          <w:lang w:val="ar_AE" w:bidi="ar_AE"/>
-        </w:rPr>
-      </w:r>
-      <w:r>
-        <w:rPr>
+          <w:rtl/>
+          <w:cs/>
+          <w:lang w:val="ar_AE" w:bidi="ar_AE"/>
+        </w:rPr>
+      </w:r>
+      <w:r>
+        <w:rPr>
+          <w:rtl/>
+          <w:cs/>
           <w:lang w:val="ar_AE" w:bidi="ar_AE"/>
         </w:rPr>
         <w:t>يقول بولس إنه في الواقع يُظهر نفسَه مُتعدِّيًا للناموس.</w:t>
       </w:r>
       <w:r>
         <w:rPr>
-          <w:lang w:val="ar_AE" w:bidi="ar_AE"/>
-        </w:rPr>
-      </w:r>
-      <w:r>
-        <w:rPr>
-          <w:lang w:val="ar_AE" w:bidi="ar_AE"/>
-        </w:rPr>
-      </w:r>
-    </w:p>
-    <w:p>
-      <w:pPr>
-        <w:bidi/>
-      </w:pPr>
-      <w:r>
-        <w:rPr>
+          <w:rtl/>
+          <w:cs/>
+          <w:lang w:val="ar_AE" w:bidi="ar_AE"/>
+        </w:rPr>
+      </w:r>
+      <w:r>
+        <w:rPr>
+          <w:rtl/>
+          <w:cs/>
+          <w:lang w:val="ar_AE" w:bidi="ar_AE"/>
+        </w:rPr>
+      </w:r>
+    </w:p>
+    <w:p>
+      <w:pPr>
+        <w:bidi/>
+      </w:pPr>
+      <w:r>
+        <w:rPr>
+          <w:rtl/>
+          <w:cs/>
           <w:lang w:val="ar_AE" w:bidi="ar_AE"/>
         </w:rPr>
       </w:r>
@@ -1877,28 +2349,36 @@
       </w:pPr>
       <w:r>
         <w:rPr>
+          <w:rtl/>
+          <w:cs/>
           <w:lang w:val="ar_AE" w:bidi="ar_AE"/>
         </w:rPr>
         <w:t>غلاطية 2: 20</w:t>
       </w:r>
       <w:r>
         <w:rPr>
-          <w:lang w:val="ar_AE" w:bidi="ar_AE"/>
-        </w:rPr>
-      </w:r>
-    </w:p>
-    <w:p>
-      <w:pPr>
-        <w:bidi/>
-      </w:pPr>
-      <w:r>
-        <w:rPr>
+          <w:rtl/>
+          <w:cs/>
+          <w:lang w:val="ar_AE" w:bidi="ar_AE"/>
+        </w:rPr>
+      </w:r>
+    </w:p>
+    <w:p>
+      <w:pPr>
+        <w:bidi/>
+      </w:pPr>
+      <w:r>
+        <w:rPr>
+          <w:rtl/>
+          <w:cs/>
           <w:lang w:val="ar_AE" w:bidi="ar_AE"/>
         </w:rPr>
       </w:r>
       <w:r>
         <w:rPr>
           <w:b/>
+          <w:rtl/>
+          <w:cs/>
           <w:lang w:val="ar_AE" w:bidi="ar_AE"/>
         </w:rPr>
         <w:t>مَن الذي قال بولس عنه إنه يحيا فيه الآن؟</w:t>
@@ -1910,32 +2390,42 @@
       </w:pPr>
       <w:r>
         <w:rPr>
-          <w:lang w:val="ar_AE" w:bidi="ar_AE"/>
-        </w:rPr>
-      </w:r>
-      <w:r>
-        <w:rPr>
+          <w:rtl/>
+          <w:cs/>
+          <w:lang w:val="ar_AE" w:bidi="ar_AE"/>
+        </w:rPr>
+      </w:r>
+      <w:r>
+        <w:rPr>
+          <w:rtl/>
+          <w:cs/>
           <w:lang w:val="ar_AE" w:bidi="ar_AE"/>
         </w:rPr>
         <w:t>قال بولس إنَّ ٱلْمَسِيحِ يحيا الآن فيه.</w:t>
       </w:r>
       <w:r>
         <w:rPr>
-          <w:lang w:val="ar_AE" w:bidi="ar_AE"/>
-        </w:rPr>
-      </w:r>
-      <w:r>
-        <w:rPr>
-          <w:lang w:val="ar_AE" w:bidi="ar_AE"/>
-        </w:rPr>
-      </w:r>
-    </w:p>
-    <w:p>
-      <w:pPr>
-        <w:bidi/>
-      </w:pPr>
-      <w:r>
-        <w:rPr>
+          <w:rtl/>
+          <w:cs/>
+          <w:lang w:val="ar_AE" w:bidi="ar_AE"/>
+        </w:rPr>
+      </w:r>
+      <w:r>
+        <w:rPr>
+          <w:rtl/>
+          <w:cs/>
+          <w:lang w:val="ar_AE" w:bidi="ar_AE"/>
+        </w:rPr>
+      </w:r>
+    </w:p>
+    <w:p>
+      <w:pPr>
+        <w:bidi/>
+      </w:pPr>
+      <w:r>
+        <w:rPr>
+          <w:rtl/>
+          <w:cs/>
           <w:lang w:val="ar_AE" w:bidi="ar_AE"/>
         </w:rPr>
       </w:r>
@@ -1947,28 +2437,36 @@
       </w:pPr>
       <w:r>
         <w:rPr>
+          <w:rtl/>
+          <w:cs/>
           <w:lang w:val="ar_AE" w:bidi="ar_AE"/>
         </w:rPr>
         <w:t>غلاطية 2: 20 (#2)</w:t>
       </w:r>
       <w:r>
         <w:rPr>
-          <w:lang w:val="ar_AE" w:bidi="ar_AE"/>
-        </w:rPr>
-      </w:r>
-    </w:p>
-    <w:p>
-      <w:pPr>
-        <w:bidi/>
-      </w:pPr>
-      <w:r>
-        <w:rPr>
+          <w:rtl/>
+          <w:cs/>
+          <w:lang w:val="ar_AE" w:bidi="ar_AE"/>
+        </w:rPr>
+      </w:r>
+    </w:p>
+    <w:p>
+      <w:pPr>
+        <w:bidi/>
+      </w:pPr>
+      <w:r>
+        <w:rPr>
+          <w:rtl/>
+          <w:cs/>
           <w:lang w:val="ar_AE" w:bidi="ar_AE"/>
         </w:rPr>
       </w:r>
       <w:r>
         <w:rPr>
           <w:b/>
+          <w:rtl/>
+          <w:cs/>
           <w:lang w:val="ar_AE" w:bidi="ar_AE"/>
         </w:rPr>
         <w:t>ماذا يقول بولس أن ابن ٱللهِ فعل لأجله؟</w:t>
@@ -1980,32 +2478,42 @@
       </w:pPr>
       <w:r>
         <w:rPr>
-          <w:lang w:val="ar_AE" w:bidi="ar_AE"/>
-        </w:rPr>
-      </w:r>
-      <w:r>
-        <w:rPr>
+          <w:rtl/>
+          <w:cs/>
+          <w:lang w:val="ar_AE" w:bidi="ar_AE"/>
+        </w:rPr>
+      </w:r>
+      <w:r>
+        <w:rPr>
+          <w:rtl/>
+          <w:cs/>
           <w:lang w:val="ar_AE" w:bidi="ar_AE"/>
         </w:rPr>
         <w:t>يقول بولسَ إنَّ ابن ٱللهِ أحبَّه وأَسلم نفسه من أجله.</w:t>
       </w:r>
       <w:r>
         <w:rPr>
-          <w:lang w:val="ar_AE" w:bidi="ar_AE"/>
-        </w:rPr>
-      </w:r>
-      <w:r>
-        <w:rPr>
-          <w:lang w:val="ar_AE" w:bidi="ar_AE"/>
-        </w:rPr>
-      </w:r>
-    </w:p>
-    <w:p>
-      <w:pPr>
-        <w:bidi/>
-      </w:pPr>
-      <w:r>
-        <w:rPr>
+          <w:rtl/>
+          <w:cs/>
+          <w:lang w:val="ar_AE" w:bidi="ar_AE"/>
+        </w:rPr>
+      </w:r>
+      <w:r>
+        <w:rPr>
+          <w:rtl/>
+          <w:cs/>
+          <w:lang w:val="ar_AE" w:bidi="ar_AE"/>
+        </w:rPr>
+      </w:r>
+    </w:p>
+    <w:p>
+      <w:pPr>
+        <w:bidi/>
+      </w:pPr>
+      <w:r>
+        <w:rPr>
+          <w:rtl/>
+          <w:cs/>
           <w:lang w:val="ar_AE" w:bidi="ar_AE"/>
         </w:rPr>
       </w:r>
@@ -2017,28 +2525,36 @@
       </w:pPr>
       <w:r>
         <w:rPr>
+          <w:rtl/>
+          <w:cs/>
           <w:lang w:val="ar_AE" w:bidi="ar_AE"/>
         </w:rPr>
         <w:t>غلاطية 3: 6</w:t>
       </w:r>
       <w:r>
         <w:rPr>
-          <w:lang w:val="ar_AE" w:bidi="ar_AE"/>
-        </w:rPr>
-      </w:r>
-    </w:p>
-    <w:p>
-      <w:pPr>
-        <w:bidi/>
-      </w:pPr>
-      <w:r>
-        <w:rPr>
+          <w:rtl/>
+          <w:cs/>
+          <w:lang w:val="ar_AE" w:bidi="ar_AE"/>
+        </w:rPr>
+      </w:r>
+    </w:p>
+    <w:p>
+      <w:pPr>
+        <w:bidi/>
+      </w:pPr>
+      <w:r>
+        <w:rPr>
+          <w:rtl/>
+          <w:cs/>
           <w:lang w:val="ar_AE" w:bidi="ar_AE"/>
         </w:rPr>
       </w:r>
       <w:r>
         <w:rPr>
           <w:b/>
+          <w:rtl/>
+          <w:cs/>
           <w:lang w:val="ar_AE" w:bidi="ar_AE"/>
         </w:rPr>
         <w:t>كيف حُسِبَ إِبْرَاهِيمَ بارًا أمام ٱللهِ؟</w:t>
@@ -2050,32 +2566,42 @@
       </w:pPr>
       <w:r>
         <w:rPr>
-          <w:lang w:val="ar_AE" w:bidi="ar_AE"/>
-        </w:rPr>
-      </w:r>
-      <w:r>
-        <w:rPr>
+          <w:rtl/>
+          <w:cs/>
+          <w:lang w:val="ar_AE" w:bidi="ar_AE"/>
+        </w:rPr>
+      </w:r>
+      <w:r>
+        <w:rPr>
+          <w:rtl/>
+          <w:cs/>
           <w:lang w:val="ar_AE" w:bidi="ar_AE"/>
         </w:rPr>
         <w:t>آمن إِبْرَاهِيمَ بالله، وحُسِبَ ذلك له برًّا.</w:t>
       </w:r>
       <w:r>
         <w:rPr>
-          <w:lang w:val="ar_AE" w:bidi="ar_AE"/>
-        </w:rPr>
-      </w:r>
-      <w:r>
-        <w:rPr>
-          <w:lang w:val="ar_AE" w:bidi="ar_AE"/>
-        </w:rPr>
-      </w:r>
-    </w:p>
-    <w:p>
-      <w:pPr>
-        <w:bidi/>
-      </w:pPr>
-      <w:r>
-        <w:rPr>
+          <w:rtl/>
+          <w:cs/>
+          <w:lang w:val="ar_AE" w:bidi="ar_AE"/>
+        </w:rPr>
+      </w:r>
+      <w:r>
+        <w:rPr>
+          <w:rtl/>
+          <w:cs/>
+          <w:lang w:val="ar_AE" w:bidi="ar_AE"/>
+        </w:rPr>
+      </w:r>
+    </w:p>
+    <w:p>
+      <w:pPr>
+        <w:bidi/>
+      </w:pPr>
+      <w:r>
+        <w:rPr>
+          <w:rtl/>
+          <w:cs/>
           <w:lang w:val="ar_AE" w:bidi="ar_AE"/>
         </w:rPr>
       </w:r>
@@ -2087,28 +2613,36 @@
       </w:pPr>
       <w:r>
         <w:rPr>
+          <w:rtl/>
+          <w:cs/>
           <w:lang w:val="ar_AE" w:bidi="ar_AE"/>
         </w:rPr>
         <w:t>غلاطية 3: 7</w:t>
       </w:r>
       <w:r>
         <w:rPr>
-          <w:lang w:val="ar_AE" w:bidi="ar_AE"/>
-        </w:rPr>
-      </w:r>
-    </w:p>
-    <w:p>
-      <w:pPr>
-        <w:bidi/>
-      </w:pPr>
-      <w:r>
-        <w:rPr>
+          <w:rtl/>
+          <w:cs/>
+          <w:lang w:val="ar_AE" w:bidi="ar_AE"/>
+        </w:rPr>
+      </w:r>
+    </w:p>
+    <w:p>
+      <w:pPr>
+        <w:bidi/>
+      </w:pPr>
+      <w:r>
+        <w:rPr>
+          <w:rtl/>
+          <w:cs/>
           <w:lang w:val="ar_AE" w:bidi="ar_AE"/>
         </w:rPr>
       </w:r>
       <w:r>
         <w:rPr>
           <w:b/>
+          <w:rtl/>
+          <w:cs/>
           <w:lang w:val="ar_AE" w:bidi="ar_AE"/>
         </w:rPr>
         <w:t>من هُم أبناء إِبْرَاهِيمَ؟</w:t>
@@ -2120,32 +2654,42 @@
       </w:pPr>
       <w:r>
         <w:rPr>
-          <w:lang w:val="ar_AE" w:bidi="ar_AE"/>
-        </w:rPr>
-      </w:r>
-      <w:r>
-        <w:rPr>
+          <w:rtl/>
+          <w:cs/>
+          <w:lang w:val="ar_AE" w:bidi="ar_AE"/>
+        </w:rPr>
+      </w:r>
+      <w:r>
+        <w:rPr>
+          <w:rtl/>
+          <w:cs/>
           <w:lang w:val="ar_AE" w:bidi="ar_AE"/>
         </w:rPr>
         <w:t>الذين يؤمنون بالله هُم أبناء إبراهيم.</w:t>
       </w:r>
       <w:r>
         <w:rPr>
-          <w:lang w:val="ar_AE" w:bidi="ar_AE"/>
-        </w:rPr>
-      </w:r>
-      <w:r>
-        <w:rPr>
-          <w:lang w:val="ar_AE" w:bidi="ar_AE"/>
-        </w:rPr>
-      </w:r>
-    </w:p>
-    <w:p>
-      <w:pPr>
-        <w:bidi/>
-      </w:pPr>
-      <w:r>
-        <w:rPr>
+          <w:rtl/>
+          <w:cs/>
+          <w:lang w:val="ar_AE" w:bidi="ar_AE"/>
+        </w:rPr>
+      </w:r>
+      <w:r>
+        <w:rPr>
+          <w:rtl/>
+          <w:cs/>
+          <w:lang w:val="ar_AE" w:bidi="ar_AE"/>
+        </w:rPr>
+      </w:r>
+    </w:p>
+    <w:p>
+      <w:pPr>
+        <w:bidi/>
+      </w:pPr>
+      <w:r>
+        <w:rPr>
+          <w:rtl/>
+          <w:cs/>
           <w:lang w:val="ar_AE" w:bidi="ar_AE"/>
         </w:rPr>
       </w:r>
@@ -2157,28 +2701,36 @@
       </w:pPr>
       <w:r>
         <w:rPr>
+          <w:rtl/>
+          <w:cs/>
           <w:lang w:val="ar_AE" w:bidi="ar_AE"/>
         </w:rPr>
         <w:t>غلاطية ٣: ٨</w:t>
       </w:r>
       <w:r>
         <w:rPr>
-          <w:lang w:val="ar_AE" w:bidi="ar_AE"/>
-        </w:rPr>
-      </w:r>
-    </w:p>
-    <w:p>
-      <w:pPr>
-        <w:bidi/>
-      </w:pPr>
-      <w:r>
-        <w:rPr>
+          <w:rtl/>
+          <w:cs/>
+          <w:lang w:val="ar_AE" w:bidi="ar_AE"/>
+        </w:rPr>
+      </w:r>
+    </w:p>
+    <w:p>
+      <w:pPr>
+        <w:bidi/>
+      </w:pPr>
+      <w:r>
+        <w:rPr>
+          <w:rtl/>
+          <w:cs/>
           <w:lang w:val="ar_AE" w:bidi="ar_AE"/>
         </w:rPr>
       </w:r>
       <w:r>
         <w:rPr>
           <w:b/>
+          <w:rtl/>
+          <w:cs/>
           <w:lang w:val="ar_AE" w:bidi="ar_AE"/>
         </w:rPr>
         <w:t>كيف تنبَّأ الكتاب المقدس بأن الأمم سيُبرَّرون، بأي طريقة؟</w:t>
@@ -2190,32 +2742,42 @@
       </w:pPr>
       <w:r>
         <w:rPr>
-          <w:lang w:val="ar_AE" w:bidi="ar_AE"/>
-        </w:rPr>
-      </w:r>
-      <w:r>
-        <w:rPr>
+          <w:rtl/>
+          <w:cs/>
+          <w:lang w:val="ar_AE" w:bidi="ar_AE"/>
+        </w:rPr>
+      </w:r>
+      <w:r>
+        <w:rPr>
+          <w:rtl/>
+          <w:cs/>
           <w:lang w:val="ar_AE" w:bidi="ar_AE"/>
         </w:rPr>
         <w:t>تنبَّأ الكتاب المقدس بأنَّ الأمم سيُبرَّرون بالإيمان.</w:t>
       </w:r>
       <w:r>
         <w:rPr>
-          <w:lang w:val="ar_AE" w:bidi="ar_AE"/>
-        </w:rPr>
-      </w:r>
-      <w:r>
-        <w:rPr>
-          <w:lang w:val="ar_AE" w:bidi="ar_AE"/>
-        </w:rPr>
-      </w:r>
-    </w:p>
-    <w:p>
-      <w:pPr>
-        <w:bidi/>
-      </w:pPr>
-      <w:r>
-        <w:rPr>
+          <w:rtl/>
+          <w:cs/>
+          <w:lang w:val="ar_AE" w:bidi="ar_AE"/>
+        </w:rPr>
+      </w:r>
+      <w:r>
+        <w:rPr>
+          <w:rtl/>
+          <w:cs/>
+          <w:lang w:val="ar_AE" w:bidi="ar_AE"/>
+        </w:rPr>
+      </w:r>
+    </w:p>
+    <w:p>
+      <w:pPr>
+        <w:bidi/>
+      </w:pPr>
+      <w:r>
+        <w:rPr>
+          <w:rtl/>
+          <w:cs/>
           <w:lang w:val="ar_AE" w:bidi="ar_AE"/>
         </w:rPr>
       </w:r>
@@ -2227,28 +2789,36 @@
       </w:pPr>
       <w:r>
         <w:rPr>
+          <w:rtl/>
+          <w:cs/>
           <w:lang w:val="ar_AE" w:bidi="ar_AE"/>
         </w:rPr>
         <w:t>غلاطية 3: 10</w:t>
       </w:r>
       <w:r>
         <w:rPr>
-          <w:lang w:val="ar_AE" w:bidi="ar_AE"/>
-        </w:rPr>
-      </w:r>
-    </w:p>
-    <w:p>
-      <w:pPr>
-        <w:bidi/>
-      </w:pPr>
-      <w:r>
-        <w:rPr>
+          <w:rtl/>
+          <w:cs/>
+          <w:lang w:val="ar_AE" w:bidi="ar_AE"/>
+        </w:rPr>
+      </w:r>
+    </w:p>
+    <w:p>
+      <w:pPr>
+        <w:bidi/>
+      </w:pPr>
+      <w:r>
+        <w:rPr>
+          <w:rtl/>
+          <w:cs/>
           <w:lang w:val="ar_AE" w:bidi="ar_AE"/>
         </w:rPr>
       </w:r>
       <w:r>
         <w:rPr>
           <w:b/>
+          <w:rtl/>
+          <w:cs/>
           <w:lang w:val="ar_AE" w:bidi="ar_AE"/>
         </w:rPr>
         <w:t>تحت ماذا يكون أولئك الذين يتَّكلون على أعمال الناموس لكي يُبرَّروا؟</w:t>
@@ -2260,32 +2830,42 @@
       </w:pPr>
       <w:r>
         <w:rPr>
-          <w:lang w:val="ar_AE" w:bidi="ar_AE"/>
-        </w:rPr>
-      </w:r>
-      <w:r>
-        <w:rPr>
+          <w:rtl/>
+          <w:cs/>
+          <w:lang w:val="ar_AE" w:bidi="ar_AE"/>
+        </w:rPr>
+      </w:r>
+      <w:r>
+        <w:rPr>
+          <w:rtl/>
+          <w:cs/>
           <w:lang w:val="ar_AE" w:bidi="ar_AE"/>
         </w:rPr>
         <w:t>أولئك الذين يتَّكلون على أعمال الناموس لكي يُبرَّروا يكونون تحت لَعنة.</w:t>
       </w:r>
       <w:r>
         <w:rPr>
-          <w:lang w:val="ar_AE" w:bidi="ar_AE"/>
-        </w:rPr>
-      </w:r>
-      <w:r>
-        <w:rPr>
-          <w:lang w:val="ar_AE" w:bidi="ar_AE"/>
-        </w:rPr>
-      </w:r>
-    </w:p>
-    <w:p>
-      <w:pPr>
-        <w:bidi/>
-      </w:pPr>
-      <w:r>
-        <w:rPr>
+          <w:rtl/>
+          <w:cs/>
+          <w:lang w:val="ar_AE" w:bidi="ar_AE"/>
+        </w:rPr>
+      </w:r>
+      <w:r>
+        <w:rPr>
+          <w:rtl/>
+          <w:cs/>
+          <w:lang w:val="ar_AE" w:bidi="ar_AE"/>
+        </w:rPr>
+      </w:r>
+    </w:p>
+    <w:p>
+      <w:pPr>
+        <w:bidi/>
+      </w:pPr>
+      <w:r>
+        <w:rPr>
+          <w:rtl/>
+          <w:cs/>
           <w:lang w:val="ar_AE" w:bidi="ar_AE"/>
         </w:rPr>
       </w:r>
@@ -2297,28 +2877,36 @@
       </w:pPr>
       <w:r>
         <w:rPr>
+          <w:rtl/>
+          <w:cs/>
           <w:lang w:val="ar_AE" w:bidi="ar_AE"/>
         </w:rPr>
         <w:t>غلاطية 3: 11</w:t>
       </w:r>
       <w:r>
         <w:rPr>
-          <w:lang w:val="ar_AE" w:bidi="ar_AE"/>
-        </w:rPr>
-      </w:r>
-    </w:p>
-    <w:p>
-      <w:pPr>
-        <w:bidi/>
-      </w:pPr>
-      <w:r>
-        <w:rPr>
+          <w:rtl/>
+          <w:cs/>
+          <w:lang w:val="ar_AE" w:bidi="ar_AE"/>
+        </w:rPr>
+      </w:r>
+    </w:p>
+    <w:p>
+      <w:pPr>
+        <w:bidi/>
+      </w:pPr>
+      <w:r>
+        <w:rPr>
+          <w:rtl/>
+          <w:cs/>
           <w:lang w:val="ar_AE" w:bidi="ar_AE"/>
         </w:rPr>
       </w:r>
       <w:r>
         <w:rPr>
           <w:b/>
+          <w:rtl/>
+          <w:cs/>
           <w:lang w:val="ar_AE" w:bidi="ar_AE"/>
         </w:rPr>
         <w:t>ما عدد الأشخاص الذين برَّرهم ٱلله بواسطة أعمال الناموس؟</w:t>
@@ -2330,32 +2918,42 @@
       </w:pPr>
       <w:r>
         <w:rPr>
-          <w:lang w:val="ar_AE" w:bidi="ar_AE"/>
-        </w:rPr>
-      </w:r>
-      <w:r>
-        <w:rPr>
+          <w:rtl/>
+          <w:cs/>
+          <w:lang w:val="ar_AE" w:bidi="ar_AE"/>
+        </w:rPr>
+      </w:r>
+      <w:r>
+        <w:rPr>
+          <w:rtl/>
+          <w:cs/>
           <w:lang w:val="ar_AE" w:bidi="ar_AE"/>
         </w:rPr>
         <w:t>لم يتبرَّر أحدٌ بواسطة أعمال الناموس.</w:t>
       </w:r>
       <w:r>
         <w:rPr>
-          <w:lang w:val="ar_AE" w:bidi="ar_AE"/>
-        </w:rPr>
-      </w:r>
-      <w:r>
-        <w:rPr>
-          <w:lang w:val="ar_AE" w:bidi="ar_AE"/>
-        </w:rPr>
-      </w:r>
-    </w:p>
-    <w:p>
-      <w:pPr>
-        <w:bidi/>
-      </w:pPr>
-      <w:r>
-        <w:rPr>
+          <w:rtl/>
+          <w:cs/>
+          <w:lang w:val="ar_AE" w:bidi="ar_AE"/>
+        </w:rPr>
+      </w:r>
+      <w:r>
+        <w:rPr>
+          <w:rtl/>
+          <w:cs/>
+          <w:lang w:val="ar_AE" w:bidi="ar_AE"/>
+        </w:rPr>
+      </w:r>
+    </w:p>
+    <w:p>
+      <w:pPr>
+        <w:bidi/>
+      </w:pPr>
+      <w:r>
+        <w:rPr>
+          <w:rtl/>
+          <w:cs/>
           <w:lang w:val="ar_AE" w:bidi="ar_AE"/>
         </w:rPr>
       </w:r>
@@ -2367,28 +2965,36 @@
       </w:pPr>
       <w:r>
         <w:rPr>
+          <w:rtl/>
+          <w:cs/>
           <w:lang w:val="ar_AE" w:bidi="ar_AE"/>
         </w:rPr>
         <w:t>غلاطية 3 : 13–14</w:t>
       </w:r>
       <w:r>
         <w:rPr>
-          <w:lang w:val="ar_AE" w:bidi="ar_AE"/>
-        </w:rPr>
-      </w:r>
-    </w:p>
-    <w:p>
-      <w:pPr>
-        <w:bidi/>
-      </w:pPr>
-      <w:r>
-        <w:rPr>
+          <w:rtl/>
+          <w:cs/>
+          <w:lang w:val="ar_AE" w:bidi="ar_AE"/>
+        </w:rPr>
+      </w:r>
+    </w:p>
+    <w:p>
+      <w:pPr>
+        <w:bidi/>
+      </w:pPr>
+      <w:r>
+        <w:rPr>
+          <w:rtl/>
+          <w:cs/>
           <w:lang w:val="ar_AE" w:bidi="ar_AE"/>
         </w:rPr>
       </w:r>
       <w:r>
         <w:rPr>
           <w:b/>
+          <w:rtl/>
+          <w:cs/>
           <w:lang w:val="ar_AE" w:bidi="ar_AE"/>
         </w:rPr>
         <w:t>لماذا فدَانا ٱلْمَسِيح بأنْ صار لعنةً لأجلنا؟</w:t>
@@ -2400,32 +3006,42 @@
       </w:pPr>
       <w:r>
         <w:rPr>
-          <w:lang w:val="ar_AE" w:bidi="ar_AE"/>
-        </w:rPr>
-      </w:r>
-      <w:r>
-        <w:rPr>
+          <w:rtl/>
+          <w:cs/>
+          <w:lang w:val="ar_AE" w:bidi="ar_AE"/>
+        </w:rPr>
+      </w:r>
+      <w:r>
+        <w:rPr>
+          <w:rtl/>
+          <w:cs/>
           <w:lang w:val="ar_AE" w:bidi="ar_AE"/>
         </w:rPr>
         <w:t>فَدَانَا ٱلْمَسِيح بأن صار لعنة لأجلنا لكي تأتي بركة إِبْرَاهِيمَ إلى الأمم.</w:t>
       </w:r>
       <w:r>
         <w:rPr>
-          <w:lang w:val="ar_AE" w:bidi="ar_AE"/>
-        </w:rPr>
-      </w:r>
-      <w:r>
-        <w:rPr>
-          <w:lang w:val="ar_AE" w:bidi="ar_AE"/>
-        </w:rPr>
-      </w:r>
-    </w:p>
-    <w:p>
-      <w:pPr>
-        <w:bidi/>
-      </w:pPr>
-      <w:r>
-        <w:rPr>
+          <w:rtl/>
+          <w:cs/>
+          <w:lang w:val="ar_AE" w:bidi="ar_AE"/>
+        </w:rPr>
+      </w:r>
+      <w:r>
+        <w:rPr>
+          <w:rtl/>
+          <w:cs/>
+          <w:lang w:val="ar_AE" w:bidi="ar_AE"/>
+        </w:rPr>
+      </w:r>
+    </w:p>
+    <w:p>
+      <w:pPr>
+        <w:bidi/>
+      </w:pPr>
+      <w:r>
+        <w:rPr>
+          <w:rtl/>
+          <w:cs/>
           <w:lang w:val="ar_AE" w:bidi="ar_AE"/>
         </w:rPr>
       </w:r>
@@ -2437,28 +3053,36 @@
       </w:pPr>
       <w:r>
         <w:rPr>
+          <w:rtl/>
+          <w:cs/>
           <w:lang w:val="ar_AE" w:bidi="ar_AE"/>
         </w:rPr>
         <w:t>غلاطية 3: 16</w:t>
       </w:r>
       <w:r>
         <w:rPr>
-          <w:lang w:val="ar_AE" w:bidi="ar_AE"/>
-        </w:rPr>
-      </w:r>
-    </w:p>
-    <w:p>
-      <w:pPr>
-        <w:bidi/>
-      </w:pPr>
-      <w:r>
-        <w:rPr>
+          <w:rtl/>
+          <w:cs/>
+          <w:lang w:val="ar_AE" w:bidi="ar_AE"/>
+        </w:rPr>
+      </w:r>
+    </w:p>
+    <w:p>
+      <w:pPr>
+        <w:bidi/>
+      </w:pPr>
+      <w:r>
+        <w:rPr>
+          <w:rtl/>
+          <w:cs/>
           <w:lang w:val="ar_AE" w:bidi="ar_AE"/>
         </w:rPr>
       </w:r>
       <w:r>
         <w:rPr>
           <w:b/>
+          <w:rtl/>
+          <w:cs/>
           <w:lang w:val="ar_AE" w:bidi="ar_AE"/>
         </w:rPr>
         <w:t>مَن "النسل" الذي قِيلَ عنه في الوعد لإبراهيم؟</w:t>
@@ -2470,32 +3094,42 @@
       </w:pPr>
       <w:r>
         <w:rPr>
-          <w:lang w:val="ar_AE" w:bidi="ar_AE"/>
-        </w:rPr>
-      </w:r>
-      <w:r>
-        <w:rPr>
+          <w:rtl/>
+          <w:cs/>
+          <w:lang w:val="ar_AE" w:bidi="ar_AE"/>
+        </w:rPr>
+      </w:r>
+      <w:r>
+        <w:rPr>
+          <w:rtl/>
+          <w:cs/>
           <w:lang w:val="ar_AE" w:bidi="ar_AE"/>
         </w:rPr>
         <w:t>كان "النسل" المذكور في الوعد لإبراهيم هو المسيح.</w:t>
       </w:r>
       <w:r>
         <w:rPr>
-          <w:lang w:val="ar_AE" w:bidi="ar_AE"/>
-        </w:rPr>
-      </w:r>
-      <w:r>
-        <w:rPr>
-          <w:lang w:val="ar_AE" w:bidi="ar_AE"/>
-        </w:rPr>
-      </w:r>
-    </w:p>
-    <w:p>
-      <w:pPr>
-        <w:bidi/>
-      </w:pPr>
-      <w:r>
-        <w:rPr>
+          <w:rtl/>
+          <w:cs/>
+          <w:lang w:val="ar_AE" w:bidi="ar_AE"/>
+        </w:rPr>
+      </w:r>
+      <w:r>
+        <w:rPr>
+          <w:rtl/>
+          <w:cs/>
+          <w:lang w:val="ar_AE" w:bidi="ar_AE"/>
+        </w:rPr>
+      </w:r>
+    </w:p>
+    <w:p>
+      <w:pPr>
+        <w:bidi/>
+      </w:pPr>
+      <w:r>
+        <w:rPr>
+          <w:rtl/>
+          <w:cs/>
           <w:lang w:val="ar_AE" w:bidi="ar_AE"/>
         </w:rPr>
       </w:r>
@@ -2507,28 +3141,36 @@
       </w:pPr>
       <w:r>
         <w:rPr>
+          <w:rtl/>
+          <w:cs/>
           <w:lang w:val="ar_AE" w:bidi="ar_AE"/>
         </w:rPr>
         <w:t>غلاطية 3: 17</w:t>
       </w:r>
       <w:r>
         <w:rPr>
-          <w:lang w:val="ar_AE" w:bidi="ar_AE"/>
-        </w:rPr>
-      </w:r>
-    </w:p>
-    <w:p>
-      <w:pPr>
-        <w:bidi/>
-      </w:pPr>
-      <w:r>
-        <w:rPr>
+          <w:rtl/>
+          <w:cs/>
+          <w:lang w:val="ar_AE" w:bidi="ar_AE"/>
+        </w:rPr>
+      </w:r>
+    </w:p>
+    <w:p>
+      <w:pPr>
+        <w:bidi/>
+      </w:pPr>
+      <w:r>
+        <w:rPr>
+          <w:rtl/>
+          <w:cs/>
           <w:lang w:val="ar_AE" w:bidi="ar_AE"/>
         </w:rPr>
       </w:r>
       <w:r>
         <w:rPr>
           <w:b/>
+          <w:rtl/>
+          <w:cs/>
           <w:lang w:val="ar_AE" w:bidi="ar_AE"/>
         </w:rPr>
         <w:t>هل ألغتْ الشريعة اليهودية، بعد 430 سنة من إِبْرَاهِيمَ، الموعد الذي وعد به ٱللهُ إِبْرَاهِيمَ؟</w:t>
@@ -2540,32 +3182,42 @@
       </w:pPr>
       <w:r>
         <w:rPr>
-          <w:lang w:val="ar_AE" w:bidi="ar_AE"/>
-        </w:rPr>
-      </w:r>
-      <w:r>
-        <w:rPr>
+          <w:rtl/>
+          <w:cs/>
+          <w:lang w:val="ar_AE" w:bidi="ar_AE"/>
+        </w:rPr>
+      </w:r>
+      <w:r>
+        <w:rPr>
+          <w:rtl/>
+          <w:cs/>
           <w:lang w:val="ar_AE" w:bidi="ar_AE"/>
         </w:rPr>
         <w:t>لا، لم تُبطل الشريعة الموعد الذي قُدِّم إلى إِبْرَاهِيمَ.</w:t>
       </w:r>
       <w:r>
         <w:rPr>
-          <w:lang w:val="ar_AE" w:bidi="ar_AE"/>
-        </w:rPr>
-      </w:r>
-      <w:r>
-        <w:rPr>
-          <w:lang w:val="ar_AE" w:bidi="ar_AE"/>
-        </w:rPr>
-      </w:r>
-    </w:p>
-    <w:p>
-      <w:pPr>
-        <w:bidi/>
-      </w:pPr>
-      <w:r>
-        <w:rPr>
+          <w:rtl/>
+          <w:cs/>
+          <w:lang w:val="ar_AE" w:bidi="ar_AE"/>
+        </w:rPr>
+      </w:r>
+      <w:r>
+        <w:rPr>
+          <w:rtl/>
+          <w:cs/>
+          <w:lang w:val="ar_AE" w:bidi="ar_AE"/>
+        </w:rPr>
+      </w:r>
+    </w:p>
+    <w:p>
+      <w:pPr>
+        <w:bidi/>
+      </w:pPr>
+      <w:r>
+        <w:rPr>
+          <w:rtl/>
+          <w:cs/>
           <w:lang w:val="ar_AE" w:bidi="ar_AE"/>
         </w:rPr>
       </w:r>
@@ -2577,28 +3229,36 @@
       </w:pPr>
       <w:r>
         <w:rPr>
+          <w:rtl/>
+          <w:cs/>
           <w:lang w:val="ar_AE" w:bidi="ar_AE"/>
         </w:rPr>
         <w:t>غلاطية 3: 19</w:t>
       </w:r>
       <w:r>
         <w:rPr>
-          <w:lang w:val="ar_AE" w:bidi="ar_AE"/>
-        </w:rPr>
-      </w:r>
-    </w:p>
-    <w:p>
-      <w:pPr>
-        <w:bidi/>
-      </w:pPr>
-      <w:r>
-        <w:rPr>
+          <w:rtl/>
+          <w:cs/>
+          <w:lang w:val="ar_AE" w:bidi="ar_AE"/>
+        </w:rPr>
+      </w:r>
+    </w:p>
+    <w:p>
+      <w:pPr>
+        <w:bidi/>
+      </w:pPr>
+      <w:r>
+        <w:rPr>
+          <w:rtl/>
+          <w:cs/>
           <w:lang w:val="ar_AE" w:bidi="ar_AE"/>
         </w:rPr>
       </w:r>
       <w:r>
         <w:rPr>
           <w:b/>
+          <w:rtl/>
+          <w:cs/>
           <w:lang w:val="ar_AE" w:bidi="ar_AE"/>
         </w:rPr>
         <w:t>إذًا، لماذا كان الناموس؟</w:t>
@@ -2610,32 +3270,42 @@
       </w:pPr>
       <w:r>
         <w:rPr>
-          <w:lang w:val="ar_AE" w:bidi="ar_AE"/>
-        </w:rPr>
-      </w:r>
-      <w:r>
-        <w:rPr>
+          <w:rtl/>
+          <w:cs/>
+          <w:lang w:val="ar_AE" w:bidi="ar_AE"/>
+        </w:rPr>
+      </w:r>
+      <w:r>
+        <w:rPr>
+          <w:rtl/>
+          <w:cs/>
           <w:lang w:val="ar_AE" w:bidi="ar_AE"/>
         </w:rPr>
         <w:t>جاء الناموس بسبب التعدِّيات حتى جاء نسل إِبْرَاهِيمَ.</w:t>
       </w:r>
       <w:r>
         <w:rPr>
-          <w:lang w:val="ar_AE" w:bidi="ar_AE"/>
-        </w:rPr>
-      </w:r>
-      <w:r>
-        <w:rPr>
-          <w:lang w:val="ar_AE" w:bidi="ar_AE"/>
-        </w:rPr>
-      </w:r>
-    </w:p>
-    <w:p>
-      <w:pPr>
-        <w:bidi/>
-      </w:pPr>
-      <w:r>
-        <w:rPr>
+          <w:rtl/>
+          <w:cs/>
+          <w:lang w:val="ar_AE" w:bidi="ar_AE"/>
+        </w:rPr>
+      </w:r>
+      <w:r>
+        <w:rPr>
+          <w:rtl/>
+          <w:cs/>
+          <w:lang w:val="ar_AE" w:bidi="ar_AE"/>
+        </w:rPr>
+      </w:r>
+    </w:p>
+    <w:p>
+      <w:pPr>
+        <w:bidi/>
+      </w:pPr>
+      <w:r>
+        <w:rPr>
+          <w:rtl/>
+          <w:cs/>
           <w:lang w:val="ar_AE" w:bidi="ar_AE"/>
         </w:rPr>
       </w:r>
@@ -2647,28 +3317,36 @@
       </w:pPr>
       <w:r>
         <w:rPr>
+          <w:rtl/>
+          <w:cs/>
           <w:lang w:val="ar_AE" w:bidi="ar_AE"/>
         </w:rPr>
         <w:t>غلاطية 3: 22</w:t>
       </w:r>
       <w:r>
         <w:rPr>
-          <w:lang w:val="ar_AE" w:bidi="ar_AE"/>
-        </w:rPr>
-      </w:r>
-    </w:p>
-    <w:p>
-      <w:pPr>
-        <w:bidi/>
-      </w:pPr>
-      <w:r>
-        <w:rPr>
+          <w:rtl/>
+          <w:cs/>
+          <w:lang w:val="ar_AE" w:bidi="ar_AE"/>
+        </w:rPr>
+      </w:r>
+    </w:p>
+    <w:p>
+      <w:pPr>
+        <w:bidi/>
+      </w:pPr>
+      <w:r>
+        <w:rPr>
+          <w:rtl/>
+          <w:cs/>
           <w:lang w:val="ar_AE" w:bidi="ar_AE"/>
         </w:rPr>
       </w:r>
       <w:r>
         <w:rPr>
           <w:b/>
+          <w:rtl/>
+          <w:cs/>
           <w:lang w:val="ar_AE" w:bidi="ar_AE"/>
         </w:rPr>
         <w:t>تحت ماذا أغلق الناموس في الكتاب المقدس على الجميع؟</w:t>
@@ -2680,32 +3358,42 @@
       </w:pPr>
       <w:r>
         <w:rPr>
-          <w:lang w:val="ar_AE" w:bidi="ar_AE"/>
-        </w:rPr>
-      </w:r>
-      <w:r>
-        <w:rPr>
+          <w:rtl/>
+          <w:cs/>
+          <w:lang w:val="ar_AE" w:bidi="ar_AE"/>
+        </w:rPr>
+      </w:r>
+      <w:r>
+        <w:rPr>
+          <w:rtl/>
+          <w:cs/>
           <w:lang w:val="ar_AE" w:bidi="ar_AE"/>
         </w:rPr>
         <w:t>أغلَق الناموس في الكتاب المقدس على الجميع تحت الخطيئة.</w:t>
       </w:r>
       <w:r>
         <w:rPr>
-          <w:lang w:val="ar_AE" w:bidi="ar_AE"/>
-        </w:rPr>
-      </w:r>
-      <w:r>
-        <w:rPr>
-          <w:lang w:val="ar_AE" w:bidi="ar_AE"/>
-        </w:rPr>
-      </w:r>
-    </w:p>
-    <w:p>
-      <w:pPr>
-        <w:bidi/>
-      </w:pPr>
-      <w:r>
-        <w:rPr>
+          <w:rtl/>
+          <w:cs/>
+          <w:lang w:val="ar_AE" w:bidi="ar_AE"/>
+        </w:rPr>
+      </w:r>
+      <w:r>
+        <w:rPr>
+          <w:rtl/>
+          <w:cs/>
+          <w:lang w:val="ar_AE" w:bidi="ar_AE"/>
+        </w:rPr>
+      </w:r>
+    </w:p>
+    <w:p>
+      <w:pPr>
+        <w:bidi/>
+      </w:pPr>
+      <w:r>
+        <w:rPr>
+          <w:rtl/>
+          <w:cs/>
           <w:lang w:val="ar_AE" w:bidi="ar_AE"/>
         </w:rPr>
       </w:r>
@@ -2717,28 +3405,36 @@
       </w:pPr>
       <w:r>
         <w:rPr>
+          <w:rtl/>
+          <w:cs/>
           <w:lang w:val="ar_AE" w:bidi="ar_AE"/>
         </w:rPr>
         <w:t>غلاطية 3: 23–26</w:t>
       </w:r>
       <w:r>
         <w:rPr>
-          <w:lang w:val="ar_AE" w:bidi="ar_AE"/>
-        </w:rPr>
-      </w:r>
-    </w:p>
-    <w:p>
-      <w:pPr>
-        <w:bidi/>
-      </w:pPr>
-      <w:r>
-        <w:rPr>
+          <w:rtl/>
+          <w:cs/>
+          <w:lang w:val="ar_AE" w:bidi="ar_AE"/>
+        </w:rPr>
+      </w:r>
+    </w:p>
+    <w:p>
+      <w:pPr>
+        <w:bidi/>
+      </w:pPr>
+      <w:r>
+        <w:rPr>
+          <w:rtl/>
+          <w:cs/>
           <w:lang w:val="ar_AE" w:bidi="ar_AE"/>
         </w:rPr>
       </w:r>
       <w:r>
         <w:rPr>
           <w:b/>
+          <w:rtl/>
+          <w:cs/>
           <w:lang w:val="ar_AE" w:bidi="ar_AE"/>
         </w:rPr>
         <w:t>كيف نتحرر من حراسة وإغلاق الناموس علينا؟</w:t>
@@ -2750,32 +3446,42 @@
       </w:pPr>
       <w:r>
         <w:rPr>
-          <w:lang w:val="ar_AE" w:bidi="ar_AE"/>
-        </w:rPr>
-      </w:r>
-      <w:r>
-        <w:rPr>
+          <w:rtl/>
+          <w:cs/>
+          <w:lang w:val="ar_AE" w:bidi="ar_AE"/>
+        </w:rPr>
+      </w:r>
+      <w:r>
+        <w:rPr>
+          <w:rtl/>
+          <w:cs/>
           <w:lang w:val="ar_AE" w:bidi="ar_AE"/>
         </w:rPr>
         <w:t>نتحرر من إغلاق الناموس علينا بالإيمان بٱلْمَسِيحِ يَسوع.</w:t>
       </w:r>
       <w:r>
         <w:rPr>
-          <w:lang w:val="ar_AE" w:bidi="ar_AE"/>
-        </w:rPr>
-      </w:r>
-      <w:r>
-        <w:rPr>
-          <w:lang w:val="ar_AE" w:bidi="ar_AE"/>
-        </w:rPr>
-      </w:r>
-    </w:p>
-    <w:p>
-      <w:pPr>
-        <w:bidi/>
-      </w:pPr>
-      <w:r>
-        <w:rPr>
+          <w:rtl/>
+          <w:cs/>
+          <w:lang w:val="ar_AE" w:bidi="ar_AE"/>
+        </w:rPr>
+      </w:r>
+      <w:r>
+        <w:rPr>
+          <w:rtl/>
+          <w:cs/>
+          <w:lang w:val="ar_AE" w:bidi="ar_AE"/>
+        </w:rPr>
+      </w:r>
+    </w:p>
+    <w:p>
+      <w:pPr>
+        <w:bidi/>
+      </w:pPr>
+      <w:r>
+        <w:rPr>
+          <w:rtl/>
+          <w:cs/>
           <w:lang w:val="ar_AE" w:bidi="ar_AE"/>
         </w:rPr>
       </w:r>
@@ -2787,28 +3493,36 @@
       </w:pPr>
       <w:r>
         <w:rPr>
+          <w:rtl/>
+          <w:cs/>
           <w:lang w:val="ar_AE" w:bidi="ar_AE"/>
         </w:rPr>
         <w:t>غلاطية 3: 27</w:t>
       </w:r>
       <w:r>
         <w:rPr>
-          <w:lang w:val="ar_AE" w:bidi="ar_AE"/>
-        </w:rPr>
-      </w:r>
-    </w:p>
-    <w:p>
-      <w:pPr>
-        <w:bidi/>
-      </w:pPr>
-      <w:r>
-        <w:rPr>
+          <w:rtl/>
+          <w:cs/>
+          <w:lang w:val="ar_AE" w:bidi="ar_AE"/>
+        </w:rPr>
+      </w:r>
+    </w:p>
+    <w:p>
+      <w:pPr>
+        <w:bidi/>
+      </w:pPr>
+      <w:r>
+        <w:rPr>
+          <w:rtl/>
+          <w:cs/>
           <w:lang w:val="ar_AE" w:bidi="ar_AE"/>
         </w:rPr>
       </w:r>
       <w:r>
         <w:rPr>
           <w:b/>
+          <w:rtl/>
+          <w:cs/>
           <w:lang w:val="ar_AE" w:bidi="ar_AE"/>
         </w:rPr>
         <w:t>مَن الذي لبِسَ ٱلْمَسِيحِ؟</w:t>
@@ -2820,32 +3534,42 @@
       </w:pPr>
       <w:r>
         <w:rPr>
-          <w:lang w:val="ar_AE" w:bidi="ar_AE"/>
-        </w:rPr>
-      </w:r>
-      <w:r>
-        <w:rPr>
+          <w:rtl/>
+          <w:cs/>
+          <w:lang w:val="ar_AE" w:bidi="ar_AE"/>
+        </w:rPr>
+      </w:r>
+      <w:r>
+        <w:rPr>
+          <w:rtl/>
+          <w:cs/>
           <w:lang w:val="ar_AE" w:bidi="ar_AE"/>
         </w:rPr>
         <w:t>كل من اعتمد بٱلْمَسِيحِ قد لبِسَ ٱلْمَسِيحِ.</w:t>
       </w:r>
       <w:r>
         <w:rPr>
-          <w:lang w:val="ar_AE" w:bidi="ar_AE"/>
-        </w:rPr>
-      </w:r>
-      <w:r>
-        <w:rPr>
-          <w:lang w:val="ar_AE" w:bidi="ar_AE"/>
-        </w:rPr>
-      </w:r>
-    </w:p>
-    <w:p>
-      <w:pPr>
-        <w:bidi/>
-      </w:pPr>
-      <w:r>
-        <w:rPr>
+          <w:rtl/>
+          <w:cs/>
+          <w:lang w:val="ar_AE" w:bidi="ar_AE"/>
+        </w:rPr>
+      </w:r>
+      <w:r>
+        <w:rPr>
+          <w:rtl/>
+          <w:cs/>
+          <w:lang w:val="ar_AE" w:bidi="ar_AE"/>
+        </w:rPr>
+      </w:r>
+    </w:p>
+    <w:p>
+      <w:pPr>
+        <w:bidi/>
+      </w:pPr>
+      <w:r>
+        <w:rPr>
+          <w:rtl/>
+          <w:cs/>
           <w:lang w:val="ar_AE" w:bidi="ar_AE"/>
         </w:rPr>
       </w:r>
@@ -2857,28 +3581,36 @@
       </w:pPr>
       <w:r>
         <w:rPr>
+          <w:rtl/>
+          <w:cs/>
           <w:lang w:val="ar_AE" w:bidi="ar_AE"/>
         </w:rPr>
         <w:t>غلاطية 3: 28</w:t>
       </w:r>
       <w:r>
         <w:rPr>
-          <w:lang w:val="ar_AE" w:bidi="ar_AE"/>
-        </w:rPr>
-      </w:r>
-    </w:p>
-    <w:p>
-      <w:pPr>
-        <w:bidi/>
-      </w:pPr>
-      <w:r>
-        <w:rPr>
+          <w:rtl/>
+          <w:cs/>
+          <w:lang w:val="ar_AE" w:bidi="ar_AE"/>
+        </w:rPr>
+      </w:r>
+    </w:p>
+    <w:p>
+      <w:pPr>
+        <w:bidi/>
+      </w:pPr>
+      <w:r>
+        <w:rPr>
+          <w:rtl/>
+          <w:cs/>
           <w:lang w:val="ar_AE" w:bidi="ar_AE"/>
         </w:rPr>
       </w:r>
       <w:r>
         <w:rPr>
           <w:b/>
+          <w:rtl/>
+          <w:cs/>
           <w:lang w:val="ar_AE" w:bidi="ar_AE"/>
         </w:rPr>
         <w:t>ما أنواع الأشخاص المختلفة الذين أصبحوا واحدًا في ٱلْمَسِيحِ يَسوع؟</w:t>
@@ -2890,32 +3622,42 @@
       </w:pPr>
       <w:r>
         <w:rPr>
-          <w:lang w:val="ar_AE" w:bidi="ar_AE"/>
-        </w:rPr>
-      </w:r>
-      <w:r>
-        <w:rPr>
+          <w:rtl/>
+          <w:cs/>
+          <w:lang w:val="ar_AE" w:bidi="ar_AE"/>
+        </w:rPr>
+      </w:r>
+      <w:r>
+        <w:rPr>
+          <w:rtl/>
+          <w:cs/>
           <w:lang w:val="ar_AE" w:bidi="ar_AE"/>
         </w:rPr>
         <w:t>اليهود واليونانيون، العبيد والأحرار، الذكور والإناث، جميعهم يصبحون واحدًا في ٱلْمَسِيحِ يَسوع.</w:t>
       </w:r>
       <w:r>
         <w:rPr>
-          <w:lang w:val="ar_AE" w:bidi="ar_AE"/>
-        </w:rPr>
-      </w:r>
-      <w:r>
-        <w:rPr>
-          <w:lang w:val="ar_AE" w:bidi="ar_AE"/>
-        </w:rPr>
-      </w:r>
-    </w:p>
-    <w:p>
-      <w:pPr>
-        <w:bidi/>
-      </w:pPr>
-      <w:r>
-        <w:rPr>
+          <w:rtl/>
+          <w:cs/>
+          <w:lang w:val="ar_AE" w:bidi="ar_AE"/>
+        </w:rPr>
+      </w:r>
+      <w:r>
+        <w:rPr>
+          <w:rtl/>
+          <w:cs/>
+          <w:lang w:val="ar_AE" w:bidi="ar_AE"/>
+        </w:rPr>
+      </w:r>
+    </w:p>
+    <w:p>
+      <w:pPr>
+        <w:bidi/>
+      </w:pPr>
+      <w:r>
+        <w:rPr>
+          <w:rtl/>
+          <w:cs/>
           <w:lang w:val="ar_AE" w:bidi="ar_AE"/>
         </w:rPr>
       </w:r>
@@ -2927,28 +3669,36 @@
       </w:pPr>
       <w:r>
         <w:rPr>
+          <w:rtl/>
+          <w:cs/>
           <w:lang w:val="ar_AE" w:bidi="ar_AE"/>
         </w:rPr>
         <w:t>غلاطية 4: 1–2</w:t>
       </w:r>
       <w:r>
         <w:rPr>
-          <w:lang w:val="ar_AE" w:bidi="ar_AE"/>
-        </w:rPr>
-      </w:r>
-    </w:p>
-    <w:p>
-      <w:pPr>
-        <w:bidi/>
-      </w:pPr>
-      <w:r>
-        <w:rPr>
+          <w:rtl/>
+          <w:cs/>
+          <w:lang w:val="ar_AE" w:bidi="ar_AE"/>
+        </w:rPr>
+      </w:r>
+    </w:p>
+    <w:p>
+      <w:pPr>
+        <w:bidi/>
+      </w:pPr>
+      <w:r>
+        <w:rPr>
+          <w:rtl/>
+          <w:cs/>
           <w:lang w:val="ar_AE" w:bidi="ar_AE"/>
         </w:rPr>
       </w:r>
       <w:r>
         <w:rPr>
           <w:b/>
+          <w:rtl/>
+          <w:cs/>
           <w:lang w:val="ar_AE" w:bidi="ar_AE"/>
         </w:rPr>
         <w:t>كيف يعيش الوارث القاصر؟</w:t>
@@ -2960,32 +3710,42 @@
       </w:pPr>
       <w:r>
         <w:rPr>
-          <w:lang w:val="ar_AE" w:bidi="ar_AE"/>
-        </w:rPr>
-      </w:r>
-      <w:r>
-        <w:rPr>
+          <w:rtl/>
+          <w:cs/>
+          <w:lang w:val="ar_AE" w:bidi="ar_AE"/>
+        </w:rPr>
+      </w:r>
+      <w:r>
+        <w:rPr>
+          <w:rtl/>
+          <w:cs/>
           <w:lang w:val="ar_AE" w:bidi="ar_AE"/>
         </w:rPr>
         <w:t>يعيش الوارث القاصِر مثل العبد تحت وصاية الأوصياء حتى الوقت الذي يُحدده والده.</w:t>
       </w:r>
       <w:r>
         <w:rPr>
-          <w:lang w:val="ar_AE" w:bidi="ar_AE"/>
-        </w:rPr>
-      </w:r>
-      <w:r>
-        <w:rPr>
-          <w:lang w:val="ar_AE" w:bidi="ar_AE"/>
-        </w:rPr>
-      </w:r>
-    </w:p>
-    <w:p>
-      <w:pPr>
-        <w:bidi/>
-      </w:pPr>
-      <w:r>
-        <w:rPr>
+          <w:rtl/>
+          <w:cs/>
+          <w:lang w:val="ar_AE" w:bidi="ar_AE"/>
+        </w:rPr>
+      </w:r>
+      <w:r>
+        <w:rPr>
+          <w:rtl/>
+          <w:cs/>
+          <w:lang w:val="ar_AE" w:bidi="ar_AE"/>
+        </w:rPr>
+      </w:r>
+    </w:p>
+    <w:p>
+      <w:pPr>
+        <w:bidi/>
+      </w:pPr>
+      <w:r>
+        <w:rPr>
+          <w:rtl/>
+          <w:cs/>
           <w:lang w:val="ar_AE" w:bidi="ar_AE"/>
         </w:rPr>
       </w:r>
@@ -2997,28 +3757,36 @@
       </w:pPr>
       <w:r>
         <w:rPr>
+          <w:rtl/>
+          <w:cs/>
           <w:lang w:val="ar_AE" w:bidi="ar_AE"/>
         </w:rPr>
         <w:t>غلاطية 4: 4–5</w:t>
       </w:r>
       <w:r>
         <w:rPr>
-          <w:lang w:val="ar_AE" w:bidi="ar_AE"/>
-        </w:rPr>
-      </w:r>
-    </w:p>
-    <w:p>
-      <w:pPr>
-        <w:bidi/>
-      </w:pPr>
-      <w:r>
-        <w:rPr>
+          <w:rtl/>
+          <w:cs/>
+          <w:lang w:val="ar_AE" w:bidi="ar_AE"/>
+        </w:rPr>
+      </w:r>
+    </w:p>
+    <w:p>
+      <w:pPr>
+        <w:bidi/>
+      </w:pPr>
+      <w:r>
+        <w:rPr>
+          <w:rtl/>
+          <w:cs/>
           <w:lang w:val="ar_AE" w:bidi="ar_AE"/>
         </w:rPr>
       </w:r>
       <w:r>
         <w:rPr>
           <w:b/>
+          <w:rtl/>
+          <w:cs/>
           <w:lang w:val="ar_AE" w:bidi="ar_AE"/>
         </w:rPr>
         <w:t>ماذا فعل ٱلله عندما جاء الوقت المناسب في التاريخ؟</w:t>
@@ -3030,32 +3798,42 @@
       </w:pPr>
       <w:r>
         <w:rPr>
-          <w:lang w:val="ar_AE" w:bidi="ar_AE"/>
-        </w:rPr>
-      </w:r>
-      <w:r>
-        <w:rPr>
+          <w:rtl/>
+          <w:cs/>
+          <w:lang w:val="ar_AE" w:bidi="ar_AE"/>
+        </w:rPr>
+      </w:r>
+      <w:r>
+        <w:rPr>
+          <w:rtl/>
+          <w:cs/>
           <w:lang w:val="ar_AE" w:bidi="ar_AE"/>
         </w:rPr>
         <w:t>في الوقت المناسب، أرسل ٱللهِ ابنه ليفتدي الذين تحت الناموس.</w:t>
       </w:r>
       <w:r>
         <w:rPr>
-          <w:lang w:val="ar_AE" w:bidi="ar_AE"/>
-        </w:rPr>
-      </w:r>
-      <w:r>
-        <w:rPr>
-          <w:lang w:val="ar_AE" w:bidi="ar_AE"/>
-        </w:rPr>
-      </w:r>
-    </w:p>
-    <w:p>
-      <w:pPr>
-        <w:bidi/>
-      </w:pPr>
-      <w:r>
-        <w:rPr>
+          <w:rtl/>
+          <w:cs/>
+          <w:lang w:val="ar_AE" w:bidi="ar_AE"/>
+        </w:rPr>
+      </w:r>
+      <w:r>
+        <w:rPr>
+          <w:rtl/>
+          <w:cs/>
+          <w:lang w:val="ar_AE" w:bidi="ar_AE"/>
+        </w:rPr>
+      </w:r>
+    </w:p>
+    <w:p>
+      <w:pPr>
+        <w:bidi/>
+      </w:pPr>
+      <w:r>
+        <w:rPr>
+          <w:rtl/>
+          <w:cs/>
           <w:lang w:val="ar_AE" w:bidi="ar_AE"/>
         </w:rPr>
       </w:r>
@@ -3067,28 +3845,36 @@
       </w:pPr>
       <w:r>
         <w:rPr>
+          <w:rtl/>
+          <w:cs/>
           <w:lang w:val="ar_AE" w:bidi="ar_AE"/>
         </w:rPr>
         <w:t>غلاطية 4: 5</w:t>
       </w:r>
       <w:r>
         <w:rPr>
-          <w:lang w:val="ar_AE" w:bidi="ar_AE"/>
-        </w:rPr>
-      </w:r>
-    </w:p>
-    <w:p>
-      <w:pPr>
-        <w:bidi/>
-      </w:pPr>
-      <w:r>
-        <w:rPr>
+          <w:rtl/>
+          <w:cs/>
+          <w:lang w:val="ar_AE" w:bidi="ar_AE"/>
+        </w:rPr>
+      </w:r>
+    </w:p>
+    <w:p>
+      <w:pPr>
+        <w:bidi/>
+      </w:pPr>
+      <w:r>
+        <w:rPr>
+          <w:rtl/>
+          <w:cs/>
           <w:lang w:val="ar_AE" w:bidi="ar_AE"/>
         </w:rPr>
       </w:r>
       <w:r>
         <w:rPr>
           <w:b/>
+          <w:rtl/>
+          <w:cs/>
           <w:lang w:val="ar_AE" w:bidi="ar_AE"/>
         </w:rPr>
         <w:t>كيف ضمَّ ٱلله القاصرين الذين كانوا تحت الناموس إلى عائلته؟</w:t>
@@ -3100,32 +3886,42 @@
       </w:pPr>
       <w:r>
         <w:rPr>
-          <w:lang w:val="ar_AE" w:bidi="ar_AE"/>
-        </w:rPr>
-      </w:r>
-      <w:r>
-        <w:rPr>
+          <w:rtl/>
+          <w:cs/>
+          <w:lang w:val="ar_AE" w:bidi="ar_AE"/>
+        </w:rPr>
+      </w:r>
+      <w:r>
+        <w:rPr>
+          <w:rtl/>
+          <w:cs/>
           <w:lang w:val="ar_AE" w:bidi="ar_AE"/>
         </w:rPr>
         <w:t>تبنَّى ٱلله القاصرين الذين كانوا تحت الناموس أبناءً شرعيِّين له.</w:t>
       </w:r>
       <w:r>
         <w:rPr>
-          <w:lang w:val="ar_AE" w:bidi="ar_AE"/>
-        </w:rPr>
-      </w:r>
-      <w:r>
-        <w:rPr>
-          <w:lang w:val="ar_AE" w:bidi="ar_AE"/>
-        </w:rPr>
-      </w:r>
-    </w:p>
-    <w:p>
-      <w:pPr>
-        <w:bidi/>
-      </w:pPr>
-      <w:r>
-        <w:rPr>
+          <w:rtl/>
+          <w:cs/>
+          <w:lang w:val="ar_AE" w:bidi="ar_AE"/>
+        </w:rPr>
+      </w:r>
+      <w:r>
+        <w:rPr>
+          <w:rtl/>
+          <w:cs/>
+          <w:lang w:val="ar_AE" w:bidi="ar_AE"/>
+        </w:rPr>
+      </w:r>
+    </w:p>
+    <w:p>
+      <w:pPr>
+        <w:bidi/>
+      </w:pPr>
+      <w:r>
+        <w:rPr>
+          <w:rtl/>
+          <w:cs/>
           <w:lang w:val="ar_AE" w:bidi="ar_AE"/>
         </w:rPr>
       </w:r>
@@ -3137,28 +3933,36 @@
       </w:pPr>
       <w:r>
         <w:rPr>
+          <w:rtl/>
+          <w:cs/>
           <w:lang w:val="ar_AE" w:bidi="ar_AE"/>
         </w:rPr>
         <w:t>غلاطية 4: 6</w:t>
       </w:r>
       <w:r>
         <w:rPr>
-          <w:lang w:val="ar_AE" w:bidi="ar_AE"/>
-        </w:rPr>
-      </w:r>
-    </w:p>
-    <w:p>
-      <w:pPr>
-        <w:bidi/>
-      </w:pPr>
-      <w:r>
-        <w:rPr>
+          <w:rtl/>
+          <w:cs/>
+          <w:lang w:val="ar_AE" w:bidi="ar_AE"/>
+        </w:rPr>
+      </w:r>
+    </w:p>
+    <w:p>
+      <w:pPr>
+        <w:bidi/>
+      </w:pPr>
+      <w:r>
+        <w:rPr>
+          <w:rtl/>
+          <w:cs/>
           <w:lang w:val="ar_AE" w:bidi="ar_AE"/>
         </w:rPr>
       </w:r>
       <w:r>
         <w:rPr>
           <w:b/>
+          <w:rtl/>
+          <w:cs/>
           <w:lang w:val="ar_AE" w:bidi="ar_AE"/>
         </w:rPr>
         <w:t>ماذا يرسل الله إلى قلوب أبنائه؟</w:t>
@@ -3170,32 +3974,42 @@
       </w:pPr>
       <w:r>
         <w:rPr>
-          <w:lang w:val="ar_AE" w:bidi="ar_AE"/>
-        </w:rPr>
-      </w:r>
-      <w:r>
-        <w:rPr>
+          <w:rtl/>
+          <w:cs/>
+          <w:lang w:val="ar_AE" w:bidi="ar_AE"/>
+        </w:rPr>
+      </w:r>
+      <w:r>
+        <w:rPr>
+          <w:rtl/>
+          <w:cs/>
           <w:lang w:val="ar_AE" w:bidi="ar_AE"/>
         </w:rPr>
         <w:t>يُرسل الله روح ابنه إلى قلوب أبنائه.</w:t>
       </w:r>
       <w:r>
         <w:rPr>
-          <w:lang w:val="ar_AE" w:bidi="ar_AE"/>
-        </w:rPr>
-      </w:r>
-      <w:r>
-        <w:rPr>
-          <w:lang w:val="ar_AE" w:bidi="ar_AE"/>
-        </w:rPr>
-      </w:r>
-    </w:p>
-    <w:p>
-      <w:pPr>
-        <w:bidi/>
-      </w:pPr>
-      <w:r>
-        <w:rPr>
+          <w:rtl/>
+          <w:cs/>
+          <w:lang w:val="ar_AE" w:bidi="ar_AE"/>
+        </w:rPr>
+      </w:r>
+      <w:r>
+        <w:rPr>
+          <w:rtl/>
+          <w:cs/>
+          <w:lang w:val="ar_AE" w:bidi="ar_AE"/>
+        </w:rPr>
+      </w:r>
+    </w:p>
+    <w:p>
+      <w:pPr>
+        <w:bidi/>
+      </w:pPr>
+      <w:r>
+        <w:rPr>
+          <w:rtl/>
+          <w:cs/>
           <w:lang w:val="ar_AE" w:bidi="ar_AE"/>
         </w:rPr>
       </w:r>
@@ -3207,28 +4021,36 @@
       </w:pPr>
       <w:r>
         <w:rPr>
+          <w:rtl/>
+          <w:cs/>
           <w:lang w:val="ar_AE" w:bidi="ar_AE"/>
         </w:rPr>
         <w:t>غلاطية 4: 8</w:t>
       </w:r>
       <w:r>
         <w:rPr>
-          <w:lang w:val="ar_AE" w:bidi="ar_AE"/>
-        </w:rPr>
-      </w:r>
-    </w:p>
-    <w:p>
-      <w:pPr>
-        <w:bidi/>
-      </w:pPr>
-      <w:r>
-        <w:rPr>
+          <w:rtl/>
+          <w:cs/>
+          <w:lang w:val="ar_AE" w:bidi="ar_AE"/>
+        </w:rPr>
+      </w:r>
+    </w:p>
+    <w:p>
+      <w:pPr>
+        <w:bidi/>
+      </w:pPr>
+      <w:r>
+        <w:rPr>
+          <w:rtl/>
+          <w:cs/>
           <w:lang w:val="ar_AE" w:bidi="ar_AE"/>
         </w:rPr>
       </w:r>
       <w:r>
         <w:rPr>
           <w:b/>
+          <w:rtl/>
+          <w:cs/>
           <w:lang w:val="ar_AE" w:bidi="ar_AE"/>
         </w:rPr>
         <w:t>قبل أن نعرف ٱلله، لمَن نحن عبيد؟</w:t>
@@ -3240,32 +4062,42 @@
       </w:pPr>
       <w:r>
         <w:rPr>
-          <w:lang w:val="ar_AE" w:bidi="ar_AE"/>
-        </w:rPr>
-      </w:r>
-      <w:r>
-        <w:rPr>
+          <w:rtl/>
+          <w:cs/>
+          <w:lang w:val="ar_AE" w:bidi="ar_AE"/>
+        </w:rPr>
+      </w:r>
+      <w:r>
+        <w:rPr>
+          <w:rtl/>
+          <w:cs/>
           <w:lang w:val="ar_AE" w:bidi="ar_AE"/>
         </w:rPr>
         <w:t>قبل أن نعرف ٱلله، نحن عبيد للأرواح التي تحكُم العالم، التي ليست آلهة على الإطلاق.</w:t>
       </w:r>
       <w:r>
         <w:rPr>
-          <w:lang w:val="ar_AE" w:bidi="ar_AE"/>
-        </w:rPr>
-      </w:r>
-      <w:r>
-        <w:rPr>
-          <w:lang w:val="ar_AE" w:bidi="ar_AE"/>
-        </w:rPr>
-      </w:r>
-    </w:p>
-    <w:p>
-      <w:pPr>
-        <w:bidi/>
-      </w:pPr>
-      <w:r>
-        <w:rPr>
+          <w:rtl/>
+          <w:cs/>
+          <w:lang w:val="ar_AE" w:bidi="ar_AE"/>
+        </w:rPr>
+      </w:r>
+      <w:r>
+        <w:rPr>
+          <w:rtl/>
+          <w:cs/>
+          <w:lang w:val="ar_AE" w:bidi="ar_AE"/>
+        </w:rPr>
+      </w:r>
+    </w:p>
+    <w:p>
+      <w:pPr>
+        <w:bidi/>
+      </w:pPr>
+      <w:r>
+        <w:rPr>
+          <w:rtl/>
+          <w:cs/>
           <w:lang w:val="ar_AE" w:bidi="ar_AE"/>
         </w:rPr>
       </w:r>
@@ -3277,28 +4109,36 @@
       </w:pPr>
       <w:r>
         <w:rPr>
+          <w:rtl/>
+          <w:cs/>
           <w:lang w:val="ar_AE" w:bidi="ar_AE"/>
         </w:rPr>
         <w:t>غلاطية 4: 9</w:t>
       </w:r>
       <w:r>
         <w:rPr>
-          <w:lang w:val="ar_AE" w:bidi="ar_AE"/>
-        </w:rPr>
-      </w:r>
-    </w:p>
-    <w:p>
-      <w:pPr>
-        <w:bidi/>
-      </w:pPr>
-      <w:r>
-        <w:rPr>
+          <w:rtl/>
+          <w:cs/>
+          <w:lang w:val="ar_AE" w:bidi="ar_AE"/>
+        </w:rPr>
+      </w:r>
+    </w:p>
+    <w:p>
+      <w:pPr>
+        <w:bidi/>
+      </w:pPr>
+      <w:r>
+        <w:rPr>
+          <w:rtl/>
+          <w:cs/>
           <w:lang w:val="ar_AE" w:bidi="ar_AE"/>
         </w:rPr>
       </w:r>
       <w:r>
         <w:rPr>
           <w:b/>
+          <w:rtl/>
+          <w:cs/>
           <w:lang w:val="ar_AE" w:bidi="ar_AE"/>
         </w:rPr>
         <w:t>إلامَ عاد الغلاطيُّون فسبَّبوا حَيْرَة لبولس؟</w:t>
@@ -3310,32 +4150,42 @@
       </w:pPr>
       <w:r>
         <w:rPr>
-          <w:lang w:val="ar_AE" w:bidi="ar_AE"/>
-        </w:rPr>
-      </w:r>
-      <w:r>
-        <w:rPr>
+          <w:rtl/>
+          <w:cs/>
+          <w:lang w:val="ar_AE" w:bidi="ar_AE"/>
+        </w:rPr>
+      </w:r>
+      <w:r>
+        <w:rPr>
+          <w:rtl/>
+          <w:cs/>
           <w:lang w:val="ar_AE" w:bidi="ar_AE"/>
         </w:rPr>
         <w:t>كان بولسَ في حَيْرَة من أمره لأنَّ الغلاطيين كانوا يعودون مرة أخرى إلى الأرواح الحاكِمة للعالم.</w:t>
       </w:r>
       <w:r>
         <w:rPr>
-          <w:lang w:val="ar_AE" w:bidi="ar_AE"/>
-        </w:rPr>
-      </w:r>
-      <w:r>
-        <w:rPr>
-          <w:lang w:val="ar_AE" w:bidi="ar_AE"/>
-        </w:rPr>
-      </w:r>
-    </w:p>
-    <w:p>
-      <w:pPr>
-        <w:bidi/>
-      </w:pPr>
-      <w:r>
-        <w:rPr>
+          <w:rtl/>
+          <w:cs/>
+          <w:lang w:val="ar_AE" w:bidi="ar_AE"/>
+        </w:rPr>
+      </w:r>
+      <w:r>
+        <w:rPr>
+          <w:rtl/>
+          <w:cs/>
+          <w:lang w:val="ar_AE" w:bidi="ar_AE"/>
+        </w:rPr>
+      </w:r>
+    </w:p>
+    <w:p>
+      <w:pPr>
+        <w:bidi/>
+      </w:pPr>
+      <w:r>
+        <w:rPr>
+          <w:rtl/>
+          <w:cs/>
           <w:lang w:val="ar_AE" w:bidi="ar_AE"/>
         </w:rPr>
       </w:r>
@@ -3347,28 +4197,36 @@
       </w:pPr>
       <w:r>
         <w:rPr>
+          <w:rtl/>
+          <w:cs/>
           <w:lang w:val="ar_AE" w:bidi="ar_AE"/>
         </w:rPr>
         <w:t>غلاطية 4: 9–11</w:t>
       </w:r>
       <w:r>
         <w:rPr>
-          <w:lang w:val="ar_AE" w:bidi="ar_AE"/>
-        </w:rPr>
-      </w:r>
-    </w:p>
-    <w:p>
-      <w:pPr>
-        <w:bidi/>
-      </w:pPr>
-      <w:r>
-        <w:rPr>
+          <w:rtl/>
+          <w:cs/>
+          <w:lang w:val="ar_AE" w:bidi="ar_AE"/>
+        </w:rPr>
+      </w:r>
+    </w:p>
+    <w:p>
+      <w:pPr>
+        <w:bidi/>
+      </w:pPr>
+      <w:r>
+        <w:rPr>
+          <w:rtl/>
+          <w:cs/>
           <w:lang w:val="ar_AE" w:bidi="ar_AE"/>
         </w:rPr>
       </w:r>
       <w:r>
         <w:rPr>
           <w:b/>
+          <w:rtl/>
+          <w:cs/>
           <w:lang w:val="ar_AE" w:bidi="ar_AE"/>
         </w:rPr>
         <w:t>بينما يرى بولسُ الغلاطيين يرتدُّون، ممَّ يخشى عليهم؟</w:t>
@@ -3380,32 +4238,42 @@
       </w:pPr>
       <w:r>
         <w:rPr>
-          <w:lang w:val="ar_AE" w:bidi="ar_AE"/>
-        </w:rPr>
-      </w:r>
-      <w:r>
-        <w:rPr>
+          <w:rtl/>
+          <w:cs/>
+          <w:lang w:val="ar_AE" w:bidi="ar_AE"/>
+        </w:rPr>
+      </w:r>
+      <w:r>
+        <w:rPr>
+          <w:rtl/>
+          <w:cs/>
           <w:lang w:val="ar_AE" w:bidi="ar_AE"/>
         </w:rPr>
         <w:t>يخشى بولس أن يصبح الغلاطيون عبيدًا مرة أخرى، ويكون قد تعب عبثًا من أجلهم.</w:t>
       </w:r>
       <w:r>
         <w:rPr>
-          <w:lang w:val="ar_AE" w:bidi="ar_AE"/>
-        </w:rPr>
-      </w:r>
-      <w:r>
-        <w:rPr>
-          <w:lang w:val="ar_AE" w:bidi="ar_AE"/>
-        </w:rPr>
-      </w:r>
-    </w:p>
-    <w:p>
-      <w:pPr>
-        <w:bidi/>
-      </w:pPr>
-      <w:r>
-        <w:rPr>
+          <w:rtl/>
+          <w:cs/>
+          <w:lang w:val="ar_AE" w:bidi="ar_AE"/>
+        </w:rPr>
+      </w:r>
+      <w:r>
+        <w:rPr>
+          <w:rtl/>
+          <w:cs/>
+          <w:lang w:val="ar_AE" w:bidi="ar_AE"/>
+        </w:rPr>
+      </w:r>
+    </w:p>
+    <w:p>
+      <w:pPr>
+        <w:bidi/>
+      </w:pPr>
+      <w:r>
+        <w:rPr>
+          <w:rtl/>
+          <w:cs/>
           <w:lang w:val="ar_AE" w:bidi="ar_AE"/>
         </w:rPr>
       </w:r>
@@ -3417,28 +4285,36 @@
       </w:pPr>
       <w:r>
         <w:rPr>
+          <w:rtl/>
+          <w:cs/>
           <w:lang w:val="ar_AE" w:bidi="ar_AE"/>
         </w:rPr>
         <w:t>غلاطية 4: 13</w:t>
       </w:r>
       <w:r>
         <w:rPr>
-          <w:lang w:val="ar_AE" w:bidi="ar_AE"/>
-        </w:rPr>
-      </w:r>
-    </w:p>
-    <w:p>
-      <w:pPr>
-        <w:bidi/>
-      </w:pPr>
-      <w:r>
-        <w:rPr>
+          <w:rtl/>
+          <w:cs/>
+          <w:lang w:val="ar_AE" w:bidi="ar_AE"/>
+        </w:rPr>
+      </w:r>
+    </w:p>
+    <w:p>
+      <w:pPr>
+        <w:bidi/>
+      </w:pPr>
+      <w:r>
+        <w:rPr>
+          <w:rtl/>
+          <w:cs/>
           <w:lang w:val="ar_AE" w:bidi="ar_AE"/>
         </w:rPr>
       </w:r>
       <w:r>
         <w:rPr>
           <w:b/>
+          <w:rtl/>
+          <w:cs/>
           <w:lang w:val="ar_AE" w:bidi="ar_AE"/>
         </w:rPr>
         <w:t>عندما جاء بولس أول مرة إلى الغلاطيين، ما المشكلة التي واجهها؟</w:t>
@@ -3450,32 +4326,42 @@
       </w:pPr>
       <w:r>
         <w:rPr>
-          <w:lang w:val="ar_AE" w:bidi="ar_AE"/>
-        </w:rPr>
-      </w:r>
-      <w:r>
-        <w:rPr>
+          <w:rtl/>
+          <w:cs/>
+          <w:lang w:val="ar_AE" w:bidi="ar_AE"/>
+        </w:rPr>
+      </w:r>
+      <w:r>
+        <w:rPr>
+          <w:rtl/>
+          <w:cs/>
           <w:lang w:val="ar_AE" w:bidi="ar_AE"/>
         </w:rPr>
         <w:t>عندما جاء بولسَ أول مرة إلى الغلاطيين، كان يعاني من مرض جسدي.</w:t>
       </w:r>
       <w:r>
         <w:rPr>
-          <w:lang w:val="ar_AE" w:bidi="ar_AE"/>
-        </w:rPr>
-      </w:r>
-      <w:r>
-        <w:rPr>
-          <w:lang w:val="ar_AE" w:bidi="ar_AE"/>
-        </w:rPr>
-      </w:r>
-    </w:p>
-    <w:p>
-      <w:pPr>
-        <w:bidi/>
-      </w:pPr>
-      <w:r>
-        <w:rPr>
+          <w:rtl/>
+          <w:cs/>
+          <w:lang w:val="ar_AE" w:bidi="ar_AE"/>
+        </w:rPr>
+      </w:r>
+      <w:r>
+        <w:rPr>
+          <w:rtl/>
+          <w:cs/>
+          <w:lang w:val="ar_AE" w:bidi="ar_AE"/>
+        </w:rPr>
+      </w:r>
+    </w:p>
+    <w:p>
+      <w:pPr>
+        <w:bidi/>
+      </w:pPr>
+      <w:r>
+        <w:rPr>
+          <w:rtl/>
+          <w:cs/>
           <w:lang w:val="ar_AE" w:bidi="ar_AE"/>
         </w:rPr>
       </w:r>
@@ -3487,28 +4373,36 @@
       </w:pPr>
       <w:r>
         <w:rPr>
+          <w:rtl/>
+          <w:cs/>
           <w:lang w:val="ar_AE" w:bidi="ar_AE"/>
         </w:rPr>
         <w:t>غلاطية 4: 14</w:t>
       </w:r>
       <w:r>
         <w:rPr>
-          <w:lang w:val="ar_AE" w:bidi="ar_AE"/>
-        </w:rPr>
-      </w:r>
-    </w:p>
-    <w:p>
-      <w:pPr>
-        <w:bidi/>
-      </w:pPr>
-      <w:r>
-        <w:rPr>
+          <w:rtl/>
+          <w:cs/>
+          <w:lang w:val="ar_AE" w:bidi="ar_AE"/>
+        </w:rPr>
+      </w:r>
+    </w:p>
+    <w:p>
+      <w:pPr>
+        <w:bidi/>
+      </w:pPr>
+      <w:r>
+        <w:rPr>
+          <w:rtl/>
+          <w:cs/>
           <w:lang w:val="ar_AE" w:bidi="ar_AE"/>
         </w:rPr>
       </w:r>
       <w:r>
         <w:rPr>
           <w:b/>
+          <w:rtl/>
+          <w:cs/>
           <w:lang w:val="ar_AE" w:bidi="ar_AE"/>
         </w:rPr>
         <w:t>بالرغْم من مشكلة بولس، كيف قبِلَه الغلاطيون؟</w:t>
@@ -3520,32 +4414,42 @@
       </w:pPr>
       <w:r>
         <w:rPr>
-          <w:lang w:val="ar_AE" w:bidi="ar_AE"/>
-        </w:rPr>
-      </w:r>
-      <w:r>
-        <w:rPr>
+          <w:rtl/>
+          <w:cs/>
+          <w:lang w:val="ar_AE" w:bidi="ar_AE"/>
+        </w:rPr>
+      </w:r>
+      <w:r>
+        <w:rPr>
+          <w:rtl/>
+          <w:cs/>
           <w:lang w:val="ar_AE" w:bidi="ar_AE"/>
         </w:rPr>
         <w:t>بالرغم من مشكلة بولس، قبِلوه أهل غلاطية ملاكًا من ٱللهِ، كٱلْمَسِيحِ يَسوع.</w:t>
       </w:r>
       <w:r>
         <w:rPr>
-          <w:lang w:val="ar_AE" w:bidi="ar_AE"/>
-        </w:rPr>
-      </w:r>
-      <w:r>
-        <w:rPr>
-          <w:lang w:val="ar_AE" w:bidi="ar_AE"/>
-        </w:rPr>
-      </w:r>
-    </w:p>
-    <w:p>
-      <w:pPr>
-        <w:bidi/>
-      </w:pPr>
-      <w:r>
-        <w:rPr>
+          <w:rtl/>
+          <w:cs/>
+          <w:lang w:val="ar_AE" w:bidi="ar_AE"/>
+        </w:rPr>
+      </w:r>
+      <w:r>
+        <w:rPr>
+          <w:rtl/>
+          <w:cs/>
+          <w:lang w:val="ar_AE" w:bidi="ar_AE"/>
+        </w:rPr>
+      </w:r>
+    </w:p>
+    <w:p>
+      <w:pPr>
+        <w:bidi/>
+      </w:pPr>
+      <w:r>
+        <w:rPr>
+          <w:rtl/>
+          <w:cs/>
           <w:lang w:val="ar_AE" w:bidi="ar_AE"/>
         </w:rPr>
       </w:r>
@@ -3557,28 +4461,36 @@
       </w:pPr>
       <w:r>
         <w:rPr>
+          <w:rtl/>
+          <w:cs/>
           <w:lang w:val="ar_AE" w:bidi="ar_AE"/>
         </w:rPr>
         <w:t>غلاطية 4: 17</w:t>
       </w:r>
       <w:r>
         <w:rPr>
-          <w:lang w:val="ar_AE" w:bidi="ar_AE"/>
-        </w:rPr>
-      </w:r>
-    </w:p>
-    <w:p>
-      <w:pPr>
-        <w:bidi/>
-      </w:pPr>
-      <w:r>
-        <w:rPr>
+          <w:rtl/>
+          <w:cs/>
+          <w:lang w:val="ar_AE" w:bidi="ar_AE"/>
+        </w:rPr>
+      </w:r>
+    </w:p>
+    <w:p>
+      <w:pPr>
+        <w:bidi/>
+      </w:pPr>
+      <w:r>
+        <w:rPr>
+          <w:rtl/>
+          <w:cs/>
           <w:lang w:val="ar_AE" w:bidi="ar_AE"/>
         </w:rPr>
       </w:r>
       <w:r>
         <w:rPr>
           <w:b/>
+          <w:rtl/>
+          <w:cs/>
           <w:lang w:val="ar_AE" w:bidi="ar_AE"/>
         </w:rPr>
         <w:t>مَن مِن أهل غلاطية، يحاول المُعلِّمون الكَذَبة فصلهم عن بولس؟</w:t>
@@ -3590,32 +4502,42 @@
       </w:pPr>
       <w:r>
         <w:rPr>
-          <w:lang w:val="ar_AE" w:bidi="ar_AE"/>
-        </w:rPr>
-      </w:r>
-      <w:r>
-        <w:rPr>
+          <w:rtl/>
+          <w:cs/>
+          <w:lang w:val="ar_AE" w:bidi="ar_AE"/>
+        </w:rPr>
+      </w:r>
+      <w:r>
+        <w:rPr>
+          <w:rtl/>
+          <w:cs/>
           <w:lang w:val="ar_AE" w:bidi="ar_AE"/>
         </w:rPr>
         <w:t>يحاول المُعلمون الكذبة فصل الغلاطيين عن بولس.</w:t>
       </w:r>
       <w:r>
         <w:rPr>
-          <w:lang w:val="ar_AE" w:bidi="ar_AE"/>
-        </w:rPr>
-      </w:r>
-      <w:r>
-        <w:rPr>
-          <w:lang w:val="ar_AE" w:bidi="ar_AE"/>
-        </w:rPr>
-      </w:r>
-    </w:p>
-    <w:p>
-      <w:pPr>
-        <w:bidi/>
-      </w:pPr>
-      <w:r>
-        <w:rPr>
+          <w:rtl/>
+          <w:cs/>
+          <w:lang w:val="ar_AE" w:bidi="ar_AE"/>
+        </w:rPr>
+      </w:r>
+      <w:r>
+        <w:rPr>
+          <w:rtl/>
+          <w:cs/>
+          <w:lang w:val="ar_AE" w:bidi="ar_AE"/>
+        </w:rPr>
+      </w:r>
+    </w:p>
+    <w:p>
+      <w:pPr>
+        <w:bidi/>
+      </w:pPr>
+      <w:r>
+        <w:rPr>
+          <w:rtl/>
+          <w:cs/>
           <w:lang w:val="ar_AE" w:bidi="ar_AE"/>
         </w:rPr>
       </w:r>
@@ -3627,28 +4549,36 @@
       </w:pPr>
       <w:r>
         <w:rPr>
+          <w:rtl/>
+          <w:cs/>
           <w:lang w:val="ar_AE" w:bidi="ar_AE"/>
         </w:rPr>
         <w:t>غلاطية ٤: ٢٠–٢١</w:t>
       </w:r>
       <w:r>
         <w:rPr>
-          <w:lang w:val="ar_AE" w:bidi="ar_AE"/>
-        </w:rPr>
-      </w:r>
-    </w:p>
-    <w:p>
-      <w:pPr>
-        <w:bidi/>
-      </w:pPr>
-      <w:r>
-        <w:rPr>
+          <w:rtl/>
+          <w:cs/>
+          <w:lang w:val="ar_AE" w:bidi="ar_AE"/>
+        </w:rPr>
+      </w:r>
+    </w:p>
+    <w:p>
+      <w:pPr>
+        <w:bidi/>
+      </w:pPr>
+      <w:r>
+        <w:rPr>
+          <w:rtl/>
+          <w:cs/>
           <w:lang w:val="ar_AE" w:bidi="ar_AE"/>
         </w:rPr>
       </w:r>
       <w:r>
         <w:rPr>
           <w:b/>
+          <w:rtl/>
+          <w:cs/>
           <w:lang w:val="ar_AE" w:bidi="ar_AE"/>
         </w:rPr>
         <w:t>تحت ماذا يحاول المعلمون الكذبة أن يضعوا الغلاطيين؟</w:t>
@@ -3660,32 +4590,42 @@
       </w:pPr>
       <w:r>
         <w:rPr>
-          <w:lang w:val="ar_AE" w:bidi="ar_AE"/>
-        </w:rPr>
-      </w:r>
-      <w:r>
-        <w:rPr>
+          <w:rtl/>
+          <w:cs/>
+          <w:lang w:val="ar_AE" w:bidi="ar_AE"/>
+        </w:rPr>
+      </w:r>
+      <w:r>
+        <w:rPr>
+          <w:rtl/>
+          <w:cs/>
           <w:lang w:val="ar_AE" w:bidi="ar_AE"/>
         </w:rPr>
         <w:t>يحاول المُعلمون الكَذَبة إعادة الغلاطيين ثانيةً تحت الناموس.</w:t>
       </w:r>
       <w:r>
         <w:rPr>
-          <w:lang w:val="ar_AE" w:bidi="ar_AE"/>
-        </w:rPr>
-      </w:r>
-      <w:r>
-        <w:rPr>
-          <w:lang w:val="ar_AE" w:bidi="ar_AE"/>
-        </w:rPr>
-      </w:r>
-    </w:p>
-    <w:p>
-      <w:pPr>
-        <w:bidi/>
-      </w:pPr>
-      <w:r>
-        <w:rPr>
+          <w:rtl/>
+          <w:cs/>
+          <w:lang w:val="ar_AE" w:bidi="ar_AE"/>
+        </w:rPr>
+      </w:r>
+      <w:r>
+        <w:rPr>
+          <w:rtl/>
+          <w:cs/>
+          <w:lang w:val="ar_AE" w:bidi="ar_AE"/>
+        </w:rPr>
+      </w:r>
+    </w:p>
+    <w:p>
+      <w:pPr>
+        <w:bidi/>
+      </w:pPr>
+      <w:r>
+        <w:rPr>
+          <w:rtl/>
+          <w:cs/>
           <w:lang w:val="ar_AE" w:bidi="ar_AE"/>
         </w:rPr>
       </w:r>
@@ -3697,28 +4637,36 @@
       </w:pPr>
       <w:r>
         <w:rPr>
+          <w:rtl/>
+          <w:cs/>
           <w:lang w:val="ar_AE" w:bidi="ar_AE"/>
         </w:rPr>
         <w:t>غلاطية 4: 22</w:t>
       </w:r>
       <w:r>
         <w:rPr>
-          <w:lang w:val="ar_AE" w:bidi="ar_AE"/>
-        </w:rPr>
-      </w:r>
-    </w:p>
-    <w:p>
-      <w:pPr>
-        <w:bidi/>
-      </w:pPr>
-      <w:r>
-        <w:rPr>
+          <w:rtl/>
+          <w:cs/>
+          <w:lang w:val="ar_AE" w:bidi="ar_AE"/>
+        </w:rPr>
+      </w:r>
+    </w:p>
+    <w:p>
+      <w:pPr>
+        <w:bidi/>
+      </w:pPr>
+      <w:r>
+        <w:rPr>
+          <w:rtl/>
+          <w:cs/>
           <w:lang w:val="ar_AE" w:bidi="ar_AE"/>
         </w:rPr>
       </w:r>
       <w:r>
         <w:rPr>
           <w:b/>
+          <w:rtl/>
+          <w:cs/>
           <w:lang w:val="ar_AE" w:bidi="ar_AE"/>
         </w:rPr>
         <w:t>كان لإبراهيم ابنان من فئتَيْن من النساء، ما هُما؟</w:t>
@@ -3730,32 +4678,42 @@
       </w:pPr>
       <w:r>
         <w:rPr>
-          <w:lang w:val="ar_AE" w:bidi="ar_AE"/>
-        </w:rPr>
-      </w:r>
-      <w:r>
-        <w:rPr>
+          <w:rtl/>
+          <w:cs/>
+          <w:lang w:val="ar_AE" w:bidi="ar_AE"/>
+        </w:rPr>
+      </w:r>
+      <w:r>
+        <w:rPr>
+          <w:rtl/>
+          <w:cs/>
           <w:lang w:val="ar_AE" w:bidi="ar_AE"/>
         </w:rPr>
         <w:t>كان لإِبْرَاهِيمَ ابنان، أحدهما من جارية والآخر من امرأة حُرَّة.</w:t>
       </w:r>
       <w:r>
         <w:rPr>
-          <w:lang w:val="ar_AE" w:bidi="ar_AE"/>
-        </w:rPr>
-      </w:r>
-      <w:r>
-        <w:rPr>
-          <w:lang w:val="ar_AE" w:bidi="ar_AE"/>
-        </w:rPr>
-      </w:r>
-    </w:p>
-    <w:p>
-      <w:pPr>
-        <w:bidi/>
-      </w:pPr>
-      <w:r>
-        <w:rPr>
+          <w:rtl/>
+          <w:cs/>
+          <w:lang w:val="ar_AE" w:bidi="ar_AE"/>
+        </w:rPr>
+      </w:r>
+      <w:r>
+        <w:rPr>
+          <w:rtl/>
+          <w:cs/>
+          <w:lang w:val="ar_AE" w:bidi="ar_AE"/>
+        </w:rPr>
+      </w:r>
+    </w:p>
+    <w:p>
+      <w:pPr>
+        <w:bidi/>
+      </w:pPr>
+      <w:r>
+        <w:rPr>
+          <w:rtl/>
+          <w:cs/>
           <w:lang w:val="ar_AE" w:bidi="ar_AE"/>
         </w:rPr>
       </w:r>
@@ -3767,28 +4725,36 @@
       </w:pPr>
       <w:r>
         <w:rPr>
+          <w:rtl/>
+          <w:cs/>
           <w:lang w:val="ar_AE" w:bidi="ar_AE"/>
         </w:rPr>
         <w:t>غلاطية 4: 26</w:t>
       </w:r>
       <w:r>
         <w:rPr>
-          <w:lang w:val="ar_AE" w:bidi="ar_AE"/>
-        </w:rPr>
-      </w:r>
-    </w:p>
-    <w:p>
-      <w:pPr>
-        <w:bidi/>
-      </w:pPr>
-      <w:r>
-        <w:rPr>
+          <w:rtl/>
+          <w:cs/>
+          <w:lang w:val="ar_AE" w:bidi="ar_AE"/>
+        </w:rPr>
+      </w:r>
+    </w:p>
+    <w:p>
+      <w:pPr>
+        <w:bidi/>
+      </w:pPr>
+      <w:r>
+        <w:rPr>
+          <w:rtl/>
+          <w:cs/>
           <w:lang w:val="ar_AE" w:bidi="ar_AE"/>
         </w:rPr>
       </w:r>
       <w:r>
         <w:rPr>
           <w:b/>
+          <w:rtl/>
+          <w:cs/>
           <w:lang w:val="ar_AE" w:bidi="ar_AE"/>
         </w:rPr>
         <w:t>مَن الأُم الرمزية لبولسَ والغلاطيين المؤمنين؟</w:t>
@@ -3800,32 +4766,42 @@
       </w:pPr>
       <w:r>
         <w:rPr>
-          <w:lang w:val="ar_AE" w:bidi="ar_AE"/>
-        </w:rPr>
-      </w:r>
-      <w:r>
-        <w:rPr>
+          <w:rtl/>
+          <w:cs/>
+          <w:lang w:val="ar_AE" w:bidi="ar_AE"/>
+        </w:rPr>
+      </w:r>
+      <w:r>
+        <w:rPr>
+          <w:rtl/>
+          <w:cs/>
           <w:lang w:val="ar_AE" w:bidi="ar_AE"/>
         </w:rPr>
         <w:t>أورشليم التي في العلى، المرأة الحرة، هي الأم الرمزية لبولس والمؤمنين الغلاطيين.</w:t>
       </w:r>
       <w:r>
         <w:rPr>
-          <w:lang w:val="ar_AE" w:bidi="ar_AE"/>
-        </w:rPr>
-      </w:r>
-      <w:r>
-        <w:rPr>
-          <w:lang w:val="ar_AE" w:bidi="ar_AE"/>
-        </w:rPr>
-      </w:r>
-    </w:p>
-    <w:p>
-      <w:pPr>
-        <w:bidi/>
-      </w:pPr>
-      <w:r>
-        <w:rPr>
+          <w:rtl/>
+          <w:cs/>
+          <w:lang w:val="ar_AE" w:bidi="ar_AE"/>
+        </w:rPr>
+      </w:r>
+      <w:r>
+        <w:rPr>
+          <w:rtl/>
+          <w:cs/>
+          <w:lang w:val="ar_AE" w:bidi="ar_AE"/>
+        </w:rPr>
+      </w:r>
+    </w:p>
+    <w:p>
+      <w:pPr>
+        <w:bidi/>
+      </w:pPr>
+      <w:r>
+        <w:rPr>
+          <w:rtl/>
+          <w:cs/>
           <w:lang w:val="ar_AE" w:bidi="ar_AE"/>
         </w:rPr>
       </w:r>
@@ -3837,28 +4813,36 @@
       </w:pPr>
       <w:r>
         <w:rPr>
+          <w:rtl/>
+          <w:cs/>
           <w:lang w:val="ar_AE" w:bidi="ar_AE"/>
         </w:rPr>
         <w:t>غلاطية 4: 28</w:t>
       </w:r>
       <w:r>
         <w:rPr>
-          <w:lang w:val="ar_AE" w:bidi="ar_AE"/>
-        </w:rPr>
-      </w:r>
-    </w:p>
-    <w:p>
-      <w:pPr>
-        <w:bidi/>
-      </w:pPr>
-      <w:r>
-        <w:rPr>
+          <w:rtl/>
+          <w:cs/>
+          <w:lang w:val="ar_AE" w:bidi="ar_AE"/>
+        </w:rPr>
+      </w:r>
+    </w:p>
+    <w:p>
+      <w:pPr>
+        <w:bidi/>
+      </w:pPr>
+      <w:r>
+        <w:rPr>
+          <w:rtl/>
+          <w:cs/>
           <w:lang w:val="ar_AE" w:bidi="ar_AE"/>
         </w:rPr>
       </w:r>
       <w:r>
         <w:rPr>
           <w:b/>
+          <w:rtl/>
+          <w:cs/>
           <w:lang w:val="ar_AE" w:bidi="ar_AE"/>
         </w:rPr>
         <w:t>هل المؤمنون بالمسيح أبناء الجسد أم أبناء الموعد؟</w:t>
@@ -3870,32 +4854,42 @@
       </w:pPr>
       <w:r>
         <w:rPr>
-          <w:lang w:val="ar_AE" w:bidi="ar_AE"/>
-        </w:rPr>
-      </w:r>
-      <w:r>
-        <w:rPr>
+          <w:rtl/>
+          <w:cs/>
+          <w:lang w:val="ar_AE" w:bidi="ar_AE"/>
+        </w:rPr>
+      </w:r>
+      <w:r>
+        <w:rPr>
+          <w:rtl/>
+          <w:cs/>
           <w:lang w:val="ar_AE" w:bidi="ar_AE"/>
         </w:rPr>
         <w:t>المؤمنون بالمسيح هم أبناء الموعد.</w:t>
       </w:r>
       <w:r>
         <w:rPr>
-          <w:lang w:val="ar_AE" w:bidi="ar_AE"/>
-        </w:rPr>
-      </w:r>
-      <w:r>
-        <w:rPr>
-          <w:lang w:val="ar_AE" w:bidi="ar_AE"/>
-        </w:rPr>
-      </w:r>
-    </w:p>
-    <w:p>
-      <w:pPr>
-        <w:bidi/>
-      </w:pPr>
-      <w:r>
-        <w:rPr>
+          <w:rtl/>
+          <w:cs/>
+          <w:lang w:val="ar_AE" w:bidi="ar_AE"/>
+        </w:rPr>
+      </w:r>
+      <w:r>
+        <w:rPr>
+          <w:rtl/>
+          <w:cs/>
+          <w:lang w:val="ar_AE" w:bidi="ar_AE"/>
+        </w:rPr>
+      </w:r>
+    </w:p>
+    <w:p>
+      <w:pPr>
+        <w:bidi/>
+      </w:pPr>
+      <w:r>
+        <w:rPr>
+          <w:rtl/>
+          <w:cs/>
           <w:lang w:val="ar_AE" w:bidi="ar_AE"/>
         </w:rPr>
       </w:r>
@@ -3907,28 +4901,36 @@
       </w:pPr>
       <w:r>
         <w:rPr>
+          <w:rtl/>
+          <w:cs/>
           <w:lang w:val="ar_AE" w:bidi="ar_AE"/>
         </w:rPr>
         <w:t>غلاطية 4: 29</w:t>
       </w:r>
       <w:r>
         <w:rPr>
-          <w:lang w:val="ar_AE" w:bidi="ar_AE"/>
-        </w:rPr>
-      </w:r>
-    </w:p>
-    <w:p>
-      <w:pPr>
-        <w:bidi/>
-      </w:pPr>
-      <w:r>
-        <w:rPr>
+          <w:rtl/>
+          <w:cs/>
+          <w:lang w:val="ar_AE" w:bidi="ar_AE"/>
+        </w:rPr>
+      </w:r>
+    </w:p>
+    <w:p>
+      <w:pPr>
+        <w:bidi/>
+      </w:pPr>
+      <w:r>
+        <w:rPr>
+          <w:rtl/>
+          <w:cs/>
           <w:lang w:val="ar_AE" w:bidi="ar_AE"/>
         </w:rPr>
       </w:r>
       <w:r>
         <w:rPr>
           <w:b/>
+          <w:rtl/>
+          <w:cs/>
           <w:lang w:val="ar_AE" w:bidi="ar_AE"/>
         </w:rPr>
         <w:t>مَن يضطهد أبناء الموعد؟</w:t>
@@ -3940,32 +4942,42 @@
       </w:pPr>
       <w:r>
         <w:rPr>
-          <w:lang w:val="ar_AE" w:bidi="ar_AE"/>
-        </w:rPr>
-      </w:r>
-      <w:r>
-        <w:rPr>
+          <w:rtl/>
+          <w:cs/>
+          <w:lang w:val="ar_AE" w:bidi="ar_AE"/>
+        </w:rPr>
+      </w:r>
+      <w:r>
+        <w:rPr>
+          <w:rtl/>
+          <w:cs/>
           <w:lang w:val="ar_AE" w:bidi="ar_AE"/>
         </w:rPr>
         <w:t>أبناء الجسد يضطهدون أبناء الموعد.</w:t>
       </w:r>
       <w:r>
         <w:rPr>
-          <w:lang w:val="ar_AE" w:bidi="ar_AE"/>
-        </w:rPr>
-      </w:r>
-      <w:r>
-        <w:rPr>
-          <w:lang w:val="ar_AE" w:bidi="ar_AE"/>
-        </w:rPr>
-      </w:r>
-    </w:p>
-    <w:p>
-      <w:pPr>
-        <w:bidi/>
-      </w:pPr>
-      <w:r>
-        <w:rPr>
+          <w:rtl/>
+          <w:cs/>
+          <w:lang w:val="ar_AE" w:bidi="ar_AE"/>
+        </w:rPr>
+      </w:r>
+      <w:r>
+        <w:rPr>
+          <w:rtl/>
+          <w:cs/>
+          <w:lang w:val="ar_AE" w:bidi="ar_AE"/>
+        </w:rPr>
+      </w:r>
+    </w:p>
+    <w:p>
+      <w:pPr>
+        <w:bidi/>
+      </w:pPr>
+      <w:r>
+        <w:rPr>
+          <w:rtl/>
+          <w:cs/>
           <w:lang w:val="ar_AE" w:bidi="ar_AE"/>
         </w:rPr>
       </w:r>
@@ -3977,28 +4989,36 @@
       </w:pPr>
       <w:r>
         <w:rPr>
+          <w:rtl/>
+          <w:cs/>
           <w:lang w:val="ar_AE" w:bidi="ar_AE"/>
         </w:rPr>
         <w:t>غلاطية 4: 30</w:t>
       </w:r>
       <w:r>
         <w:rPr>
-          <w:lang w:val="ar_AE" w:bidi="ar_AE"/>
-        </w:rPr>
-      </w:r>
-    </w:p>
-    <w:p>
-      <w:pPr>
-        <w:bidi/>
-      </w:pPr>
-      <w:r>
-        <w:rPr>
+          <w:rtl/>
+          <w:cs/>
+          <w:lang w:val="ar_AE" w:bidi="ar_AE"/>
+        </w:rPr>
+      </w:r>
+    </w:p>
+    <w:p>
+      <w:pPr>
+        <w:bidi/>
+      </w:pPr>
+      <w:r>
+        <w:rPr>
+          <w:rtl/>
+          <w:cs/>
           <w:lang w:val="ar_AE" w:bidi="ar_AE"/>
         </w:rPr>
       </w:r>
       <w:r>
         <w:rPr>
           <w:b/>
+          <w:rtl/>
+          <w:cs/>
           <w:lang w:val="ar_AE" w:bidi="ar_AE"/>
         </w:rPr>
         <w:t>من هم الذين لا يشاركون أولاد الجارية في الميراث؟</w:t>
@@ -4010,32 +5030,42 @@
       </w:pPr>
       <w:r>
         <w:rPr>
-          <w:lang w:val="ar_AE" w:bidi="ar_AE"/>
-        </w:rPr>
-      </w:r>
-      <w:r>
-        <w:rPr>
+          <w:rtl/>
+          <w:cs/>
+          <w:lang w:val="ar_AE" w:bidi="ar_AE"/>
+        </w:rPr>
+      </w:r>
+      <w:r>
+        <w:rPr>
+          <w:rtl/>
+          <w:cs/>
           <w:lang w:val="ar_AE" w:bidi="ar_AE"/>
         </w:rPr>
         <w:t>أولاد الجارية لا يشاركون أولاد الحرة في الميراث.</w:t>
       </w:r>
       <w:r>
         <w:rPr>
-          <w:lang w:val="ar_AE" w:bidi="ar_AE"/>
-        </w:rPr>
-      </w:r>
-      <w:r>
-        <w:rPr>
-          <w:lang w:val="ar_AE" w:bidi="ar_AE"/>
-        </w:rPr>
-      </w:r>
-    </w:p>
-    <w:p>
-      <w:pPr>
-        <w:bidi/>
-      </w:pPr>
-      <w:r>
-        <w:rPr>
+          <w:rtl/>
+          <w:cs/>
+          <w:lang w:val="ar_AE" w:bidi="ar_AE"/>
+        </w:rPr>
+      </w:r>
+      <w:r>
+        <w:rPr>
+          <w:rtl/>
+          <w:cs/>
+          <w:lang w:val="ar_AE" w:bidi="ar_AE"/>
+        </w:rPr>
+      </w:r>
+    </w:p>
+    <w:p>
+      <w:pPr>
+        <w:bidi/>
+      </w:pPr>
+      <w:r>
+        <w:rPr>
+          <w:rtl/>
+          <w:cs/>
           <w:lang w:val="ar_AE" w:bidi="ar_AE"/>
         </w:rPr>
       </w:r>
@@ -4047,28 +5077,36 @@
       </w:pPr>
       <w:r>
         <w:rPr>
+          <w:rtl/>
+          <w:cs/>
           <w:lang w:val="ar_AE" w:bidi="ar_AE"/>
         </w:rPr>
         <w:t>غلاطية 4: 31</w:t>
       </w:r>
       <w:r>
         <w:rPr>
-          <w:lang w:val="ar_AE" w:bidi="ar_AE"/>
-        </w:rPr>
-      </w:r>
-    </w:p>
-    <w:p>
-      <w:pPr>
-        <w:bidi/>
-      </w:pPr>
-      <w:r>
-        <w:rPr>
+          <w:rtl/>
+          <w:cs/>
+          <w:lang w:val="ar_AE" w:bidi="ar_AE"/>
+        </w:rPr>
+      </w:r>
+    </w:p>
+    <w:p>
+      <w:pPr>
+        <w:bidi/>
+      </w:pPr>
+      <w:r>
+        <w:rPr>
+          <w:rtl/>
+          <w:cs/>
           <w:lang w:val="ar_AE" w:bidi="ar_AE"/>
         </w:rPr>
       </w:r>
       <w:r>
         <w:rPr>
           <w:b/>
+          <w:rtl/>
+          <w:cs/>
           <w:lang w:val="ar_AE" w:bidi="ar_AE"/>
         </w:rPr>
         <w:t>هل المؤمنون بالمسيح أبناء الجارية أم أبناء الحرة؟</w:t>
@@ -4080,32 +5118,42 @@
       </w:pPr>
       <w:r>
         <w:rPr>
-          <w:lang w:val="ar_AE" w:bidi="ar_AE"/>
-        </w:rPr>
-      </w:r>
-      <w:r>
-        <w:rPr>
+          <w:rtl/>
+          <w:cs/>
+          <w:lang w:val="ar_AE" w:bidi="ar_AE"/>
+        </w:rPr>
+      </w:r>
+      <w:r>
+        <w:rPr>
+          <w:rtl/>
+          <w:cs/>
           <w:lang w:val="ar_AE" w:bidi="ar_AE"/>
         </w:rPr>
         <w:t>المؤمنون بالمسيح هم أبناء المرأة الحرة.</w:t>
       </w:r>
       <w:r>
         <w:rPr>
-          <w:lang w:val="ar_AE" w:bidi="ar_AE"/>
-        </w:rPr>
-      </w:r>
-      <w:r>
-        <w:rPr>
-          <w:lang w:val="ar_AE" w:bidi="ar_AE"/>
-        </w:rPr>
-      </w:r>
-    </w:p>
-    <w:p>
-      <w:pPr>
-        <w:bidi/>
-      </w:pPr>
-      <w:r>
-        <w:rPr>
+          <w:rtl/>
+          <w:cs/>
+          <w:lang w:val="ar_AE" w:bidi="ar_AE"/>
+        </w:rPr>
+      </w:r>
+      <w:r>
+        <w:rPr>
+          <w:rtl/>
+          <w:cs/>
+          <w:lang w:val="ar_AE" w:bidi="ar_AE"/>
+        </w:rPr>
+      </w:r>
+    </w:p>
+    <w:p>
+      <w:pPr>
+        <w:bidi/>
+      </w:pPr>
+      <w:r>
+        <w:rPr>
+          <w:rtl/>
+          <w:cs/>
           <w:lang w:val="ar_AE" w:bidi="ar_AE"/>
         </w:rPr>
       </w:r>
@@ -4117,28 +5165,36 @@
       </w:pPr>
       <w:r>
         <w:rPr>
+          <w:rtl/>
+          <w:cs/>
           <w:lang w:val="ar_AE" w:bidi="ar_AE"/>
         </w:rPr>
         <w:t>غلاطية 5: 1</w:t>
       </w:r>
       <w:r>
         <w:rPr>
-          <w:lang w:val="ar_AE" w:bidi="ar_AE"/>
-        </w:rPr>
-      </w:r>
-    </w:p>
-    <w:p>
-      <w:pPr>
-        <w:bidi/>
-      </w:pPr>
-      <w:r>
-        <w:rPr>
+          <w:rtl/>
+          <w:cs/>
+          <w:lang w:val="ar_AE" w:bidi="ar_AE"/>
+        </w:rPr>
+      </w:r>
+    </w:p>
+    <w:p>
+      <w:pPr>
+        <w:bidi/>
+      </w:pPr>
+      <w:r>
+        <w:rPr>
+          <w:rtl/>
+          <w:cs/>
           <w:lang w:val="ar_AE" w:bidi="ar_AE"/>
         </w:rPr>
       </w:r>
       <w:r>
         <w:rPr>
           <w:b/>
+          <w:rtl/>
+          <w:cs/>
           <w:lang w:val="ar_AE" w:bidi="ar_AE"/>
         </w:rPr>
         <w:t>لأي غرَض حرَّرنا ٱلْمَسِيحِ؟</w:t>
@@ -4150,32 +5206,42 @@
       </w:pPr>
       <w:r>
         <w:rPr>
-          <w:lang w:val="ar_AE" w:bidi="ar_AE"/>
-        </w:rPr>
-      </w:r>
-      <w:r>
-        <w:rPr>
+          <w:rtl/>
+          <w:cs/>
+          <w:lang w:val="ar_AE" w:bidi="ar_AE"/>
+        </w:rPr>
+      </w:r>
+      <w:r>
+        <w:rPr>
+          <w:rtl/>
+          <w:cs/>
           <w:lang w:val="ar_AE" w:bidi="ar_AE"/>
         </w:rPr>
         <w:t>من أجل الحرية حرَّرنا ٱلْمَسِيح.</w:t>
       </w:r>
       <w:r>
         <w:rPr>
-          <w:lang w:val="ar_AE" w:bidi="ar_AE"/>
-        </w:rPr>
-      </w:r>
-      <w:r>
-        <w:rPr>
-          <w:lang w:val="ar_AE" w:bidi="ar_AE"/>
-        </w:rPr>
-      </w:r>
-    </w:p>
-    <w:p>
-      <w:pPr>
-        <w:bidi/>
-      </w:pPr>
-      <w:r>
-        <w:rPr>
+          <w:rtl/>
+          <w:cs/>
+          <w:lang w:val="ar_AE" w:bidi="ar_AE"/>
+        </w:rPr>
+      </w:r>
+      <w:r>
+        <w:rPr>
+          <w:rtl/>
+          <w:cs/>
+          <w:lang w:val="ar_AE" w:bidi="ar_AE"/>
+        </w:rPr>
+      </w:r>
+    </w:p>
+    <w:p>
+      <w:pPr>
+        <w:bidi/>
+      </w:pPr>
+      <w:r>
+        <w:rPr>
+          <w:rtl/>
+          <w:cs/>
           <w:lang w:val="ar_AE" w:bidi="ar_AE"/>
         </w:rPr>
       </w:r>
@@ -4187,28 +5253,36 @@
       </w:pPr>
       <w:r>
         <w:rPr>
+          <w:rtl/>
+          <w:cs/>
           <w:lang w:val="ar_AE" w:bidi="ar_AE"/>
         </w:rPr>
         <w:t>غلاطية 5: 2</w:t>
       </w:r>
       <w:r>
         <w:rPr>
-          <w:lang w:val="ar_AE" w:bidi="ar_AE"/>
-        </w:rPr>
-      </w:r>
-    </w:p>
-    <w:p>
-      <w:pPr>
-        <w:bidi/>
-      </w:pPr>
-      <w:r>
-        <w:rPr>
+          <w:rtl/>
+          <w:cs/>
+          <w:lang w:val="ar_AE" w:bidi="ar_AE"/>
+        </w:rPr>
+      </w:r>
+    </w:p>
+    <w:p>
+      <w:pPr>
+        <w:bidi/>
+      </w:pPr>
+      <w:r>
+        <w:rPr>
+          <w:rtl/>
+          <w:cs/>
           <w:lang w:val="ar_AE" w:bidi="ar_AE"/>
         </w:rPr>
       </w:r>
       <w:r>
         <w:rPr>
           <w:b/>
+          <w:rtl/>
+          <w:cs/>
           <w:lang w:val="ar_AE" w:bidi="ar_AE"/>
         </w:rPr>
         <w:t>ماذا حذَّر بولس الغلاطيين من حدوثه إذا اختتنوا؟</w:t>
@@ -4220,32 +5294,42 @@
       </w:pPr>
       <w:r>
         <w:rPr>
-          <w:lang w:val="ar_AE" w:bidi="ar_AE"/>
-        </w:rPr>
-      </w:r>
-      <w:r>
-        <w:rPr>
+          <w:rtl/>
+          <w:cs/>
+          <w:lang w:val="ar_AE" w:bidi="ar_AE"/>
+        </w:rPr>
+      </w:r>
+      <w:r>
+        <w:rPr>
+          <w:rtl/>
+          <w:cs/>
           <w:lang w:val="ar_AE" w:bidi="ar_AE"/>
         </w:rPr>
         <w:t>قال بولسَ إنه إذا اختتن أهل غلاطية، فلن يفيدهم ٱلْمَسِيحِ بأي شَكل من الأشكال.</w:t>
       </w:r>
       <w:r>
         <w:rPr>
-          <w:lang w:val="ar_AE" w:bidi="ar_AE"/>
-        </w:rPr>
-      </w:r>
-      <w:r>
-        <w:rPr>
-          <w:lang w:val="ar_AE" w:bidi="ar_AE"/>
-        </w:rPr>
-      </w:r>
-    </w:p>
-    <w:p>
-      <w:pPr>
-        <w:bidi/>
-      </w:pPr>
-      <w:r>
-        <w:rPr>
+          <w:rtl/>
+          <w:cs/>
+          <w:lang w:val="ar_AE" w:bidi="ar_AE"/>
+        </w:rPr>
+      </w:r>
+      <w:r>
+        <w:rPr>
+          <w:rtl/>
+          <w:cs/>
+          <w:lang w:val="ar_AE" w:bidi="ar_AE"/>
+        </w:rPr>
+      </w:r>
+    </w:p>
+    <w:p>
+      <w:pPr>
+        <w:bidi/>
+      </w:pPr>
+      <w:r>
+        <w:rPr>
+          <w:rtl/>
+          <w:cs/>
           <w:lang w:val="ar_AE" w:bidi="ar_AE"/>
         </w:rPr>
       </w:r>
@@ -4257,28 +5341,36 @@
       </w:pPr>
       <w:r>
         <w:rPr>
+          <w:rtl/>
+          <w:cs/>
           <w:lang w:val="ar_AE" w:bidi="ar_AE"/>
         </w:rPr>
         <w:t>غلاطية 5: 4</w:t>
       </w:r>
       <w:r>
         <w:rPr>
-          <w:lang w:val="ar_AE" w:bidi="ar_AE"/>
-        </w:rPr>
-      </w:r>
-    </w:p>
-    <w:p>
-      <w:pPr>
-        <w:bidi/>
-      </w:pPr>
-      <w:r>
-        <w:rPr>
+          <w:rtl/>
+          <w:cs/>
+          <w:lang w:val="ar_AE" w:bidi="ar_AE"/>
+        </w:rPr>
+      </w:r>
+    </w:p>
+    <w:p>
+      <w:pPr>
+        <w:bidi/>
+      </w:pPr>
+      <w:r>
+        <w:rPr>
+          <w:rtl/>
+          <w:cs/>
           <w:lang w:val="ar_AE" w:bidi="ar_AE"/>
         </w:rPr>
       </w:r>
       <w:r>
         <w:rPr>
           <w:b/>
+          <w:rtl/>
+          <w:cs/>
           <w:lang w:val="ar_AE" w:bidi="ar_AE"/>
         </w:rPr>
         <w:t>ماذا حذّر بولسُ من حدوثه لجميع الغلاطيين الذين يسعون نحو التبرير باتِّباع الناموس؟</w:t>
@@ -4290,32 +5382,42 @@
       </w:pPr>
       <w:r>
         <w:rPr>
-          <w:lang w:val="ar_AE" w:bidi="ar_AE"/>
-        </w:rPr>
-      </w:r>
-      <w:r>
-        <w:rPr>
+          <w:rtl/>
+          <w:cs/>
+          <w:lang w:val="ar_AE" w:bidi="ar_AE"/>
+        </w:rPr>
+      </w:r>
+      <w:r>
+        <w:rPr>
+          <w:rtl/>
+          <w:cs/>
           <w:lang w:val="ar_AE" w:bidi="ar_AE"/>
         </w:rPr>
         <w:t>حذّر بولس من أنَّ جميع الغلاطيين الذين يسعون نحو التبرير باتِّباع الناموس سيبتعدون عن ٱلْمَسِيحِ ويسقطون من النعمة.</w:t>
       </w:r>
       <w:r>
         <w:rPr>
-          <w:lang w:val="ar_AE" w:bidi="ar_AE"/>
-        </w:rPr>
-      </w:r>
-      <w:r>
-        <w:rPr>
-          <w:lang w:val="ar_AE" w:bidi="ar_AE"/>
-        </w:rPr>
-      </w:r>
-    </w:p>
-    <w:p>
-      <w:pPr>
-        <w:bidi/>
-      </w:pPr>
-      <w:r>
-        <w:rPr>
+          <w:rtl/>
+          <w:cs/>
+          <w:lang w:val="ar_AE" w:bidi="ar_AE"/>
+        </w:rPr>
+      </w:r>
+      <w:r>
+        <w:rPr>
+          <w:rtl/>
+          <w:cs/>
+          <w:lang w:val="ar_AE" w:bidi="ar_AE"/>
+        </w:rPr>
+      </w:r>
+    </w:p>
+    <w:p>
+      <w:pPr>
+        <w:bidi/>
+      </w:pPr>
+      <w:r>
+        <w:rPr>
+          <w:rtl/>
+          <w:cs/>
           <w:lang w:val="ar_AE" w:bidi="ar_AE"/>
         </w:rPr>
       </w:r>
@@ -4327,28 +5429,36 @@
       </w:pPr>
       <w:r>
         <w:rPr>
+          <w:rtl/>
+          <w:cs/>
           <w:lang w:val="ar_AE" w:bidi="ar_AE"/>
         </w:rPr>
         <w:t>غلاطية 5: 6</w:t>
       </w:r>
       <w:r>
         <w:rPr>
-          <w:lang w:val="ar_AE" w:bidi="ar_AE"/>
-        </w:rPr>
-      </w:r>
-    </w:p>
-    <w:p>
-      <w:pPr>
-        <w:bidi/>
-      </w:pPr>
-      <w:r>
-        <w:rPr>
+          <w:rtl/>
+          <w:cs/>
+          <w:lang w:val="ar_AE" w:bidi="ar_AE"/>
+        </w:rPr>
+      </w:r>
+    </w:p>
+    <w:p>
+      <w:pPr>
+        <w:bidi/>
+      </w:pPr>
+      <w:r>
+        <w:rPr>
+          <w:rtl/>
+          <w:cs/>
           <w:lang w:val="ar_AE" w:bidi="ar_AE"/>
         </w:rPr>
       </w:r>
       <w:r>
         <w:rPr>
           <w:b/>
+          <w:rtl/>
+          <w:cs/>
           <w:lang w:val="ar_AE" w:bidi="ar_AE"/>
         </w:rPr>
         <w:t>في تعارُض مع الختان والغُرلة، ما الشيء الوحيد الذي له معنى في ٱلْمَسِيحِ يَسوع؟</w:t>
@@ -4360,32 +5470,42 @@
       </w:pPr>
       <w:r>
         <w:rPr>
-          <w:lang w:val="ar_AE" w:bidi="ar_AE"/>
-        </w:rPr>
-      </w:r>
-      <w:r>
-        <w:rPr>
+          <w:rtl/>
+          <w:cs/>
+          <w:lang w:val="ar_AE" w:bidi="ar_AE"/>
+        </w:rPr>
+      </w:r>
+      <w:r>
+        <w:rPr>
+          <w:rtl/>
+          <w:cs/>
           <w:lang w:val="ar_AE" w:bidi="ar_AE"/>
         </w:rPr>
         <w:t>في ٱلْمَسِيحِ يَسوع، الإيمان العامل بالمحبة هو الشيء الوحيد الذي له معنى.</w:t>
       </w:r>
       <w:r>
         <w:rPr>
-          <w:lang w:val="ar_AE" w:bidi="ar_AE"/>
-        </w:rPr>
-      </w:r>
-      <w:r>
-        <w:rPr>
-          <w:lang w:val="ar_AE" w:bidi="ar_AE"/>
-        </w:rPr>
-      </w:r>
-    </w:p>
-    <w:p>
-      <w:pPr>
-        <w:bidi/>
-      </w:pPr>
-      <w:r>
-        <w:rPr>
+          <w:rtl/>
+          <w:cs/>
+          <w:lang w:val="ar_AE" w:bidi="ar_AE"/>
+        </w:rPr>
+      </w:r>
+      <w:r>
+        <w:rPr>
+          <w:rtl/>
+          <w:cs/>
+          <w:lang w:val="ar_AE" w:bidi="ar_AE"/>
+        </w:rPr>
+      </w:r>
+    </w:p>
+    <w:p>
+      <w:pPr>
+        <w:bidi/>
+      </w:pPr>
+      <w:r>
+        <w:rPr>
+          <w:rtl/>
+          <w:cs/>
           <w:lang w:val="ar_AE" w:bidi="ar_AE"/>
         </w:rPr>
       </w:r>
@@ -4397,28 +5517,36 @@
       </w:pPr>
       <w:r>
         <w:rPr>
+          <w:rtl/>
+          <w:cs/>
           <w:lang w:val="ar_AE" w:bidi="ar_AE"/>
         </w:rPr>
         <w:t>غلاطية 5: 10</w:t>
       </w:r>
       <w:r>
         <w:rPr>
-          <w:lang w:val="ar_AE" w:bidi="ar_AE"/>
-        </w:rPr>
-      </w:r>
-    </w:p>
-    <w:p>
-      <w:pPr>
-        <w:bidi/>
-      </w:pPr>
-      <w:r>
-        <w:rPr>
+          <w:rtl/>
+          <w:cs/>
+          <w:lang w:val="ar_AE" w:bidi="ar_AE"/>
+        </w:rPr>
+      </w:r>
+    </w:p>
+    <w:p>
+      <w:pPr>
+        <w:bidi/>
+      </w:pPr>
+      <w:r>
+        <w:rPr>
+          <w:rtl/>
+          <w:cs/>
           <w:lang w:val="ar_AE" w:bidi="ar_AE"/>
         </w:rPr>
       </w:r>
       <w:r>
         <w:rPr>
           <w:b/>
+          <w:rtl/>
+          <w:cs/>
           <w:lang w:val="ar_AE" w:bidi="ar_AE"/>
         </w:rPr>
         <w:t>بماذا يثق بولس من جهة مَن أزعج الغلاطيين بشأن الإنجيل؟</w:t>
@@ -4430,32 +5558,42 @@
       </w:pPr>
       <w:r>
         <w:rPr>
-          <w:lang w:val="ar_AE" w:bidi="ar_AE"/>
-        </w:rPr>
-      </w:r>
-      <w:r>
-        <w:rPr>
+          <w:rtl/>
+          <w:cs/>
+          <w:lang w:val="ar_AE" w:bidi="ar_AE"/>
+        </w:rPr>
+      </w:r>
+      <w:r>
+        <w:rPr>
+          <w:rtl/>
+          <w:cs/>
           <w:lang w:val="ar_AE" w:bidi="ar_AE"/>
         </w:rPr>
         <w:t>يثق بولس مِن أنَّ الشخص الذي أزعج الغلاطيين بشأن الإنجيل سيتحمَّل دينونة ٱللهِ.</w:t>
       </w:r>
       <w:r>
         <w:rPr>
-          <w:lang w:val="ar_AE" w:bidi="ar_AE"/>
-        </w:rPr>
-      </w:r>
-      <w:r>
-        <w:rPr>
-          <w:lang w:val="ar_AE" w:bidi="ar_AE"/>
-        </w:rPr>
-      </w:r>
-    </w:p>
-    <w:p>
-      <w:pPr>
-        <w:bidi/>
-      </w:pPr>
-      <w:r>
-        <w:rPr>
+          <w:rtl/>
+          <w:cs/>
+          <w:lang w:val="ar_AE" w:bidi="ar_AE"/>
+        </w:rPr>
+      </w:r>
+      <w:r>
+        <w:rPr>
+          <w:rtl/>
+          <w:cs/>
+          <w:lang w:val="ar_AE" w:bidi="ar_AE"/>
+        </w:rPr>
+      </w:r>
+    </w:p>
+    <w:p>
+      <w:pPr>
+        <w:bidi/>
+      </w:pPr>
+      <w:r>
+        <w:rPr>
+          <w:rtl/>
+          <w:cs/>
           <w:lang w:val="ar_AE" w:bidi="ar_AE"/>
         </w:rPr>
       </w:r>
@@ -4467,28 +5605,36 @@
       </w:pPr>
       <w:r>
         <w:rPr>
+          <w:rtl/>
+          <w:cs/>
           <w:lang w:val="ar_AE" w:bidi="ar_AE"/>
         </w:rPr>
         <w:t>غلاطية 5: 11</w:t>
       </w:r>
       <w:r>
         <w:rPr>
-          <w:lang w:val="ar_AE" w:bidi="ar_AE"/>
-        </w:rPr>
-      </w:r>
-    </w:p>
-    <w:p>
-      <w:pPr>
-        <w:bidi/>
-      </w:pPr>
-      <w:r>
-        <w:rPr>
+          <w:rtl/>
+          <w:cs/>
+          <w:lang w:val="ar_AE" w:bidi="ar_AE"/>
+        </w:rPr>
+      </w:r>
+    </w:p>
+    <w:p>
+      <w:pPr>
+        <w:bidi/>
+      </w:pPr>
+      <w:r>
+        <w:rPr>
+          <w:rtl/>
+          <w:cs/>
           <w:lang w:val="ar_AE" w:bidi="ar_AE"/>
         </w:rPr>
       </w:r>
       <w:r>
         <w:rPr>
           <w:b/>
+          <w:rtl/>
+          <w:cs/>
           <w:lang w:val="ar_AE" w:bidi="ar_AE"/>
         </w:rPr>
         <w:t>ماذا يقول بولس عن إعلان الختان؟</w:t>
@@ -4500,32 +5646,42 @@
       </w:pPr>
       <w:r>
         <w:rPr>
-          <w:lang w:val="ar_AE" w:bidi="ar_AE"/>
-        </w:rPr>
-      </w:r>
-      <w:r>
-        <w:rPr>
+          <w:rtl/>
+          <w:cs/>
+          <w:lang w:val="ar_AE" w:bidi="ar_AE"/>
+        </w:rPr>
+      </w:r>
+      <w:r>
+        <w:rPr>
+          <w:rtl/>
+          <w:cs/>
           <w:lang w:val="ar_AE" w:bidi="ar_AE"/>
         </w:rPr>
         <w:t>يقول بولس إنه في إعلان الختان، ستُبطَل عَثَرَة الصليب.</w:t>
       </w:r>
       <w:r>
         <w:rPr>
-          <w:lang w:val="ar_AE" w:bidi="ar_AE"/>
-        </w:rPr>
-      </w:r>
-      <w:r>
-        <w:rPr>
-          <w:lang w:val="ar_AE" w:bidi="ar_AE"/>
-        </w:rPr>
-      </w:r>
-    </w:p>
-    <w:p>
-      <w:pPr>
-        <w:bidi/>
-      </w:pPr>
-      <w:r>
-        <w:rPr>
+          <w:rtl/>
+          <w:cs/>
+          <w:lang w:val="ar_AE" w:bidi="ar_AE"/>
+        </w:rPr>
+      </w:r>
+      <w:r>
+        <w:rPr>
+          <w:rtl/>
+          <w:cs/>
+          <w:lang w:val="ar_AE" w:bidi="ar_AE"/>
+        </w:rPr>
+      </w:r>
+    </w:p>
+    <w:p>
+      <w:pPr>
+        <w:bidi/>
+      </w:pPr>
+      <w:r>
+        <w:rPr>
+          <w:rtl/>
+          <w:cs/>
           <w:lang w:val="ar_AE" w:bidi="ar_AE"/>
         </w:rPr>
       </w:r>
@@ -4537,28 +5693,36 @@
       </w:pPr>
       <w:r>
         <w:rPr>
+          <w:rtl/>
+          <w:cs/>
           <w:lang w:val="ar_AE" w:bidi="ar_AE"/>
         </w:rPr>
         <w:t>غلاطية 5: 13</w:t>
       </w:r>
       <w:r>
         <w:rPr>
-          <w:lang w:val="ar_AE" w:bidi="ar_AE"/>
-        </w:rPr>
-      </w:r>
-    </w:p>
-    <w:p>
-      <w:pPr>
-        <w:bidi/>
-      </w:pPr>
-      <w:r>
-        <w:rPr>
+          <w:rtl/>
+          <w:cs/>
+          <w:lang w:val="ar_AE" w:bidi="ar_AE"/>
+        </w:rPr>
+      </w:r>
+    </w:p>
+    <w:p>
+      <w:pPr>
+        <w:bidi/>
+      </w:pPr>
+      <w:r>
+        <w:rPr>
+          <w:rtl/>
+          <w:cs/>
           <w:lang w:val="ar_AE" w:bidi="ar_AE"/>
         </w:rPr>
       </w:r>
       <w:r>
         <w:rPr>
           <w:b/>
+          <w:rtl/>
+          <w:cs/>
           <w:lang w:val="ar_AE" w:bidi="ar_AE"/>
         </w:rPr>
         <w:t>كيف لا ينبغي للمؤمنين استخدام حريتهم في ٱلْمَسِيحِ؟</w:t>
@@ -4570,32 +5734,42 @@
       </w:pPr>
       <w:r>
         <w:rPr>
-          <w:lang w:val="ar_AE" w:bidi="ar_AE"/>
-        </w:rPr>
-      </w:r>
-      <w:r>
-        <w:rPr>
+          <w:rtl/>
+          <w:cs/>
+          <w:lang w:val="ar_AE" w:bidi="ar_AE"/>
+        </w:rPr>
+      </w:r>
+      <w:r>
+        <w:rPr>
+          <w:rtl/>
+          <w:cs/>
           <w:lang w:val="ar_AE" w:bidi="ar_AE"/>
         </w:rPr>
         <w:t>يجب على المؤمنين ألا يستخدموا حريتهم في ٱلْمَسِيحِ فرصةً للجسد.</w:t>
       </w:r>
       <w:r>
         <w:rPr>
-          <w:lang w:val="ar_AE" w:bidi="ar_AE"/>
-        </w:rPr>
-      </w:r>
-      <w:r>
-        <w:rPr>
-          <w:lang w:val="ar_AE" w:bidi="ar_AE"/>
-        </w:rPr>
-      </w:r>
-    </w:p>
-    <w:p>
-      <w:pPr>
-        <w:bidi/>
-      </w:pPr>
-      <w:r>
-        <w:rPr>
+          <w:rtl/>
+          <w:cs/>
+          <w:lang w:val="ar_AE" w:bidi="ar_AE"/>
+        </w:rPr>
+      </w:r>
+      <w:r>
+        <w:rPr>
+          <w:rtl/>
+          <w:cs/>
+          <w:lang w:val="ar_AE" w:bidi="ar_AE"/>
+        </w:rPr>
+      </w:r>
+    </w:p>
+    <w:p>
+      <w:pPr>
+        <w:bidi/>
+      </w:pPr>
+      <w:r>
+        <w:rPr>
+          <w:rtl/>
+          <w:cs/>
           <w:lang w:val="ar_AE" w:bidi="ar_AE"/>
         </w:rPr>
       </w:r>
@@ -4607,28 +5781,36 @@
       </w:pPr>
       <w:r>
         <w:rPr>
+          <w:rtl/>
+          <w:cs/>
           <w:lang w:val="ar_AE" w:bidi="ar_AE"/>
         </w:rPr>
         <w:t>غلاطية 5: 13 (#2)</w:t>
       </w:r>
       <w:r>
         <w:rPr>
-          <w:lang w:val="ar_AE" w:bidi="ar_AE"/>
-        </w:rPr>
-      </w:r>
-    </w:p>
-    <w:p>
-      <w:pPr>
-        <w:bidi/>
-      </w:pPr>
-      <w:r>
-        <w:rPr>
+          <w:rtl/>
+          <w:cs/>
+          <w:lang w:val="ar_AE" w:bidi="ar_AE"/>
+        </w:rPr>
+      </w:r>
+    </w:p>
+    <w:p>
+      <w:pPr>
+        <w:bidi/>
+      </w:pPr>
+      <w:r>
+        <w:rPr>
+          <w:rtl/>
+          <w:cs/>
           <w:lang w:val="ar_AE" w:bidi="ar_AE"/>
         </w:rPr>
       </w:r>
       <w:r>
         <w:rPr>
           <w:b/>
+          <w:rtl/>
+          <w:cs/>
           <w:lang w:val="ar_AE" w:bidi="ar_AE"/>
         </w:rPr>
         <w:t>كيف ينبغي للمؤمنين استخدام حريتهم في ٱلْمَسِيحِ؟</w:t>
@@ -4640,32 +5822,42 @@
       </w:pPr>
       <w:r>
         <w:rPr>
-          <w:lang w:val="ar_AE" w:bidi="ar_AE"/>
-        </w:rPr>
-      </w:r>
-      <w:r>
-        <w:rPr>
+          <w:rtl/>
+          <w:cs/>
+          <w:lang w:val="ar_AE" w:bidi="ar_AE"/>
+        </w:rPr>
+      </w:r>
+      <w:r>
+        <w:rPr>
+          <w:rtl/>
+          <w:cs/>
           <w:lang w:val="ar_AE" w:bidi="ar_AE"/>
         </w:rPr>
         <w:t>يجب على المؤمنين استخدام حريتهم في ٱلْمَسِيحِ لكي يخدموا بعضهم بعضًا بمحبة.</w:t>
       </w:r>
       <w:r>
         <w:rPr>
-          <w:lang w:val="ar_AE" w:bidi="ar_AE"/>
-        </w:rPr>
-      </w:r>
-      <w:r>
-        <w:rPr>
-          <w:lang w:val="ar_AE" w:bidi="ar_AE"/>
-        </w:rPr>
-      </w:r>
-    </w:p>
-    <w:p>
-      <w:pPr>
-        <w:bidi/>
-      </w:pPr>
-      <w:r>
-        <w:rPr>
+          <w:rtl/>
+          <w:cs/>
+          <w:lang w:val="ar_AE" w:bidi="ar_AE"/>
+        </w:rPr>
+      </w:r>
+      <w:r>
+        <w:rPr>
+          <w:rtl/>
+          <w:cs/>
+          <w:lang w:val="ar_AE" w:bidi="ar_AE"/>
+        </w:rPr>
+      </w:r>
+    </w:p>
+    <w:p>
+      <w:pPr>
+        <w:bidi/>
+      </w:pPr>
+      <w:r>
+        <w:rPr>
+          <w:rtl/>
+          <w:cs/>
           <w:lang w:val="ar_AE" w:bidi="ar_AE"/>
         </w:rPr>
       </w:r>
@@ -4677,28 +5869,36 @@
       </w:pPr>
       <w:r>
         <w:rPr>
+          <w:rtl/>
+          <w:cs/>
           <w:lang w:val="ar_AE" w:bidi="ar_AE"/>
         </w:rPr>
         <w:t>غلاطية 5: 14</w:t>
       </w:r>
       <w:r>
         <w:rPr>
-          <w:lang w:val="ar_AE" w:bidi="ar_AE"/>
-        </w:rPr>
-      </w:r>
-    </w:p>
-    <w:p>
-      <w:pPr>
-        <w:bidi/>
-      </w:pPr>
-      <w:r>
-        <w:rPr>
+          <w:rtl/>
+          <w:cs/>
+          <w:lang w:val="ar_AE" w:bidi="ar_AE"/>
+        </w:rPr>
+      </w:r>
+    </w:p>
+    <w:p>
+      <w:pPr>
+        <w:bidi/>
+      </w:pPr>
+      <w:r>
+        <w:rPr>
+          <w:rtl/>
+          <w:cs/>
           <w:lang w:val="ar_AE" w:bidi="ar_AE"/>
         </w:rPr>
       </w:r>
       <w:r>
         <w:rPr>
           <w:b/>
+          <w:rtl/>
+          <w:cs/>
           <w:lang w:val="ar_AE" w:bidi="ar_AE"/>
         </w:rPr>
         <w:t>ما الوصية التي تُكمِل كل الناموس؟</w:t>
@@ -4710,32 +5910,42 @@
       </w:pPr>
       <w:r>
         <w:rPr>
-          <w:lang w:val="ar_AE" w:bidi="ar_AE"/>
-        </w:rPr>
-      </w:r>
-      <w:r>
-        <w:rPr>
+          <w:rtl/>
+          <w:cs/>
+          <w:lang w:val="ar_AE" w:bidi="ar_AE"/>
+        </w:rPr>
+      </w:r>
+      <w:r>
+        <w:rPr>
+          <w:rtl/>
+          <w:cs/>
           <w:lang w:val="ar_AE" w:bidi="ar_AE"/>
         </w:rPr>
         <w:t>الناموس كله يُكمَل في الوصية: "تحب قريبك كنفسك".</w:t>
       </w:r>
       <w:r>
         <w:rPr>
-          <w:lang w:val="ar_AE" w:bidi="ar_AE"/>
-        </w:rPr>
-      </w:r>
-      <w:r>
-        <w:rPr>
-          <w:lang w:val="ar_AE" w:bidi="ar_AE"/>
-        </w:rPr>
-      </w:r>
-    </w:p>
-    <w:p>
-      <w:pPr>
-        <w:bidi/>
-      </w:pPr>
-      <w:r>
-        <w:rPr>
+          <w:rtl/>
+          <w:cs/>
+          <w:lang w:val="ar_AE" w:bidi="ar_AE"/>
+        </w:rPr>
+      </w:r>
+      <w:r>
+        <w:rPr>
+          <w:rtl/>
+          <w:cs/>
+          <w:lang w:val="ar_AE" w:bidi="ar_AE"/>
+        </w:rPr>
+      </w:r>
+    </w:p>
+    <w:p>
+      <w:pPr>
+        <w:bidi/>
+      </w:pPr>
+      <w:r>
+        <w:rPr>
+          <w:rtl/>
+          <w:cs/>
           <w:lang w:val="ar_AE" w:bidi="ar_AE"/>
         </w:rPr>
       </w:r>
@@ -4747,28 +5957,36 @@
       </w:pPr>
       <w:r>
         <w:rPr>
+          <w:rtl/>
+          <w:cs/>
           <w:lang w:val="ar_AE" w:bidi="ar_AE"/>
         </w:rPr>
         <w:t>غلاطية 5: 16</w:t>
       </w:r>
       <w:r>
         <w:rPr>
-          <w:lang w:val="ar_AE" w:bidi="ar_AE"/>
-        </w:rPr>
-      </w:r>
-    </w:p>
-    <w:p>
-      <w:pPr>
-        <w:bidi/>
-      </w:pPr>
-      <w:r>
-        <w:rPr>
+          <w:rtl/>
+          <w:cs/>
+          <w:lang w:val="ar_AE" w:bidi="ar_AE"/>
+        </w:rPr>
+      </w:r>
+    </w:p>
+    <w:p>
+      <w:pPr>
+        <w:bidi/>
+      </w:pPr>
+      <w:r>
+        <w:rPr>
+          <w:rtl/>
+          <w:cs/>
           <w:lang w:val="ar_AE" w:bidi="ar_AE"/>
         </w:rPr>
       </w:r>
       <w:r>
         <w:rPr>
           <w:b/>
+          <w:rtl/>
+          <w:cs/>
           <w:lang w:val="ar_AE" w:bidi="ar_AE"/>
         </w:rPr>
         <w:t>كيف يمكن للمؤمنين عدم إشباع شهوة الجسد؟</w:t>
@@ -4780,32 +5998,42 @@
       </w:pPr>
       <w:r>
         <w:rPr>
-          <w:lang w:val="ar_AE" w:bidi="ar_AE"/>
-        </w:rPr>
-      </w:r>
-      <w:r>
-        <w:rPr>
+          <w:rtl/>
+          <w:cs/>
+          <w:lang w:val="ar_AE" w:bidi="ar_AE"/>
+        </w:rPr>
+      </w:r>
+      <w:r>
+        <w:rPr>
+          <w:rtl/>
+          <w:cs/>
           <w:lang w:val="ar_AE" w:bidi="ar_AE"/>
         </w:rPr>
         <w:t>يمكن أنْ يحيا المؤمنون بالروح، وبذلك، لا يتمِّمون شهوة الجسد.</w:t>
       </w:r>
       <w:r>
         <w:rPr>
-          <w:lang w:val="ar_AE" w:bidi="ar_AE"/>
-        </w:rPr>
-      </w:r>
-      <w:r>
-        <w:rPr>
-          <w:lang w:val="ar_AE" w:bidi="ar_AE"/>
-        </w:rPr>
-      </w:r>
-    </w:p>
-    <w:p>
-      <w:pPr>
-        <w:bidi/>
-      </w:pPr>
-      <w:r>
-        <w:rPr>
+          <w:rtl/>
+          <w:cs/>
+          <w:lang w:val="ar_AE" w:bidi="ar_AE"/>
+        </w:rPr>
+      </w:r>
+      <w:r>
+        <w:rPr>
+          <w:rtl/>
+          <w:cs/>
+          <w:lang w:val="ar_AE" w:bidi="ar_AE"/>
+        </w:rPr>
+      </w:r>
+    </w:p>
+    <w:p>
+      <w:pPr>
+        <w:bidi/>
+      </w:pPr>
+      <w:r>
+        <w:rPr>
+          <w:rtl/>
+          <w:cs/>
           <w:lang w:val="ar_AE" w:bidi="ar_AE"/>
         </w:rPr>
       </w:r>
@@ -4817,28 +6045,36 @@
       </w:pPr>
       <w:r>
         <w:rPr>
+          <w:rtl/>
+          <w:cs/>
           <w:lang w:val="ar_AE" w:bidi="ar_AE"/>
         </w:rPr>
         <w:t>غلاطية 5: 17</w:t>
       </w:r>
       <w:r>
         <w:rPr>
-          <w:lang w:val="ar_AE" w:bidi="ar_AE"/>
-        </w:rPr>
-      </w:r>
-    </w:p>
-    <w:p>
-      <w:pPr>
-        <w:bidi/>
-      </w:pPr>
-      <w:r>
-        <w:rPr>
+          <w:rtl/>
+          <w:cs/>
+          <w:lang w:val="ar_AE" w:bidi="ar_AE"/>
+        </w:rPr>
+      </w:r>
+    </w:p>
+    <w:p>
+      <w:pPr>
+        <w:bidi/>
+      </w:pPr>
+      <w:r>
+        <w:rPr>
+          <w:rtl/>
+          <w:cs/>
           <w:lang w:val="ar_AE" w:bidi="ar_AE"/>
         </w:rPr>
       </w:r>
       <w:r>
         <w:rPr>
           <w:b/>
+          <w:rtl/>
+          <w:cs/>
           <w:lang w:val="ar_AE" w:bidi="ar_AE"/>
         </w:rPr>
         <w:t>ما الشيئان المُتعارضان داخل المؤمن؟</w:t>
@@ -4850,32 +6086,42 @@
       </w:pPr>
       <w:r>
         <w:rPr>
-          <w:lang w:val="ar_AE" w:bidi="ar_AE"/>
-        </w:rPr>
-      </w:r>
-      <w:r>
-        <w:rPr>
+          <w:rtl/>
+          <w:cs/>
+          <w:lang w:val="ar_AE" w:bidi="ar_AE"/>
+        </w:rPr>
+      </w:r>
+      <w:r>
+        <w:rPr>
+          <w:rtl/>
+          <w:cs/>
           <w:lang w:val="ar_AE" w:bidi="ar_AE"/>
         </w:rPr>
         <w:t>الروح والجسد متعارضان مع بعضهما بعضًا داخل المؤمن.</w:t>
       </w:r>
       <w:r>
         <w:rPr>
-          <w:lang w:val="ar_AE" w:bidi="ar_AE"/>
-        </w:rPr>
-      </w:r>
-      <w:r>
-        <w:rPr>
-          <w:lang w:val="ar_AE" w:bidi="ar_AE"/>
-        </w:rPr>
-      </w:r>
-    </w:p>
-    <w:p>
-      <w:pPr>
-        <w:bidi/>
-      </w:pPr>
-      <w:r>
-        <w:rPr>
+          <w:rtl/>
+          <w:cs/>
+          <w:lang w:val="ar_AE" w:bidi="ar_AE"/>
+        </w:rPr>
+      </w:r>
+      <w:r>
+        <w:rPr>
+          <w:rtl/>
+          <w:cs/>
+          <w:lang w:val="ar_AE" w:bidi="ar_AE"/>
+        </w:rPr>
+      </w:r>
+    </w:p>
+    <w:p>
+      <w:pPr>
+        <w:bidi/>
+      </w:pPr>
+      <w:r>
+        <w:rPr>
+          <w:rtl/>
+          <w:cs/>
           <w:lang w:val="ar_AE" w:bidi="ar_AE"/>
         </w:rPr>
       </w:r>
@@ -4887,28 +6133,36 @@
       </w:pPr>
       <w:r>
         <w:rPr>
+          <w:rtl/>
+          <w:cs/>
           <w:lang w:val="ar_AE" w:bidi="ar_AE"/>
         </w:rPr>
         <w:t>غلاطية 5: 20–21</w:t>
       </w:r>
       <w:r>
         <w:rPr>
-          <w:lang w:val="ar_AE" w:bidi="ar_AE"/>
-        </w:rPr>
-      </w:r>
-    </w:p>
-    <w:p>
-      <w:pPr>
-        <w:bidi/>
-      </w:pPr>
-      <w:r>
-        <w:rPr>
+          <w:rtl/>
+          <w:cs/>
+          <w:lang w:val="ar_AE" w:bidi="ar_AE"/>
+        </w:rPr>
+      </w:r>
+    </w:p>
+    <w:p>
+      <w:pPr>
+        <w:bidi/>
+      </w:pPr>
+      <w:r>
+        <w:rPr>
+          <w:rtl/>
+          <w:cs/>
           <w:lang w:val="ar_AE" w:bidi="ar_AE"/>
         </w:rPr>
       </w:r>
       <w:r>
         <w:rPr>
           <w:b/>
+          <w:rtl/>
+          <w:cs/>
           <w:lang w:val="ar_AE" w:bidi="ar_AE"/>
         </w:rPr>
         <w:t>اذكر ثلاثة أمثلة على أعمال الجسد؟</w:t>
@@ -4920,32 +6174,42 @@
       </w:pPr>
       <w:r>
         <w:rPr>
-          <w:lang w:val="ar_AE" w:bidi="ar_AE"/>
-        </w:rPr>
-      </w:r>
-      <w:r>
-        <w:rPr>
+          <w:rtl/>
+          <w:cs/>
+          <w:lang w:val="ar_AE" w:bidi="ar_AE"/>
+        </w:rPr>
+      </w:r>
+      <w:r>
+        <w:rPr>
+          <w:rtl/>
+          <w:cs/>
           <w:lang w:val="ar_AE" w:bidi="ar_AE"/>
         </w:rPr>
         <w:t>يمكن اختيار أية ثلاثة من القائمة التالية لتكون أمثلة على أعمال الجسد: الفجور الجنسي، النجاسة، الشهوة، عبادة الأوثان، السِحر، العداء، النزاع، الغَيْرَة، انفعالات الغضب الحادة، التنافُس، الخلاف، الانقسام الطائفي، الحسَد، السُكر، وأعمال الشغب الناتجة عن السُكْر.</w:t>
       </w:r>
       <w:r>
         <w:rPr>
-          <w:lang w:val="ar_AE" w:bidi="ar_AE"/>
-        </w:rPr>
-      </w:r>
-      <w:r>
-        <w:rPr>
-          <w:lang w:val="ar_AE" w:bidi="ar_AE"/>
-        </w:rPr>
-      </w:r>
-    </w:p>
-    <w:p>
-      <w:pPr>
-        <w:bidi/>
-      </w:pPr>
-      <w:r>
-        <w:rPr>
+          <w:rtl/>
+          <w:cs/>
+          <w:lang w:val="ar_AE" w:bidi="ar_AE"/>
+        </w:rPr>
+      </w:r>
+      <w:r>
+        <w:rPr>
+          <w:rtl/>
+          <w:cs/>
+          <w:lang w:val="ar_AE" w:bidi="ar_AE"/>
+        </w:rPr>
+      </w:r>
+    </w:p>
+    <w:p>
+      <w:pPr>
+        <w:bidi/>
+      </w:pPr>
+      <w:r>
+        <w:rPr>
+          <w:rtl/>
+          <w:cs/>
           <w:lang w:val="ar_AE" w:bidi="ar_AE"/>
         </w:rPr>
       </w:r>
@@ -4957,28 +6221,36 @@
       </w:pPr>
       <w:r>
         <w:rPr>
+          <w:rtl/>
+          <w:cs/>
           <w:lang w:val="ar_AE" w:bidi="ar_AE"/>
         </w:rPr>
         <w:t>غلاطية 5: 21</w:t>
       </w:r>
       <w:r>
         <w:rPr>
-          <w:lang w:val="ar_AE" w:bidi="ar_AE"/>
-        </w:rPr>
-      </w:r>
-    </w:p>
-    <w:p>
-      <w:pPr>
-        <w:bidi/>
-      </w:pPr>
-      <w:r>
-        <w:rPr>
+          <w:rtl/>
+          <w:cs/>
+          <w:lang w:val="ar_AE" w:bidi="ar_AE"/>
+        </w:rPr>
+      </w:r>
+    </w:p>
+    <w:p>
+      <w:pPr>
+        <w:bidi/>
+      </w:pPr>
+      <w:r>
+        <w:rPr>
+          <w:rtl/>
+          <w:cs/>
           <w:lang w:val="ar_AE" w:bidi="ar_AE"/>
         </w:rPr>
       </w:r>
       <w:r>
         <w:rPr>
           <w:b/>
+          <w:rtl/>
+          <w:cs/>
           <w:lang w:val="ar_AE" w:bidi="ar_AE"/>
         </w:rPr>
         <w:t>ما الذي لن يحصل عليه الذين يمارسون أعمال الجسد؟</w:t>
@@ -4990,32 +6262,42 @@
       </w:pPr>
       <w:r>
         <w:rPr>
-          <w:lang w:val="ar_AE" w:bidi="ar_AE"/>
-        </w:rPr>
-      </w:r>
-      <w:r>
-        <w:rPr>
+          <w:rtl/>
+          <w:cs/>
+          <w:lang w:val="ar_AE" w:bidi="ar_AE"/>
+        </w:rPr>
+      </w:r>
+      <w:r>
+        <w:rPr>
+          <w:rtl/>
+          <w:cs/>
           <w:lang w:val="ar_AE" w:bidi="ar_AE"/>
         </w:rPr>
         <w:t>الذين يمارسون أعمال الجسد لن يرثوا ملكوت ٱللهِ.</w:t>
       </w:r>
       <w:r>
         <w:rPr>
-          <w:lang w:val="ar_AE" w:bidi="ar_AE"/>
-        </w:rPr>
-      </w:r>
-      <w:r>
-        <w:rPr>
-          <w:lang w:val="ar_AE" w:bidi="ar_AE"/>
-        </w:rPr>
-      </w:r>
-    </w:p>
-    <w:p>
-      <w:pPr>
-        <w:bidi/>
-      </w:pPr>
-      <w:r>
-        <w:rPr>
+          <w:rtl/>
+          <w:cs/>
+          <w:lang w:val="ar_AE" w:bidi="ar_AE"/>
+        </w:rPr>
+      </w:r>
+      <w:r>
+        <w:rPr>
+          <w:rtl/>
+          <w:cs/>
+          <w:lang w:val="ar_AE" w:bidi="ar_AE"/>
+        </w:rPr>
+      </w:r>
+    </w:p>
+    <w:p>
+      <w:pPr>
+        <w:bidi/>
+      </w:pPr>
+      <w:r>
+        <w:rPr>
+          <w:rtl/>
+          <w:cs/>
           <w:lang w:val="ar_AE" w:bidi="ar_AE"/>
         </w:rPr>
       </w:r>
@@ -5027,28 +6309,36 @@
       </w:pPr>
       <w:r>
         <w:rPr>
+          <w:rtl/>
+          <w:cs/>
           <w:lang w:val="ar_AE" w:bidi="ar_AE"/>
         </w:rPr>
         <w:t>غلاطية 5: 22–23</w:t>
       </w:r>
       <w:r>
         <w:rPr>
-          <w:lang w:val="ar_AE" w:bidi="ar_AE"/>
-        </w:rPr>
-      </w:r>
-    </w:p>
-    <w:p>
-      <w:pPr>
-        <w:bidi/>
-      </w:pPr>
-      <w:r>
-        <w:rPr>
+          <w:rtl/>
+          <w:cs/>
+          <w:lang w:val="ar_AE" w:bidi="ar_AE"/>
+        </w:rPr>
+      </w:r>
+    </w:p>
+    <w:p>
+      <w:pPr>
+        <w:bidi/>
+      </w:pPr>
+      <w:r>
+        <w:rPr>
+          <w:rtl/>
+          <w:cs/>
           <w:lang w:val="ar_AE" w:bidi="ar_AE"/>
         </w:rPr>
       </w:r>
       <w:r>
         <w:rPr>
           <w:b/>
+          <w:rtl/>
+          <w:cs/>
           <w:lang w:val="ar_AE" w:bidi="ar_AE"/>
         </w:rPr>
         <w:t>ما ثمر الروح؟</w:t>
@@ -5060,32 +6350,42 @@
       </w:pPr>
       <w:r>
         <w:rPr>
-          <w:lang w:val="ar_AE" w:bidi="ar_AE"/>
-        </w:rPr>
-      </w:r>
-      <w:r>
-        <w:rPr>
+          <w:rtl/>
+          <w:cs/>
+          <w:lang w:val="ar_AE" w:bidi="ar_AE"/>
+        </w:rPr>
+      </w:r>
+      <w:r>
+        <w:rPr>
+          <w:rtl/>
+          <w:cs/>
           <w:lang w:val="ar_AE" w:bidi="ar_AE"/>
         </w:rPr>
         <w:t>ثمر الروح المحبة، الفرح، السلام، الصبر، اللُطف، الصلاح، الإيمان، الوداعة، والتعفُّف.</w:t>
       </w:r>
       <w:r>
         <w:rPr>
-          <w:lang w:val="ar_AE" w:bidi="ar_AE"/>
-        </w:rPr>
-      </w:r>
-      <w:r>
-        <w:rPr>
-          <w:lang w:val="ar_AE" w:bidi="ar_AE"/>
-        </w:rPr>
-      </w:r>
-    </w:p>
-    <w:p>
-      <w:pPr>
-        <w:bidi/>
-      </w:pPr>
-      <w:r>
-        <w:rPr>
+          <w:rtl/>
+          <w:cs/>
+          <w:lang w:val="ar_AE" w:bidi="ar_AE"/>
+        </w:rPr>
+      </w:r>
+      <w:r>
+        <w:rPr>
+          <w:rtl/>
+          <w:cs/>
+          <w:lang w:val="ar_AE" w:bidi="ar_AE"/>
+        </w:rPr>
+      </w:r>
+    </w:p>
+    <w:p>
+      <w:pPr>
+        <w:bidi/>
+      </w:pPr>
+      <w:r>
+        <w:rPr>
+          <w:rtl/>
+          <w:cs/>
           <w:lang w:val="ar_AE" w:bidi="ar_AE"/>
         </w:rPr>
       </w:r>
@@ -5097,28 +6397,36 @@
       </w:pPr>
       <w:r>
         <w:rPr>
+          <w:rtl/>
+          <w:cs/>
           <w:lang w:val="ar_AE" w:bidi="ar_AE"/>
         </w:rPr>
         <w:t>غلاطية 5: 24</w:t>
       </w:r>
       <w:r>
         <w:rPr>
-          <w:lang w:val="ar_AE" w:bidi="ar_AE"/>
-        </w:rPr>
-      </w:r>
-    </w:p>
-    <w:p>
-      <w:pPr>
-        <w:bidi/>
-      </w:pPr>
-      <w:r>
-        <w:rPr>
+          <w:rtl/>
+          <w:cs/>
+          <w:lang w:val="ar_AE" w:bidi="ar_AE"/>
+        </w:rPr>
+      </w:r>
+    </w:p>
+    <w:p>
+      <w:pPr>
+        <w:bidi/>
+      </w:pPr>
+      <w:r>
+        <w:rPr>
+          <w:rtl/>
+          <w:cs/>
           <w:lang w:val="ar_AE" w:bidi="ar_AE"/>
         </w:rPr>
       </w:r>
       <w:r>
         <w:rPr>
           <w:b/>
+          <w:rtl/>
+          <w:cs/>
           <w:lang w:val="ar_AE" w:bidi="ar_AE"/>
         </w:rPr>
         <w:t>ماذا فعل الذين ينتمون إلى ٱلْمَسِيحِ يَسوع بالجسد وشهواته؟</w:t>
@@ -5130,32 +6438,42 @@
       </w:pPr>
       <w:r>
         <w:rPr>
-          <w:lang w:val="ar_AE" w:bidi="ar_AE"/>
-        </w:rPr>
-      </w:r>
-      <w:r>
-        <w:rPr>
+          <w:rtl/>
+          <w:cs/>
+          <w:lang w:val="ar_AE" w:bidi="ar_AE"/>
+        </w:rPr>
+      </w:r>
+      <w:r>
+        <w:rPr>
+          <w:rtl/>
+          <w:cs/>
           <w:lang w:val="ar_AE" w:bidi="ar_AE"/>
         </w:rPr>
         <w:t>أولئك الذين ينتمون إلى ٱلْمَسِيحِ يَسوع قد صلَبوا الجسد وشهواته.</w:t>
       </w:r>
       <w:r>
         <w:rPr>
-          <w:lang w:val="ar_AE" w:bidi="ar_AE"/>
-        </w:rPr>
-      </w:r>
-      <w:r>
-        <w:rPr>
-          <w:lang w:val="ar_AE" w:bidi="ar_AE"/>
-        </w:rPr>
-      </w:r>
-    </w:p>
-    <w:p>
-      <w:pPr>
-        <w:bidi/>
-      </w:pPr>
-      <w:r>
-        <w:rPr>
+          <w:rtl/>
+          <w:cs/>
+          <w:lang w:val="ar_AE" w:bidi="ar_AE"/>
+        </w:rPr>
+      </w:r>
+      <w:r>
+        <w:rPr>
+          <w:rtl/>
+          <w:cs/>
+          <w:lang w:val="ar_AE" w:bidi="ar_AE"/>
+        </w:rPr>
+      </w:r>
+    </w:p>
+    <w:p>
+      <w:pPr>
+        <w:bidi/>
+      </w:pPr>
+      <w:r>
+        <w:rPr>
+          <w:rtl/>
+          <w:cs/>
           <w:lang w:val="ar_AE" w:bidi="ar_AE"/>
         </w:rPr>
       </w:r>
@@ -5167,28 +6485,36 @@
       </w:pPr>
       <w:r>
         <w:rPr>
+          <w:rtl/>
+          <w:cs/>
           <w:lang w:val="ar_AE" w:bidi="ar_AE"/>
         </w:rPr>
         <w:t>غلاطية 6: 1</w:t>
       </w:r>
       <w:r>
         <w:rPr>
-          <w:lang w:val="ar_AE" w:bidi="ar_AE"/>
-        </w:rPr>
-      </w:r>
-    </w:p>
-    <w:p>
-      <w:pPr>
-        <w:bidi/>
-      </w:pPr>
-      <w:r>
-        <w:rPr>
+          <w:rtl/>
+          <w:cs/>
+          <w:lang w:val="ar_AE" w:bidi="ar_AE"/>
+        </w:rPr>
+      </w:r>
+    </w:p>
+    <w:p>
+      <w:pPr>
+        <w:bidi/>
+      </w:pPr>
+      <w:r>
+        <w:rPr>
+          <w:rtl/>
+          <w:cs/>
           <w:lang w:val="ar_AE" w:bidi="ar_AE"/>
         </w:rPr>
       </w:r>
       <w:r>
         <w:rPr>
           <w:b/>
+          <w:rtl/>
+          <w:cs/>
           <w:lang w:val="ar_AE" w:bidi="ar_AE"/>
         </w:rPr>
         <w:t>ماذا يجب أن يفعل الروحانيون إذا أُمسِكَ إنسانًا يرتكب بعض التجاوزات؟</w:t>
@@ -5200,32 +6526,42 @@
       </w:pPr>
       <w:r>
         <w:rPr>
-          <w:lang w:val="ar_AE" w:bidi="ar_AE"/>
-        </w:rPr>
-      </w:r>
-      <w:r>
-        <w:rPr>
+          <w:rtl/>
+          <w:cs/>
+          <w:lang w:val="ar_AE" w:bidi="ar_AE"/>
+        </w:rPr>
+      </w:r>
+      <w:r>
+        <w:rPr>
+          <w:rtl/>
+          <w:cs/>
           <w:lang w:val="ar_AE" w:bidi="ar_AE"/>
         </w:rPr>
         <w:t>يجب على أولئك الروحانيين أنْ يسترِّدوا ذلك الرجُل بروح من الوداعة.</w:t>
       </w:r>
       <w:r>
         <w:rPr>
-          <w:lang w:val="ar_AE" w:bidi="ar_AE"/>
-        </w:rPr>
-      </w:r>
-      <w:r>
-        <w:rPr>
-          <w:lang w:val="ar_AE" w:bidi="ar_AE"/>
-        </w:rPr>
-      </w:r>
-    </w:p>
-    <w:p>
-      <w:pPr>
-        <w:bidi/>
-      </w:pPr>
-      <w:r>
-        <w:rPr>
+          <w:rtl/>
+          <w:cs/>
+          <w:lang w:val="ar_AE" w:bidi="ar_AE"/>
+        </w:rPr>
+      </w:r>
+      <w:r>
+        <w:rPr>
+          <w:rtl/>
+          <w:cs/>
+          <w:lang w:val="ar_AE" w:bidi="ar_AE"/>
+        </w:rPr>
+      </w:r>
+    </w:p>
+    <w:p>
+      <w:pPr>
+        <w:bidi/>
+      </w:pPr>
+      <w:r>
+        <w:rPr>
+          <w:rtl/>
+          <w:cs/>
           <w:lang w:val="ar_AE" w:bidi="ar_AE"/>
         </w:rPr>
       </w:r>
@@ -5237,28 +6573,36 @@
       </w:pPr>
       <w:r>
         <w:rPr>
+          <w:rtl/>
+          <w:cs/>
           <w:lang w:val="ar_AE" w:bidi="ar_AE"/>
         </w:rPr>
         <w:t>غلاطية 6: 1 (#2)</w:t>
       </w:r>
       <w:r>
         <w:rPr>
-          <w:lang w:val="ar_AE" w:bidi="ar_AE"/>
-        </w:rPr>
-      </w:r>
-    </w:p>
-    <w:p>
-      <w:pPr>
-        <w:bidi/>
-      </w:pPr>
-      <w:r>
-        <w:rPr>
+          <w:rtl/>
+          <w:cs/>
+          <w:lang w:val="ar_AE" w:bidi="ar_AE"/>
+        </w:rPr>
+      </w:r>
+    </w:p>
+    <w:p>
+      <w:pPr>
+        <w:bidi/>
+      </w:pPr>
+      <w:r>
+        <w:rPr>
+          <w:rtl/>
+          <w:cs/>
           <w:lang w:val="ar_AE" w:bidi="ar_AE"/>
         </w:rPr>
       </w:r>
       <w:r>
         <w:rPr>
           <w:b/>
+          <w:rtl/>
+          <w:cs/>
           <w:lang w:val="ar_AE" w:bidi="ar_AE"/>
         </w:rPr>
         <w:t>ما الخطر الذي يجب أن يحذَر منه الروحانيون؟</w:t>
@@ -5270,32 +6614,42 @@
       </w:pPr>
       <w:r>
         <w:rPr>
-          <w:lang w:val="ar_AE" w:bidi="ar_AE"/>
-        </w:rPr>
-      </w:r>
-      <w:r>
-        <w:rPr>
+          <w:rtl/>
+          <w:cs/>
+          <w:lang w:val="ar_AE" w:bidi="ar_AE"/>
+        </w:rPr>
+      </w:r>
+      <w:r>
+        <w:rPr>
+          <w:rtl/>
+          <w:cs/>
           <w:lang w:val="ar_AE" w:bidi="ar_AE"/>
         </w:rPr>
         <w:t>يجب على الروحانيين أنْ يحذروا لئلا يُجرَّبوا هُم أيضًا.</w:t>
       </w:r>
       <w:r>
         <w:rPr>
-          <w:lang w:val="ar_AE" w:bidi="ar_AE"/>
-        </w:rPr>
-      </w:r>
-      <w:r>
-        <w:rPr>
-          <w:lang w:val="ar_AE" w:bidi="ar_AE"/>
-        </w:rPr>
-      </w:r>
-    </w:p>
-    <w:p>
-      <w:pPr>
-        <w:bidi/>
-      </w:pPr>
-      <w:r>
-        <w:rPr>
+          <w:rtl/>
+          <w:cs/>
+          <w:lang w:val="ar_AE" w:bidi="ar_AE"/>
+        </w:rPr>
+      </w:r>
+      <w:r>
+        <w:rPr>
+          <w:rtl/>
+          <w:cs/>
+          <w:lang w:val="ar_AE" w:bidi="ar_AE"/>
+        </w:rPr>
+      </w:r>
+    </w:p>
+    <w:p>
+      <w:pPr>
+        <w:bidi/>
+      </w:pPr>
+      <w:r>
+        <w:rPr>
+          <w:rtl/>
+          <w:cs/>
           <w:lang w:val="ar_AE" w:bidi="ar_AE"/>
         </w:rPr>
       </w:r>
@@ -5307,28 +6661,36 @@
       </w:pPr>
       <w:r>
         <w:rPr>
+          <w:rtl/>
+          <w:cs/>
           <w:lang w:val="ar_AE" w:bidi="ar_AE"/>
         </w:rPr>
         <w:t>غلاطية 6: 2</w:t>
       </w:r>
       <w:r>
         <w:rPr>
-          <w:lang w:val="ar_AE" w:bidi="ar_AE"/>
-        </w:rPr>
-      </w:r>
-    </w:p>
-    <w:p>
-      <w:pPr>
-        <w:bidi/>
-      </w:pPr>
-      <w:r>
-        <w:rPr>
+          <w:rtl/>
+          <w:cs/>
+          <w:lang w:val="ar_AE" w:bidi="ar_AE"/>
+        </w:rPr>
+      </w:r>
+    </w:p>
+    <w:p>
+      <w:pPr>
+        <w:bidi/>
+      </w:pPr>
+      <w:r>
+        <w:rPr>
+          <w:rtl/>
+          <w:cs/>
           <w:lang w:val="ar_AE" w:bidi="ar_AE"/>
         </w:rPr>
       </w:r>
       <w:r>
         <w:rPr>
           <w:b/>
+          <w:rtl/>
+          <w:cs/>
           <w:lang w:val="ar_AE" w:bidi="ar_AE"/>
         </w:rPr>
         <w:t>كيف يُتمِّم المؤمنون ناموس ٱلْمَسِيحِ؟</w:t>
@@ -5340,32 +6702,42 @@
       </w:pPr>
       <w:r>
         <w:rPr>
-          <w:lang w:val="ar_AE" w:bidi="ar_AE"/>
-        </w:rPr>
-      </w:r>
-      <w:r>
-        <w:rPr>
+          <w:rtl/>
+          <w:cs/>
+          <w:lang w:val="ar_AE" w:bidi="ar_AE"/>
+        </w:rPr>
+      </w:r>
+      <w:r>
+        <w:rPr>
+          <w:rtl/>
+          <w:cs/>
           <w:lang w:val="ar_AE" w:bidi="ar_AE"/>
         </w:rPr>
         <w:t>يتمِّم المؤمنون ناموس ٱلْمَسِيحِ بحمل أثقال بعضهم بعضًا.</w:t>
       </w:r>
       <w:r>
         <w:rPr>
-          <w:lang w:val="ar_AE" w:bidi="ar_AE"/>
-        </w:rPr>
-      </w:r>
-      <w:r>
-        <w:rPr>
-          <w:lang w:val="ar_AE" w:bidi="ar_AE"/>
-        </w:rPr>
-      </w:r>
-    </w:p>
-    <w:p>
-      <w:pPr>
-        <w:bidi/>
-      </w:pPr>
-      <w:r>
-        <w:rPr>
+          <w:rtl/>
+          <w:cs/>
+          <w:lang w:val="ar_AE" w:bidi="ar_AE"/>
+        </w:rPr>
+      </w:r>
+      <w:r>
+        <w:rPr>
+          <w:rtl/>
+          <w:cs/>
+          <w:lang w:val="ar_AE" w:bidi="ar_AE"/>
+        </w:rPr>
+      </w:r>
+    </w:p>
+    <w:p>
+      <w:pPr>
+        <w:bidi/>
+      </w:pPr>
+      <w:r>
+        <w:rPr>
+          <w:rtl/>
+          <w:cs/>
           <w:lang w:val="ar_AE" w:bidi="ar_AE"/>
         </w:rPr>
       </w:r>
@@ -5377,28 +6749,36 @@
       </w:pPr>
       <w:r>
         <w:rPr>
+          <w:rtl/>
+          <w:cs/>
           <w:lang w:val="ar_AE" w:bidi="ar_AE"/>
         </w:rPr>
         <w:t>غلاطية 6: 4</w:t>
       </w:r>
       <w:r>
         <w:rPr>
-          <w:lang w:val="ar_AE" w:bidi="ar_AE"/>
-        </w:rPr>
-      </w:r>
-    </w:p>
-    <w:p>
-      <w:pPr>
-        <w:bidi/>
-      </w:pPr>
-      <w:r>
-        <w:rPr>
+          <w:rtl/>
+          <w:cs/>
+          <w:lang w:val="ar_AE" w:bidi="ar_AE"/>
+        </w:rPr>
+      </w:r>
+    </w:p>
+    <w:p>
+      <w:pPr>
+        <w:bidi/>
+      </w:pPr>
+      <w:r>
+        <w:rPr>
+          <w:rtl/>
+          <w:cs/>
           <w:lang w:val="ar_AE" w:bidi="ar_AE"/>
         </w:rPr>
       </w:r>
       <w:r>
         <w:rPr>
           <w:b/>
+          <w:rtl/>
+          <w:cs/>
           <w:lang w:val="ar_AE" w:bidi="ar_AE"/>
         </w:rPr>
         <w:t>كيف يمكن لشخص امتلاك شيء يفتخر به من جهة عمله؟</w:t>
@@ -5410,32 +6790,42 @@
       </w:pPr>
       <w:r>
         <w:rPr>
-          <w:lang w:val="ar_AE" w:bidi="ar_AE"/>
-        </w:rPr>
-      </w:r>
-      <w:r>
-        <w:rPr>
+          <w:rtl/>
+          <w:cs/>
+          <w:lang w:val="ar_AE" w:bidi="ar_AE"/>
+        </w:rPr>
+      </w:r>
+      <w:r>
+        <w:rPr>
+          <w:rtl/>
+          <w:cs/>
           <w:lang w:val="ar_AE" w:bidi="ar_AE"/>
         </w:rPr>
         <w:t>يمكن للشخص امتلاك شيء يفتخر به إذا فحَص عمله الخاص دون مقارنة نفسه بأي شخص آخر.</w:t>
       </w:r>
       <w:r>
         <w:rPr>
-          <w:lang w:val="ar_AE" w:bidi="ar_AE"/>
-        </w:rPr>
-      </w:r>
-      <w:r>
-        <w:rPr>
-          <w:lang w:val="ar_AE" w:bidi="ar_AE"/>
-        </w:rPr>
-      </w:r>
-    </w:p>
-    <w:p>
-      <w:pPr>
-        <w:bidi/>
-      </w:pPr>
-      <w:r>
-        <w:rPr>
+          <w:rtl/>
+          <w:cs/>
+          <w:lang w:val="ar_AE" w:bidi="ar_AE"/>
+        </w:rPr>
+      </w:r>
+      <w:r>
+        <w:rPr>
+          <w:rtl/>
+          <w:cs/>
+          <w:lang w:val="ar_AE" w:bidi="ar_AE"/>
+        </w:rPr>
+      </w:r>
+    </w:p>
+    <w:p>
+      <w:pPr>
+        <w:bidi/>
+      </w:pPr>
+      <w:r>
+        <w:rPr>
+          <w:rtl/>
+          <w:cs/>
           <w:lang w:val="ar_AE" w:bidi="ar_AE"/>
         </w:rPr>
       </w:r>
@@ -5447,28 +6837,36 @@
       </w:pPr>
       <w:r>
         <w:rPr>
+          <w:rtl/>
+          <w:cs/>
           <w:lang w:val="ar_AE" w:bidi="ar_AE"/>
         </w:rPr>
         <w:t>غلاطية 6:6</w:t>
       </w:r>
       <w:r>
         <w:rPr>
-          <w:lang w:val="ar_AE" w:bidi="ar_AE"/>
-        </w:rPr>
-      </w:r>
-    </w:p>
-    <w:p>
-      <w:pPr>
-        <w:bidi/>
-      </w:pPr>
-      <w:r>
-        <w:rPr>
+          <w:rtl/>
+          <w:cs/>
+          <w:lang w:val="ar_AE" w:bidi="ar_AE"/>
+        </w:rPr>
+      </w:r>
+    </w:p>
+    <w:p>
+      <w:pPr>
+        <w:bidi/>
+      </w:pPr>
+      <w:r>
+        <w:rPr>
+          <w:rtl/>
+          <w:cs/>
           <w:lang w:val="ar_AE" w:bidi="ar_AE"/>
         </w:rPr>
       </w:r>
       <w:r>
         <w:rPr>
           <w:b/>
+          <w:rtl/>
+          <w:cs/>
           <w:lang w:val="ar_AE" w:bidi="ar_AE"/>
         </w:rPr>
         <w:t>ماذا يجب على مَن يتعلم الكلمة أن يفعل مع مُعلِّمه؟</w:t>
@@ -5480,32 +6878,42 @@
       </w:pPr>
       <w:r>
         <w:rPr>
-          <w:lang w:val="ar_AE" w:bidi="ar_AE"/>
-        </w:rPr>
-      </w:r>
-      <w:r>
-        <w:rPr>
+          <w:rtl/>
+          <w:cs/>
+          <w:lang w:val="ar_AE" w:bidi="ar_AE"/>
+        </w:rPr>
+      </w:r>
+      <w:r>
+        <w:rPr>
+          <w:rtl/>
+          <w:cs/>
           <w:lang w:val="ar_AE" w:bidi="ar_AE"/>
         </w:rPr>
         <w:t>يجب على مَن يُعلِّم الكلمة مشاركة جميع الخيرات مع مُعلِّمه.</w:t>
       </w:r>
       <w:r>
         <w:rPr>
-          <w:lang w:val="ar_AE" w:bidi="ar_AE"/>
-        </w:rPr>
-      </w:r>
-      <w:r>
-        <w:rPr>
-          <w:lang w:val="ar_AE" w:bidi="ar_AE"/>
-        </w:rPr>
-      </w:r>
-    </w:p>
-    <w:p>
-      <w:pPr>
-        <w:bidi/>
-      </w:pPr>
-      <w:r>
-        <w:rPr>
+          <w:rtl/>
+          <w:cs/>
+          <w:lang w:val="ar_AE" w:bidi="ar_AE"/>
+        </w:rPr>
+      </w:r>
+      <w:r>
+        <w:rPr>
+          <w:rtl/>
+          <w:cs/>
+          <w:lang w:val="ar_AE" w:bidi="ar_AE"/>
+        </w:rPr>
+      </w:r>
+    </w:p>
+    <w:p>
+      <w:pPr>
+        <w:bidi/>
+      </w:pPr>
+      <w:r>
+        <w:rPr>
+          <w:rtl/>
+          <w:cs/>
           <w:lang w:val="ar_AE" w:bidi="ar_AE"/>
         </w:rPr>
       </w:r>
@@ -5517,28 +6925,36 @@
       </w:pPr>
       <w:r>
         <w:rPr>
+          <w:rtl/>
+          <w:cs/>
           <w:lang w:val="ar_AE" w:bidi="ar_AE"/>
         </w:rPr>
         <w:t>غلاطية 6: 7</w:t>
       </w:r>
       <w:r>
         <w:rPr>
-          <w:lang w:val="ar_AE" w:bidi="ar_AE"/>
-        </w:rPr>
-      </w:r>
-    </w:p>
-    <w:p>
-      <w:pPr>
-        <w:bidi/>
-      </w:pPr>
-      <w:r>
-        <w:rPr>
+          <w:rtl/>
+          <w:cs/>
+          <w:lang w:val="ar_AE" w:bidi="ar_AE"/>
+        </w:rPr>
+      </w:r>
+    </w:p>
+    <w:p>
+      <w:pPr>
+        <w:bidi/>
+      </w:pPr>
+      <w:r>
+        <w:rPr>
+          <w:rtl/>
+          <w:cs/>
           <w:lang w:val="ar_AE" w:bidi="ar_AE"/>
         </w:rPr>
       </w:r>
       <w:r>
         <w:rPr>
           <w:b/>
+          <w:rtl/>
+          <w:cs/>
           <w:lang w:val="ar_AE" w:bidi="ar_AE"/>
         </w:rPr>
         <w:t>ماذا يحدُث لما يزرعه الإنسان روحيًا؟</w:t>
@@ -5550,32 +6966,42 @@
       </w:pPr>
       <w:r>
         <w:rPr>
-          <w:lang w:val="ar_AE" w:bidi="ar_AE"/>
-        </w:rPr>
-      </w:r>
-      <w:r>
-        <w:rPr>
+          <w:rtl/>
+          <w:cs/>
+          <w:lang w:val="ar_AE" w:bidi="ar_AE"/>
+        </w:rPr>
+      </w:r>
+      <w:r>
+        <w:rPr>
+          <w:rtl/>
+          <w:cs/>
           <w:lang w:val="ar_AE" w:bidi="ar_AE"/>
         </w:rPr>
         <w:t>مهما يزرع الإنسان روحيًا سيحصده.</w:t>
       </w:r>
       <w:r>
         <w:rPr>
-          <w:lang w:val="ar_AE" w:bidi="ar_AE"/>
-        </w:rPr>
-      </w:r>
-      <w:r>
-        <w:rPr>
-          <w:lang w:val="ar_AE" w:bidi="ar_AE"/>
-        </w:rPr>
-      </w:r>
-    </w:p>
-    <w:p>
-      <w:pPr>
-        <w:bidi/>
-      </w:pPr>
-      <w:r>
-        <w:rPr>
+          <w:rtl/>
+          <w:cs/>
+          <w:lang w:val="ar_AE" w:bidi="ar_AE"/>
+        </w:rPr>
+      </w:r>
+      <w:r>
+        <w:rPr>
+          <w:rtl/>
+          <w:cs/>
+          <w:lang w:val="ar_AE" w:bidi="ar_AE"/>
+        </w:rPr>
+      </w:r>
+    </w:p>
+    <w:p>
+      <w:pPr>
+        <w:bidi/>
+      </w:pPr>
+      <w:r>
+        <w:rPr>
+          <w:rtl/>
+          <w:cs/>
           <w:lang w:val="ar_AE" w:bidi="ar_AE"/>
         </w:rPr>
       </w:r>
@@ -5587,28 +7013,36 @@
       </w:pPr>
       <w:r>
         <w:rPr>
+          <w:rtl/>
+          <w:cs/>
           <w:lang w:val="ar_AE" w:bidi="ar_AE"/>
         </w:rPr>
         <w:t>غلاطية 6: 8</w:t>
       </w:r>
       <w:r>
         <w:rPr>
-          <w:lang w:val="ar_AE" w:bidi="ar_AE"/>
-        </w:rPr>
-      </w:r>
-    </w:p>
-    <w:p>
-      <w:pPr>
-        <w:bidi/>
-      </w:pPr>
-      <w:r>
-        <w:rPr>
+          <w:rtl/>
+          <w:cs/>
+          <w:lang w:val="ar_AE" w:bidi="ar_AE"/>
+        </w:rPr>
+      </w:r>
+    </w:p>
+    <w:p>
+      <w:pPr>
+        <w:bidi/>
+      </w:pPr>
+      <w:r>
+        <w:rPr>
+          <w:rtl/>
+          <w:cs/>
           <w:lang w:val="ar_AE" w:bidi="ar_AE"/>
         </w:rPr>
       </w:r>
       <w:r>
         <w:rPr>
           <w:b/>
+          <w:rtl/>
+          <w:cs/>
           <w:lang w:val="ar_AE" w:bidi="ar_AE"/>
         </w:rPr>
         <w:t>ماذا يحصد الإنسان الذي يزرع لجسده؟</w:t>
@@ -5620,32 +7054,42 @@
       </w:pPr>
       <w:r>
         <w:rPr>
-          <w:lang w:val="ar_AE" w:bidi="ar_AE"/>
-        </w:rPr>
-      </w:r>
-      <w:r>
-        <w:rPr>
+          <w:rtl/>
+          <w:cs/>
+          <w:lang w:val="ar_AE" w:bidi="ar_AE"/>
+        </w:rPr>
+      </w:r>
+      <w:r>
+        <w:rPr>
+          <w:rtl/>
+          <w:cs/>
           <w:lang w:val="ar_AE" w:bidi="ar_AE"/>
         </w:rPr>
         <w:t>مَن يزرع لجسده يحصد الفساد من جسده.</w:t>
       </w:r>
       <w:r>
         <w:rPr>
-          <w:lang w:val="ar_AE" w:bidi="ar_AE"/>
-        </w:rPr>
-      </w:r>
-      <w:r>
-        <w:rPr>
-          <w:lang w:val="ar_AE" w:bidi="ar_AE"/>
-        </w:rPr>
-      </w:r>
-    </w:p>
-    <w:p>
-      <w:pPr>
-        <w:bidi/>
-      </w:pPr>
-      <w:r>
-        <w:rPr>
+          <w:rtl/>
+          <w:cs/>
+          <w:lang w:val="ar_AE" w:bidi="ar_AE"/>
+        </w:rPr>
+      </w:r>
+      <w:r>
+        <w:rPr>
+          <w:rtl/>
+          <w:cs/>
+          <w:lang w:val="ar_AE" w:bidi="ar_AE"/>
+        </w:rPr>
+      </w:r>
+    </w:p>
+    <w:p>
+      <w:pPr>
+        <w:bidi/>
+      </w:pPr>
+      <w:r>
+        <w:rPr>
+          <w:rtl/>
+          <w:cs/>
           <w:lang w:val="ar_AE" w:bidi="ar_AE"/>
         </w:rPr>
       </w:r>
@@ -5657,28 +7101,36 @@
       </w:pPr>
       <w:r>
         <w:rPr>
+          <w:rtl/>
+          <w:cs/>
           <w:lang w:val="ar_AE" w:bidi="ar_AE"/>
         </w:rPr>
         <w:t>غلاطية 6: 8 (#2)</w:t>
       </w:r>
       <w:r>
         <w:rPr>
-          <w:lang w:val="ar_AE" w:bidi="ar_AE"/>
-        </w:rPr>
-      </w:r>
-    </w:p>
-    <w:p>
-      <w:pPr>
-        <w:bidi/>
-      </w:pPr>
-      <w:r>
-        <w:rPr>
+          <w:rtl/>
+          <w:cs/>
+          <w:lang w:val="ar_AE" w:bidi="ar_AE"/>
+        </w:rPr>
+      </w:r>
+    </w:p>
+    <w:p>
+      <w:pPr>
+        <w:bidi/>
+      </w:pPr>
+      <w:r>
+        <w:rPr>
+          <w:rtl/>
+          <w:cs/>
           <w:lang w:val="ar_AE" w:bidi="ar_AE"/>
         </w:rPr>
       </w:r>
       <w:r>
         <w:rPr>
           <w:b/>
+          <w:rtl/>
+          <w:cs/>
           <w:lang w:val="ar_AE" w:bidi="ar_AE"/>
         </w:rPr>
         <w:t>ماذا يحصد الإنسان الذي يزرع للروح؟</w:t>
@@ -5690,32 +7142,42 @@
       </w:pPr>
       <w:r>
         <w:rPr>
-          <w:lang w:val="ar_AE" w:bidi="ar_AE"/>
-        </w:rPr>
-      </w:r>
-      <w:r>
-        <w:rPr>
+          <w:rtl/>
+          <w:cs/>
+          <w:lang w:val="ar_AE" w:bidi="ar_AE"/>
+        </w:rPr>
+      </w:r>
+      <w:r>
+        <w:rPr>
+          <w:rtl/>
+          <w:cs/>
           <w:lang w:val="ar_AE" w:bidi="ar_AE"/>
         </w:rPr>
         <w:t>مَن يزرع للروح يحصد الحياة الأبدية من الروح.</w:t>
       </w:r>
       <w:r>
         <w:rPr>
-          <w:lang w:val="ar_AE" w:bidi="ar_AE"/>
-        </w:rPr>
-      </w:r>
-      <w:r>
-        <w:rPr>
-          <w:lang w:val="ar_AE" w:bidi="ar_AE"/>
-        </w:rPr>
-      </w:r>
-    </w:p>
-    <w:p>
-      <w:pPr>
-        <w:bidi/>
-      </w:pPr>
-      <w:r>
-        <w:rPr>
+          <w:rtl/>
+          <w:cs/>
+          <w:lang w:val="ar_AE" w:bidi="ar_AE"/>
+        </w:rPr>
+      </w:r>
+      <w:r>
+        <w:rPr>
+          <w:rtl/>
+          <w:cs/>
+          <w:lang w:val="ar_AE" w:bidi="ar_AE"/>
+        </w:rPr>
+      </w:r>
+    </w:p>
+    <w:p>
+      <w:pPr>
+        <w:bidi/>
+      </w:pPr>
+      <w:r>
+        <w:rPr>
+          <w:rtl/>
+          <w:cs/>
           <w:lang w:val="ar_AE" w:bidi="ar_AE"/>
         </w:rPr>
       </w:r>
@@ -5727,28 +7189,36 @@
       </w:pPr>
       <w:r>
         <w:rPr>
+          <w:rtl/>
+          <w:cs/>
           <w:lang w:val="ar_AE" w:bidi="ar_AE"/>
         </w:rPr>
         <w:t>غلاطية 6: 9</w:t>
       </w:r>
       <w:r>
         <w:rPr>
-          <w:lang w:val="ar_AE" w:bidi="ar_AE"/>
-        </w:rPr>
-      </w:r>
-    </w:p>
-    <w:p>
-      <w:pPr>
-        <w:bidi/>
-      </w:pPr>
-      <w:r>
-        <w:rPr>
+          <w:rtl/>
+          <w:cs/>
+          <w:lang w:val="ar_AE" w:bidi="ar_AE"/>
+        </w:rPr>
+      </w:r>
+    </w:p>
+    <w:p>
+      <w:pPr>
+        <w:bidi/>
+      </w:pPr>
+      <w:r>
+        <w:rPr>
+          <w:rtl/>
+          <w:cs/>
           <w:lang w:val="ar_AE" w:bidi="ar_AE"/>
         </w:rPr>
       </w:r>
       <w:r>
         <w:rPr>
           <w:b/>
+          <w:rtl/>
+          <w:cs/>
           <w:lang w:val="ar_AE" w:bidi="ar_AE"/>
         </w:rPr>
         <w:t>ماذا ينال إنْ لم ييأس المؤمن واستمر في فعل الخير؟</w:t>
@@ -5760,32 +7230,42 @@
       </w:pPr>
       <w:r>
         <w:rPr>
-          <w:lang w:val="ar_AE" w:bidi="ar_AE"/>
-        </w:rPr>
-      </w:r>
-      <w:r>
-        <w:rPr>
+          <w:rtl/>
+          <w:cs/>
+          <w:lang w:val="ar_AE" w:bidi="ar_AE"/>
+        </w:rPr>
+      </w:r>
+      <w:r>
+        <w:rPr>
+          <w:rtl/>
+          <w:cs/>
           <w:lang w:val="ar_AE" w:bidi="ar_AE"/>
         </w:rPr>
         <w:t>المؤمن الذي يستمر في فِعل الخير سيحصد في وقته.</w:t>
       </w:r>
       <w:r>
         <w:rPr>
-          <w:lang w:val="ar_AE" w:bidi="ar_AE"/>
-        </w:rPr>
-      </w:r>
-      <w:r>
-        <w:rPr>
-          <w:lang w:val="ar_AE" w:bidi="ar_AE"/>
-        </w:rPr>
-      </w:r>
-    </w:p>
-    <w:p>
-      <w:pPr>
-        <w:bidi/>
-      </w:pPr>
-      <w:r>
-        <w:rPr>
+          <w:rtl/>
+          <w:cs/>
+          <w:lang w:val="ar_AE" w:bidi="ar_AE"/>
+        </w:rPr>
+      </w:r>
+      <w:r>
+        <w:rPr>
+          <w:rtl/>
+          <w:cs/>
+          <w:lang w:val="ar_AE" w:bidi="ar_AE"/>
+        </w:rPr>
+      </w:r>
+    </w:p>
+    <w:p>
+      <w:pPr>
+        <w:bidi/>
+      </w:pPr>
+      <w:r>
+        <w:rPr>
+          <w:rtl/>
+          <w:cs/>
           <w:lang w:val="ar_AE" w:bidi="ar_AE"/>
         </w:rPr>
       </w:r>
@@ -5797,28 +7277,36 @@
       </w:pPr>
       <w:r>
         <w:rPr>
+          <w:rtl/>
+          <w:cs/>
           <w:lang w:val="ar_AE" w:bidi="ar_AE"/>
         </w:rPr>
         <w:t>غلاطية 6: 10</w:t>
       </w:r>
       <w:r>
         <w:rPr>
-          <w:lang w:val="ar_AE" w:bidi="ar_AE"/>
-        </w:rPr>
-      </w:r>
-    </w:p>
-    <w:p>
-      <w:pPr>
-        <w:bidi/>
-      </w:pPr>
-      <w:r>
-        <w:rPr>
+          <w:rtl/>
+          <w:cs/>
+          <w:lang w:val="ar_AE" w:bidi="ar_AE"/>
+        </w:rPr>
+      </w:r>
+    </w:p>
+    <w:p>
+      <w:pPr>
+        <w:bidi/>
+      </w:pPr>
+      <w:r>
+        <w:rPr>
+          <w:rtl/>
+          <w:cs/>
           <w:lang w:val="ar_AE" w:bidi="ar_AE"/>
         </w:rPr>
       </w:r>
       <w:r>
         <w:rPr>
           <w:b/>
+          <w:rtl/>
+          <w:cs/>
           <w:lang w:val="ar_AE" w:bidi="ar_AE"/>
         </w:rPr>
         <w:t>لمَن يجب على المؤمنين فِعل الخير خصِّيصًا؟</w:t>
@@ -5830,32 +7318,42 @@
       </w:pPr>
       <w:r>
         <w:rPr>
-          <w:lang w:val="ar_AE" w:bidi="ar_AE"/>
-        </w:rPr>
-      </w:r>
-      <w:r>
-        <w:rPr>
+          <w:rtl/>
+          <w:cs/>
+          <w:lang w:val="ar_AE" w:bidi="ar_AE"/>
+        </w:rPr>
+      </w:r>
+      <w:r>
+        <w:rPr>
+          <w:rtl/>
+          <w:cs/>
           <w:lang w:val="ar_AE" w:bidi="ar_AE"/>
         </w:rPr>
         <w:t>يجب على المؤمنين أنْ يفعلوا الخير خصِّيصًا للذين مِن أهل الإيمان.</w:t>
       </w:r>
       <w:r>
         <w:rPr>
-          <w:lang w:val="ar_AE" w:bidi="ar_AE"/>
-        </w:rPr>
-      </w:r>
-      <w:r>
-        <w:rPr>
-          <w:lang w:val="ar_AE" w:bidi="ar_AE"/>
-        </w:rPr>
-      </w:r>
-    </w:p>
-    <w:p>
-      <w:pPr>
-        <w:bidi/>
-      </w:pPr>
-      <w:r>
-        <w:rPr>
+          <w:rtl/>
+          <w:cs/>
+          <w:lang w:val="ar_AE" w:bidi="ar_AE"/>
+        </w:rPr>
+      </w:r>
+      <w:r>
+        <w:rPr>
+          <w:rtl/>
+          <w:cs/>
+          <w:lang w:val="ar_AE" w:bidi="ar_AE"/>
+        </w:rPr>
+      </w:r>
+    </w:p>
+    <w:p>
+      <w:pPr>
+        <w:bidi/>
+      </w:pPr>
+      <w:r>
+        <w:rPr>
+          <w:rtl/>
+          <w:cs/>
           <w:lang w:val="ar_AE" w:bidi="ar_AE"/>
         </w:rPr>
       </w:r>
@@ -5867,28 +7365,36 @@
       </w:pPr>
       <w:r>
         <w:rPr>
+          <w:rtl/>
+          <w:cs/>
           <w:lang w:val="ar_AE" w:bidi="ar_AE"/>
         </w:rPr>
         <w:t>غلاطية 6: 12</w:t>
       </w:r>
       <w:r>
         <w:rPr>
-          <w:lang w:val="ar_AE" w:bidi="ar_AE"/>
-        </w:rPr>
-      </w:r>
-    </w:p>
-    <w:p>
-      <w:pPr>
-        <w:bidi/>
-      </w:pPr>
-      <w:r>
-        <w:rPr>
+          <w:rtl/>
+          <w:cs/>
+          <w:lang w:val="ar_AE" w:bidi="ar_AE"/>
+        </w:rPr>
+      </w:r>
+    </w:p>
+    <w:p>
+      <w:pPr>
+        <w:bidi/>
+      </w:pPr>
+      <w:r>
+        <w:rPr>
+          <w:rtl/>
+          <w:cs/>
           <w:lang w:val="ar_AE" w:bidi="ar_AE"/>
         </w:rPr>
       </w:r>
       <w:r>
         <w:rPr>
           <w:b/>
+          <w:rtl/>
+          <w:cs/>
           <w:lang w:val="ar_AE" w:bidi="ar_AE"/>
         </w:rPr>
         <w:t>ما دافع أولئك الذين يريدون إجبار المؤمنين على الختان؟</w:t>
@@ -5900,32 +7406,42 @@
       </w:pPr>
       <w:r>
         <w:rPr>
-          <w:lang w:val="ar_AE" w:bidi="ar_AE"/>
-        </w:rPr>
-      </w:r>
-      <w:r>
-        <w:rPr>
+          <w:rtl/>
+          <w:cs/>
+          <w:lang w:val="ar_AE" w:bidi="ar_AE"/>
+        </w:rPr>
+      </w:r>
+      <w:r>
+        <w:rPr>
+          <w:rtl/>
+          <w:cs/>
           <w:lang w:val="ar_AE" w:bidi="ar_AE"/>
         </w:rPr>
         <w:t>أولئك الذين يريدون إجبار المؤمنين على الختان لا يريدون أن يُضطهدوا من أجل صليب ٱلْمَسِيحِ.</w:t>
       </w:r>
       <w:r>
         <w:rPr>
-          <w:lang w:val="ar_AE" w:bidi="ar_AE"/>
-        </w:rPr>
-      </w:r>
-      <w:r>
-        <w:rPr>
-          <w:lang w:val="ar_AE" w:bidi="ar_AE"/>
-        </w:rPr>
-      </w:r>
-    </w:p>
-    <w:p>
-      <w:pPr>
-        <w:bidi/>
-      </w:pPr>
-      <w:r>
-        <w:rPr>
+          <w:rtl/>
+          <w:cs/>
+          <w:lang w:val="ar_AE" w:bidi="ar_AE"/>
+        </w:rPr>
+      </w:r>
+      <w:r>
+        <w:rPr>
+          <w:rtl/>
+          <w:cs/>
+          <w:lang w:val="ar_AE" w:bidi="ar_AE"/>
+        </w:rPr>
+      </w:r>
+    </w:p>
+    <w:p>
+      <w:pPr>
+        <w:bidi/>
+      </w:pPr>
+      <w:r>
+        <w:rPr>
+          <w:rtl/>
+          <w:cs/>
           <w:lang w:val="ar_AE" w:bidi="ar_AE"/>
         </w:rPr>
       </w:r>
@@ -5937,28 +7453,36 @@
       </w:pPr>
       <w:r>
         <w:rPr>
+          <w:rtl/>
+          <w:cs/>
           <w:lang w:val="ar_AE" w:bidi="ar_AE"/>
         </w:rPr>
         <w:t>غلاطية 6: 14</w:t>
       </w:r>
       <w:r>
         <w:rPr>
-          <w:lang w:val="ar_AE" w:bidi="ar_AE"/>
-        </w:rPr>
-      </w:r>
-    </w:p>
-    <w:p>
-      <w:pPr>
-        <w:bidi/>
-      </w:pPr>
-      <w:r>
-        <w:rPr>
+          <w:rtl/>
+          <w:cs/>
+          <w:lang w:val="ar_AE" w:bidi="ar_AE"/>
+        </w:rPr>
+      </w:r>
+    </w:p>
+    <w:p>
+      <w:pPr>
+        <w:bidi/>
+      </w:pPr>
+      <w:r>
+        <w:rPr>
+          <w:rtl/>
+          <w:cs/>
           <w:lang w:val="ar_AE" w:bidi="ar_AE"/>
         </w:rPr>
       </w:r>
       <w:r>
         <w:rPr>
           <w:b/>
+          <w:rtl/>
+          <w:cs/>
           <w:lang w:val="ar_AE" w:bidi="ar_AE"/>
         </w:rPr>
         <w:t>بمَ قال بولس إنه يفتخر؟</w:t>
@@ -5970,32 +7494,42 @@
       </w:pPr>
       <w:r>
         <w:rPr>
-          <w:lang w:val="ar_AE" w:bidi="ar_AE"/>
-        </w:rPr>
-      </w:r>
-      <w:r>
-        <w:rPr>
+          <w:rtl/>
+          <w:cs/>
+          <w:lang w:val="ar_AE" w:bidi="ar_AE"/>
+        </w:rPr>
+      </w:r>
+      <w:r>
+        <w:rPr>
+          <w:rtl/>
+          <w:cs/>
           <w:lang w:val="ar_AE" w:bidi="ar_AE"/>
         </w:rPr>
         <w:t>قال بولس إنه يفتخر بصليب ربنا يسوع المسيح.</w:t>
       </w:r>
       <w:r>
         <w:rPr>
-          <w:lang w:val="ar_AE" w:bidi="ar_AE"/>
-        </w:rPr>
-      </w:r>
-      <w:r>
-        <w:rPr>
-          <w:lang w:val="ar_AE" w:bidi="ar_AE"/>
-        </w:rPr>
-      </w:r>
-    </w:p>
-    <w:p>
-      <w:pPr>
-        <w:bidi/>
-      </w:pPr>
-      <w:r>
-        <w:rPr>
+          <w:rtl/>
+          <w:cs/>
+          <w:lang w:val="ar_AE" w:bidi="ar_AE"/>
+        </w:rPr>
+      </w:r>
+      <w:r>
+        <w:rPr>
+          <w:rtl/>
+          <w:cs/>
+          <w:lang w:val="ar_AE" w:bidi="ar_AE"/>
+        </w:rPr>
+      </w:r>
+    </w:p>
+    <w:p>
+      <w:pPr>
+        <w:bidi/>
+      </w:pPr>
+      <w:r>
+        <w:rPr>
+          <w:rtl/>
+          <w:cs/>
           <w:lang w:val="ar_AE" w:bidi="ar_AE"/>
         </w:rPr>
       </w:r>
@@ -6007,28 +7541,36 @@
       </w:pPr>
       <w:r>
         <w:rPr>
+          <w:rtl/>
+          <w:cs/>
           <w:lang w:val="ar_AE" w:bidi="ar_AE"/>
         </w:rPr>
         <w:t>غلاطية 6: 15</w:t>
       </w:r>
       <w:r>
         <w:rPr>
-          <w:lang w:val="ar_AE" w:bidi="ar_AE"/>
-        </w:rPr>
-      </w:r>
-    </w:p>
-    <w:p>
-      <w:pPr>
-        <w:bidi/>
-      </w:pPr>
-      <w:r>
-        <w:rPr>
+          <w:rtl/>
+          <w:cs/>
+          <w:lang w:val="ar_AE" w:bidi="ar_AE"/>
+        </w:rPr>
+      </w:r>
+    </w:p>
+    <w:p>
+      <w:pPr>
+        <w:bidi/>
+      </w:pPr>
+      <w:r>
+        <w:rPr>
+          <w:rtl/>
+          <w:cs/>
           <w:lang w:val="ar_AE" w:bidi="ar_AE"/>
         </w:rPr>
       </w:r>
       <w:r>
         <w:rPr>
           <w:b/>
+          <w:rtl/>
+          <w:cs/>
           <w:lang w:val="ar_AE" w:bidi="ar_AE"/>
         </w:rPr>
         <w:t>بدلًا من الختان أو عدم الختان، ما الأمر المهم؟</w:t>
@@ -6040,32 +7582,42 @@
       </w:pPr>
       <w:r>
         <w:rPr>
-          <w:lang w:val="ar_AE" w:bidi="ar_AE"/>
-        </w:rPr>
-      </w:r>
-      <w:r>
-        <w:rPr>
+          <w:rtl/>
+          <w:cs/>
+          <w:lang w:val="ar_AE" w:bidi="ar_AE"/>
+        </w:rPr>
+      </w:r>
+      <w:r>
+        <w:rPr>
+          <w:rtl/>
+          <w:cs/>
           <w:lang w:val="ar_AE" w:bidi="ar_AE"/>
         </w:rPr>
         <w:t>الأمر المُهم هو الخليقة الجديدة.</w:t>
       </w:r>
       <w:r>
         <w:rPr>
-          <w:lang w:val="ar_AE" w:bidi="ar_AE"/>
-        </w:rPr>
-      </w:r>
-      <w:r>
-        <w:rPr>
-          <w:lang w:val="ar_AE" w:bidi="ar_AE"/>
-        </w:rPr>
-      </w:r>
-    </w:p>
-    <w:p>
-      <w:pPr>
-        <w:bidi/>
-      </w:pPr>
-      <w:r>
-        <w:rPr>
+          <w:rtl/>
+          <w:cs/>
+          <w:lang w:val="ar_AE" w:bidi="ar_AE"/>
+        </w:rPr>
+      </w:r>
+      <w:r>
+        <w:rPr>
+          <w:rtl/>
+          <w:cs/>
+          <w:lang w:val="ar_AE" w:bidi="ar_AE"/>
+        </w:rPr>
+      </w:r>
+    </w:p>
+    <w:p>
+      <w:pPr>
+        <w:bidi/>
+      </w:pPr>
+      <w:r>
+        <w:rPr>
+          <w:rtl/>
+          <w:cs/>
           <w:lang w:val="ar_AE" w:bidi="ar_AE"/>
         </w:rPr>
       </w:r>
@@ -6077,28 +7629,36 @@
       </w:pPr>
       <w:r>
         <w:rPr>
+          <w:rtl/>
+          <w:cs/>
           <w:lang w:val="ar_AE" w:bidi="ar_AE"/>
         </w:rPr>
         <w:t>غلاطية 6: 16</w:t>
       </w:r>
       <w:r>
         <w:rPr>
-          <w:lang w:val="ar_AE" w:bidi="ar_AE"/>
-        </w:rPr>
-      </w:r>
-    </w:p>
-    <w:p>
-      <w:pPr>
-        <w:bidi/>
-      </w:pPr>
-      <w:r>
-        <w:rPr>
+          <w:rtl/>
+          <w:cs/>
+          <w:lang w:val="ar_AE" w:bidi="ar_AE"/>
+        </w:rPr>
+      </w:r>
+    </w:p>
+    <w:p>
+      <w:pPr>
+        <w:bidi/>
+      </w:pPr>
+      <w:r>
+        <w:rPr>
+          <w:rtl/>
+          <w:cs/>
           <w:lang w:val="ar_AE" w:bidi="ar_AE"/>
         </w:rPr>
       </w:r>
       <w:r>
         <w:rPr>
           <w:b/>
+          <w:rtl/>
+          <w:cs/>
           <w:lang w:val="ar_AE" w:bidi="ar_AE"/>
         </w:rPr>
         <w:t>على مَن يتمنى بولس السلام والرحمة من الرب؟</w:t>
@@ -6110,32 +7670,42 @@
       </w:pPr>
       <w:r>
         <w:rPr>
-          <w:lang w:val="ar_AE" w:bidi="ar_AE"/>
-        </w:rPr>
-      </w:r>
-      <w:r>
-        <w:rPr>
+          <w:rtl/>
+          <w:cs/>
+          <w:lang w:val="ar_AE" w:bidi="ar_AE"/>
+        </w:rPr>
+      </w:r>
+      <w:r>
+        <w:rPr>
+          <w:rtl/>
+          <w:cs/>
           <w:lang w:val="ar_AE" w:bidi="ar_AE"/>
         </w:rPr>
         <w:t>يتمنى بولس السلام والرحمة على الذين يعيشون وِفق قانون الخليقة الجديدة وعلى إِسْرَائِيلَ شعب ٱللهِ.</w:t>
       </w:r>
       <w:r>
         <w:rPr>
-          <w:lang w:val="ar_AE" w:bidi="ar_AE"/>
-        </w:rPr>
-      </w:r>
-      <w:r>
-        <w:rPr>
-          <w:lang w:val="ar_AE" w:bidi="ar_AE"/>
-        </w:rPr>
-      </w:r>
-    </w:p>
-    <w:p>
-      <w:pPr>
-        <w:bidi/>
-      </w:pPr>
-      <w:r>
-        <w:rPr>
+          <w:rtl/>
+          <w:cs/>
+          <w:lang w:val="ar_AE" w:bidi="ar_AE"/>
+        </w:rPr>
+      </w:r>
+      <w:r>
+        <w:rPr>
+          <w:rtl/>
+          <w:cs/>
+          <w:lang w:val="ar_AE" w:bidi="ar_AE"/>
+        </w:rPr>
+      </w:r>
+    </w:p>
+    <w:p>
+      <w:pPr>
+        <w:bidi/>
+      </w:pPr>
+      <w:r>
+        <w:rPr>
+          <w:rtl/>
+          <w:cs/>
           <w:lang w:val="ar_AE" w:bidi="ar_AE"/>
         </w:rPr>
       </w:r>
@@ -6147,28 +7717,36 @@
       </w:pPr>
       <w:r>
         <w:rPr>
+          <w:rtl/>
+          <w:cs/>
           <w:lang w:val="ar_AE" w:bidi="ar_AE"/>
         </w:rPr>
         <w:t>غلاطية 6: 17</w:t>
       </w:r>
       <w:r>
         <w:rPr>
-          <w:lang w:val="ar_AE" w:bidi="ar_AE"/>
-        </w:rPr>
-      </w:r>
-    </w:p>
-    <w:p>
-      <w:pPr>
-        <w:bidi/>
-      </w:pPr>
-      <w:r>
-        <w:rPr>
+          <w:rtl/>
+          <w:cs/>
+          <w:lang w:val="ar_AE" w:bidi="ar_AE"/>
+        </w:rPr>
+      </w:r>
+    </w:p>
+    <w:p>
+      <w:pPr>
+        <w:bidi/>
+      </w:pPr>
+      <w:r>
+        <w:rPr>
+          <w:rtl/>
+          <w:cs/>
           <w:lang w:val="ar_AE" w:bidi="ar_AE"/>
         </w:rPr>
       </w:r>
       <w:r>
         <w:rPr>
           <w:b/>
+          <w:rtl/>
+          <w:cs/>
           <w:lang w:val="ar_AE" w:bidi="ar_AE"/>
         </w:rPr>
         <w:t>ماذا كان يحمل بولس على جسده؟</w:t>
@@ -6180,22 +7758,30 @@
       </w:pPr>
       <w:r>
         <w:rPr>
-          <w:lang w:val="ar_AE" w:bidi="ar_AE"/>
-        </w:rPr>
-      </w:r>
-      <w:r>
-        <w:rPr>
+          <w:rtl/>
+          <w:cs/>
+          <w:lang w:val="ar_AE" w:bidi="ar_AE"/>
+        </w:rPr>
+      </w:r>
+      <w:r>
+        <w:rPr>
+          <w:rtl/>
+          <w:cs/>
           <w:lang w:val="ar_AE" w:bidi="ar_AE"/>
         </w:rPr>
         <w:t>حمَلَ بولس علامات يسوع على جسده.</w:t>
       </w:r>
       <w:r>
         <w:rPr>
-          <w:lang w:val="ar_AE" w:bidi="ar_AE"/>
-        </w:rPr>
-      </w:r>
-      <w:r>
-        <w:rPr>
+          <w:rtl/>
+          <w:cs/>
+          <w:lang w:val="ar_AE" w:bidi="ar_AE"/>
+        </w:rPr>
+      </w:r>
+      <w:r>
+        <w:rPr>
+          <w:rtl/>
+          <w:cs/>
           <w:lang w:val="ar_AE" w:bidi="ar_AE"/>
         </w:rPr>
       </w:r>
